--- a/docs/3-Guide-Configuration-pfSense.docx
+++ b/docs/3-Guide-Configuration-pfSense.docx
@@ -2,6 +2,22 @@
 <file path=word/document.xml><?xml version="1.0" encoding="utf-8"?>
 <w:document xmlns:mc="http://schemas.openxmlformats.org/markup-compatibility/2006" xmlns:o="urn:schemas-microsoft-com:office:office" xmlns:r="http://schemas.openxmlformats.org/officeDocument/2006/relationships" xmlns:m="http://schemas.openxmlformats.org/officeDocument/2006/math" xmlns:v="urn:schemas-microsoft-com:vml" xmlns:wp="http://schemas.openxmlformats.org/drawingml/2006/wordprocessingDrawing" xmlns:w10="urn:schemas-microsoft-com:office:word" xmlns:w="http://schemas.openxmlformats.org/wordprocessingml/2006/main" xmlns:wne="http://schemas.microsoft.com/office/word/2006/wordml" xmlns:sl="http://schemas.openxmlformats.org/schemaLibrary/2006/main" xmlns:a="http://schemas.openxmlformats.org/drawingml/2006/main" xmlns:pic="http://schemas.openxmlformats.org/drawingml/2006/picture" xmlns:c="http://schemas.openxmlformats.org/drawingml/2006/chart" xmlns:lc="http://schemas.openxmlformats.org/drawingml/2006/lockedCanvas" xmlns:dgm="http://schemas.openxmlformats.org/drawingml/2006/diagram" xmlns:wps="http://schemas.microsoft.com/office/word/2010/wordprocessingShape" xmlns:wpg="http://schemas.microsoft.com/office/word/2010/wordprocessingGroup" xmlns:w14="http://schemas.microsoft.com/office/word/2010/wordml" xmlns:w15="http://schemas.microsoft.com/office/word/2012/wordml" xmlns:w16="http://schemas.microsoft.com/office/word/2018/wordml" xmlns:w16cex="http://schemas.microsoft.com/office/word/2018/wordml/cex" xmlns:w16cid="http://schemas.microsoft.com/office/word/2016/wordml/cid" xmlns="http://schemas.microsoft.com/office/tasks/2019/documenttasks" xmlns:cr="http://schemas.microsoft.com/office/comments/2020/reactions">
   <w:body>
+    <w:p>
+      <w:pPr>
+        <w:spacing w:before="240" w:line="288" w:lineRule="auto"/>
+        <w:rPr>
+          <w:b w:val="1"/>
+          <w:bCs w:val="1"/>
+          <w:sz w:val="56"/>
+          <w:szCs w:val="56"/>
+        </w:rPr>
+      </w:pPr>
+      <w:r>
+        <w:rPr>
+          <w:rtl w:val="0"/>
+        </w:rPr>
+      </w:r>
+    </w:p>
     <w:bookmarkStart w:colFirst="0" w:colLast="0" w:name="fmsplsxk9u95" w:id="0"/>
     <w:bookmarkEnd w:id="0"/>
     <w:p>
@@ -88,7 +104,7 @@
       <w:pPr>
         <w:numPr>
           <w:ilvl w:val="0"/>
-          <w:numId w:val="1"/>
+          <w:numId w:val="4"/>
         </w:numPr>
         <w:ind w:left="720" w:hanging="360"/>
         <w:rPr/>
@@ -112,7 +128,7 @@
       <w:pPr>
         <w:numPr>
           <w:ilvl w:val="0"/>
-          <w:numId w:val="1"/>
+          <w:numId w:val="4"/>
         </w:numPr>
         <w:ind w:left="720" w:hanging="360"/>
         <w:rPr/>
@@ -136,7 +152,7 @@
       <w:pPr>
         <w:numPr>
           <w:ilvl w:val="0"/>
-          <w:numId w:val="1"/>
+          <w:numId w:val="4"/>
         </w:numPr>
         <w:ind w:left="720" w:hanging="360"/>
         <w:rPr/>
@@ -160,7 +176,7 @@
       <w:pPr>
         <w:numPr>
           <w:ilvl w:val="0"/>
-          <w:numId w:val="1"/>
+          <w:numId w:val="4"/>
         </w:numPr>
         <w:ind w:left="720" w:hanging="360"/>
         <w:rPr/>
@@ -184,7 +200,7 @@
       <w:pPr>
         <w:numPr>
           <w:ilvl w:val="0"/>
-          <w:numId w:val="1"/>
+          <w:numId w:val="4"/>
         </w:numPr>
         <w:ind w:left="720" w:hanging="360"/>
         <w:rPr/>
@@ -209,7 +225,7 @@
       <w:pPr>
         <w:numPr>
           <w:ilvl w:val="0"/>
-          <w:numId w:val="1"/>
+          <w:numId w:val="4"/>
         </w:numPr>
         <w:ind w:left="720" w:hanging="360"/>
         <w:rPr/>
@@ -233,7 +249,7 @@
       <w:pPr>
         <w:numPr>
           <w:ilvl w:val="0"/>
-          <w:numId w:val="1"/>
+          <w:numId w:val="4"/>
         </w:numPr>
         <w:ind w:left="720" w:hanging="360"/>
         <w:rPr/>
@@ -257,7 +273,7 @@
       <w:pPr>
         <w:numPr>
           <w:ilvl w:val="0"/>
-          <w:numId w:val="1"/>
+          <w:numId w:val="4"/>
         </w:numPr>
         <w:ind w:left="720" w:hanging="360"/>
         <w:rPr/>
@@ -281,7 +297,7 @@
       <w:pPr>
         <w:numPr>
           <w:ilvl w:val="0"/>
-          <w:numId w:val="1"/>
+          <w:numId w:val="4"/>
         </w:numPr>
         <w:ind w:left="720" w:hanging="360"/>
         <w:rPr/>
@@ -305,7 +321,7 @@
       <w:pPr>
         <w:numPr>
           <w:ilvl w:val="0"/>
-          <w:numId w:val="1"/>
+          <w:numId w:val="4"/>
         </w:numPr>
         <w:ind w:left="720" w:hanging="360"/>
         <w:rPr/>
@@ -329,7 +345,7 @@
       <w:pPr>
         <w:numPr>
           <w:ilvl w:val="0"/>
-          <w:numId w:val="1"/>
+          <w:numId w:val="4"/>
         </w:numPr>
         <w:ind w:left="720" w:hanging="360"/>
         <w:rPr/>
@@ -639,7 +655,7 @@
       <w:pPr>
         <w:numPr>
           <w:ilvl w:val="0"/>
-          <w:numId w:val="9"/>
+          <w:numId w:val="8"/>
         </w:numPr>
         <w:ind w:left="720" w:hanging="360"/>
         <w:rPr/>
@@ -673,6 +689,90 @@
           <w:rtl w:val="0"/>
         </w:rPr>
         <w:t xml:space="preserve">)</w:t>
+      </w:r>
+    </w:p>
+    <w:p>
+      <w:pPr>
+        <w:numPr>
+          <w:ilvl w:val="0"/>
+          <w:numId w:val="8"/>
+        </w:numPr>
+        <w:ind w:left="720" w:hanging="360"/>
+        <w:rPr/>
+      </w:pPr>
+      <w:r>
+        <w:rPr>
+          <w:b w:val="1"/>
+          <w:bCs w:val="1"/>
+          <w:rtl w:val="0"/>
+        </w:rPr>
+        <w:t xml:space="preserve">IP :</w:t>
+      </w:r>
+      <w:r>
+        <w:rPr>
+          <w:rFonts w:ascii="Georgia" w:cs="Georgia" w:eastAsia="Georgia" w:hAnsi="Georgia"/>
+          <w:rtl w:val="0"/>
+        </w:rPr>
+        <w:t xml:space="preserve"> Fournie par la box/opérateur (DHCP ou IP fixe)</w:t>
+      </w:r>
+      <w:r>
+        <w:rPr>
+          <w:rtl w:val="0"/>
+        </w:rPr>
+      </w:r>
+    </w:p>
+    <w:p>
+      <w:pPr>
+        <w:numPr>
+          <w:ilvl w:val="0"/>
+          <w:numId w:val="8"/>
+        </w:numPr>
+        <w:ind w:left="720" w:hanging="360"/>
+        <w:rPr/>
+      </w:pPr>
+      <w:r>
+        <w:rPr>
+          <w:b w:val="1"/>
+          <w:bCs w:val="1"/>
+          <w:rtl w:val="0"/>
+        </w:rPr>
+        <w:t xml:space="preserve">Rôle :</w:t>
+      </w:r>
+      <w:r>
+        <w:rPr>
+          <w:rFonts w:ascii="Georgia" w:cs="Georgia" w:eastAsia="Georgia" w:hAnsi="Georgia"/>
+          <w:rtl w:val="0"/>
+        </w:rPr>
+        <w:t xml:space="preserve"> Point d'entrée/sortie Internet, filtrage périmétrique</w:t>
+      </w:r>
+      <w:r>
+        <w:rPr>
+          <w:rtl w:val="0"/>
+        </w:rPr>
+      </w:r>
+    </w:p>
+    <w:bookmarkStart w:colFirst="0" w:colLast="0" w:name="4o5a62gyl1dz" w:id="6"/>
+    <w:bookmarkEnd w:id="6"/>
+    <w:p>
+      <w:pPr>
+        <w:spacing w:before="240" w:line="271" w:lineRule="auto"/>
+        <w:rPr/>
+      </w:pPr>
+      <w:r>
+        <w:rPr>
+          <w:rFonts w:ascii="Georgia" w:cs="Georgia" w:eastAsia="Georgia" w:hAnsi="Georgia"/>
+          <w:b w:val="1"/>
+          <w:bCs w:val="1"/>
+          <w:sz w:val="33"/>
+          <w:szCs w:val="33"/>
+          <w:rtl w:val="0"/>
+        </w:rPr>
+        <w:t xml:space="preserve">Adressage pfSense — Interface LAN (Trunk 802.1q vers IOU)</w:t>
+      </w:r>
+      <w:r>
+        <w:rPr>
+          <w:rtl w:val="0"/>
+        </w:rPr>
       </w:r>
     </w:p>
     <w:p>
@@ -690,19 +790,30 @@
           <w:bCs w:val="1"/>
           <w:rtl w:val="0"/>
         </w:rPr>
-        <w:t xml:space="preserve">IP :</w:t>
+        <w:t xml:space="preserve">Interface physique pfSense :</w:t>
       </w:r>
       <w:r>
         <w:rPr>
           <w:rFonts w:ascii="Georgia" w:cs="Georgia" w:eastAsia="Georgia" w:hAnsi="Georgia"/>
           <w:rtl w:val="0"/>
         </w:rPr>
-        <w:t xml:space="preserve"> Fournie par la box/opérateur (DHCP ou IP fixe)</w:t>
-      </w:r>
-      <w:r>
-        <w:rPr>
-          <w:rtl w:val="0"/>
-        </w:rPr>
+        <w:t xml:space="preserve"> Connectée à </w:t>
+      </w:r>
+      <w:r>
+        <w:rPr>
+          <w:rFonts w:ascii="menlo" w:cs="menlo" w:eastAsia="menlo" w:hAnsi="menlo"/>
+          <w:sz w:val="22"/>
+          <w:szCs w:val="22"/>
+          <w:shd w:fill="f8f8fa" w:val="clear"/>
+          <w:rtl w:val="0"/>
+        </w:rPr>
+        <w:t xml:space="preserve">eth0/0</w:t>
+      </w:r>
+      <w:r>
+        <w:rPr>
+          <w:rtl w:val="0"/>
+        </w:rPr>
+        <w:t xml:space="preserve"> de l'IOU (trunk dot1q)</w:t>
       </w:r>
     </w:p>
     <w:p>
@@ -720,38 +831,14 @@
           <w:bCs w:val="1"/>
           <w:rtl w:val="0"/>
         </w:rPr>
-        <w:t xml:space="preserve">Rôle :</w:t>
+        <w:t xml:space="preserve">Sous-interfaces VLAN :</w:t>
       </w:r>
       <w:r>
         <w:rPr>
           <w:rFonts w:ascii="Georgia" w:cs="Georgia" w:eastAsia="Georgia" w:hAnsi="Georgia"/>
           <w:rtl w:val="0"/>
         </w:rPr>
-        <w:t xml:space="preserve"> Point d'entrée/sortie Internet, filtrage périmétrique</w:t>
-      </w:r>
-      <w:r>
-        <w:rPr>
-          <w:rtl w:val="0"/>
-        </w:rPr>
-      </w:r>
-    </w:p>
-    <w:bookmarkStart w:colFirst="0" w:colLast="0" w:name="4o5a62gyl1dz" w:id="6"/>
-    <w:bookmarkEnd w:id="6"/>
-    <w:p>
-      <w:pPr>
-        <w:spacing w:before="240" w:line="271" w:lineRule="auto"/>
-        <w:rPr/>
-      </w:pPr>
-      <w:r>
-        <w:rPr>
-          <w:rFonts w:ascii="Georgia" w:cs="Georgia" w:eastAsia="Georgia" w:hAnsi="Georgia"/>
-          <w:b w:val="1"/>
-          <w:bCs w:val="1"/>
-          <w:sz w:val="33"/>
-          <w:szCs w:val="33"/>
-          <w:rtl w:val="0"/>
-        </w:rPr>
-        <w:t xml:space="preserve">Adressage pfSense — Interface LAN (Trunk 802.1q vers IOU)</w:t>
+        <w:t xml:space="preserve"> Une par VLAN (10, 20, 30, 40, 50, 60) — pfSense porte les passerelles</w:t>
       </w:r>
       <w:r>
         <w:rPr>
@@ -763,78 +850,7 @@
       <w:pPr>
         <w:numPr>
           <w:ilvl w:val="0"/>
-          <w:numId w:val="10"/>
-        </w:numPr>
-        <w:ind w:left="720" w:hanging="360"/>
-        <w:rPr/>
-      </w:pPr>
-      <w:r>
-        <w:rPr>
-          <w:b w:val="1"/>
-          <w:bCs w:val="1"/>
-          <w:rtl w:val="0"/>
-        </w:rPr>
-        <w:t xml:space="preserve">Interface physique pfSense :</w:t>
-      </w:r>
-      <w:r>
-        <w:rPr>
-          <w:rFonts w:ascii="Georgia" w:cs="Georgia" w:eastAsia="Georgia" w:hAnsi="Georgia"/>
-          <w:rtl w:val="0"/>
-        </w:rPr>
-        <w:t xml:space="preserve"> Connectée à </w:t>
-      </w:r>
-      <w:r>
-        <w:rPr>
-          <w:rFonts w:ascii="menlo" w:cs="menlo" w:eastAsia="menlo" w:hAnsi="menlo"/>
-          <w:sz w:val="22"/>
-          <w:szCs w:val="22"/>
-          <w:shd w:fill="f8f8fa" w:val="clear"/>
-          <w:rtl w:val="0"/>
-        </w:rPr>
-        <w:t xml:space="preserve">eth0/0</w:t>
-      </w:r>
-      <w:r>
-        <w:rPr>
-          <w:rtl w:val="0"/>
-        </w:rPr>
-        <w:t xml:space="preserve"> de l'IOU (trunk dot1q)</w:t>
-      </w:r>
-    </w:p>
-    <w:p>
-      <w:pPr>
-        <w:numPr>
-          <w:ilvl w:val="0"/>
-          <w:numId w:val="10"/>
-        </w:numPr>
-        <w:ind w:left="720" w:hanging="360"/>
-        <w:rPr/>
-      </w:pPr>
-      <w:r>
-        <w:rPr>
-          <w:b w:val="1"/>
-          <w:bCs w:val="1"/>
-          <w:rtl w:val="0"/>
-        </w:rPr>
-        <w:t xml:space="preserve">Sous-interfaces VLAN :</w:t>
-      </w:r>
-      <w:r>
-        <w:rPr>
-          <w:rFonts w:ascii="Georgia" w:cs="Georgia" w:eastAsia="Georgia" w:hAnsi="Georgia"/>
-          <w:rtl w:val="0"/>
-        </w:rPr>
-        <w:t xml:space="preserve"> Une par VLAN (10, 20, 30, 40, 50, 60) — pfSense porte les passerelles</w:t>
-      </w:r>
-      <w:r>
-        <w:rPr>
-          <w:rtl w:val="0"/>
-        </w:rPr>
-      </w:r>
-    </w:p>
-    <w:p>
-      <w:pPr>
-        <w:numPr>
-          <w:ilvl w:val="0"/>
-          <w:numId w:val="10"/>
+          <w:numId w:val="9"/>
         </w:numPr>
         <w:ind w:left="720" w:hanging="360"/>
         <w:rPr/>
@@ -4332,7 +4348,7 @@
       <w:pPr>
         <w:numPr>
           <w:ilvl w:val="0"/>
-          <w:numId w:val="11"/>
+          <w:numId w:val="10"/>
         </w:numPr>
         <w:ind w:left="720" w:hanging="360"/>
         <w:rPr/>
@@ -4363,6 +4379,106 @@
         <w:rPr>
           <w:rtl w:val="0"/>
         </w:rPr>
+      </w:r>
+    </w:p>
+    <w:p>
+      <w:pPr>
+        <w:numPr>
+          <w:ilvl w:val="0"/>
+          <w:numId w:val="10"/>
+        </w:numPr>
+        <w:ind w:left="720" w:hanging="360"/>
+        <w:rPr/>
+      </w:pPr>
+      <w:r>
+        <w:rPr>
+          <w:rFonts w:ascii="Georgia" w:cs="Georgia" w:eastAsia="Georgia" w:hAnsi="Georgia"/>
+          <w:rtl w:val="0"/>
+        </w:rPr>
+        <w:t xml:space="preserve">Vérifier la route par défaut via WAN</w:t>
+      </w:r>
+      <w:r>
+        <w:rPr>
+          <w:rtl w:val="0"/>
+        </w:rPr>
+      </w:r>
+    </w:p>
+    <w:bookmarkStart w:colFirst="0" w:colLast="0" w:name="5ocspyel20t1" w:id="14"/>
+    <w:bookmarkEnd w:id="14"/>
+    <w:p>
+      <w:pPr>
+        <w:spacing w:before="240" w:line="271" w:lineRule="auto"/>
+        <w:rPr/>
+      </w:pPr>
+      <w:r>
+        <w:rPr>
+          <w:b w:val="1"/>
+          <w:bCs w:val="1"/>
+          <w:sz w:val="33"/>
+          <w:szCs w:val="33"/>
+          <w:rtl w:val="0"/>
+        </w:rPr>
+        <w:t xml:space="preserve">Configuration DHCP</w:t>
+      </w:r>
+      <w:r>
+        <w:rPr>
+          <w:rtl w:val="0"/>
+        </w:rPr>
+      </w:r>
+    </w:p>
+    <w:p>
+      <w:pPr>
+        <w:spacing w:after="210" w:lineRule="auto"/>
+        <w:rPr/>
+      </w:pPr>
+      <w:r>
+        <w:rPr>
+          <w:b w:val="1"/>
+          <w:bCs w:val="1"/>
+          <w:rtl w:val="0"/>
+        </w:rPr>
+        <w:t xml:space="preserve">Option 1 : DHCP sur pfSense (recommandé) — interface WORKSTATIONS</w:t>
+      </w:r>
+      <w:r>
+        <w:rPr>
+          <w:rtl w:val="0"/>
+        </w:rPr>
+      </w:r>
+    </w:p>
+    <w:p>
+      <w:pPr>
+        <w:spacing w:after="210" w:lineRule="auto"/>
+        <w:rPr/>
+      </w:pPr>
+      <w:r>
+        <w:rPr>
+          <w:b w:val="1"/>
+          <w:bCs w:val="1"/>
+          <w:rtl w:val="0"/>
+        </w:rPr>
+        <w:t xml:space="preserve">Navigation :</w:t>
+      </w:r>
+      <w:r>
+        <w:rPr>
+          <w:rtl w:val="0"/>
+        </w:rPr>
+        <w:t xml:space="preserve"> </w:t>
+      </w:r>
+      <w:r>
+        <w:rPr>
+          <w:rFonts w:ascii="menlo" w:cs="menlo" w:eastAsia="menlo" w:hAnsi="menlo"/>
+          <w:sz w:val="22"/>
+          <w:szCs w:val="22"/>
+          <w:shd w:fill="f8f8fa" w:val="clear"/>
+          <w:rtl w:val="0"/>
+        </w:rPr>
+        <w:t xml:space="preserve">Services &gt; DHCP Server &gt; WORKSTATIONS</w:t>
+      </w:r>
+      <w:r>
+        <w:rPr>
+          <w:rtl w:val="0"/>
+        </w:rPr>
+        <w:t xml:space="preserve"> (VLAN 30)</w:t>
       </w:r>
     </w:p>
     <w:p>
@@ -4376,71 +4492,11 @@
       </w:pPr>
       <w:r>
         <w:rPr>
-          <w:rFonts w:ascii="Georgia" w:cs="Georgia" w:eastAsia="Georgia" w:hAnsi="Georgia"/>
-          <w:rtl w:val="0"/>
-        </w:rPr>
-        <w:t xml:space="preserve">Vérifier la route par défaut via WAN</w:t>
-      </w:r>
-      <w:r>
-        <w:rPr>
-          <w:rtl w:val="0"/>
-        </w:rPr>
-      </w:r>
-    </w:p>
-    <w:bookmarkStart w:colFirst="0" w:colLast="0" w:name="5ocspyel20t1" w:id="14"/>
-    <w:bookmarkEnd w:id="14"/>
-    <w:p>
-      <w:pPr>
-        <w:spacing w:before="240" w:line="271" w:lineRule="auto"/>
-        <w:rPr/>
-      </w:pPr>
-      <w:r>
-        <w:rPr>
           <w:b w:val="1"/>
           <w:bCs w:val="1"/>
-          <w:sz w:val="33"/>
-          <w:szCs w:val="33"/>
-          <w:rtl w:val="0"/>
-        </w:rPr>
-        <w:t xml:space="preserve">Configuration DHCP</w:t>
-      </w:r>
-      <w:r>
-        <w:rPr>
-          <w:rtl w:val="0"/>
-        </w:rPr>
-      </w:r>
-    </w:p>
-    <w:p>
-      <w:pPr>
-        <w:spacing w:after="210" w:lineRule="auto"/>
-        <w:rPr/>
-      </w:pPr>
-      <w:r>
-        <w:rPr>
-          <w:b w:val="1"/>
-          <w:bCs w:val="1"/>
-          <w:rtl w:val="0"/>
-        </w:rPr>
-        <w:t xml:space="preserve">Option 1 : DHCP sur pfSense (recommandé) — interface WORKSTATIONS</w:t>
-      </w:r>
-      <w:r>
-        <w:rPr>
-          <w:rtl w:val="0"/>
-        </w:rPr>
-      </w:r>
-    </w:p>
-    <w:p>
-      <w:pPr>
-        <w:spacing w:after="210" w:lineRule="auto"/>
-        <w:rPr/>
-      </w:pPr>
-      <w:r>
-        <w:rPr>
-          <w:b w:val="1"/>
-          <w:bCs w:val="1"/>
-          <w:rtl w:val="0"/>
-        </w:rPr>
-        <w:t xml:space="preserve">Navigation :</w:t>
+          <w:rtl w:val="0"/>
+        </w:rPr>
+        <w:t xml:space="preserve">Plage :</w:t>
       </w:r>
       <w:r>
         <w:rPr>
@@ -4456,13 +4512,154 @@
           <w:shd w:fill="f8f8fa" w:val="clear"/>
           <w:rtl w:val="0"/>
         </w:rPr>
-        <w:t xml:space="preserve">Services &gt; DHCP Server &gt; WORKSTATIONS</w:t>
-      </w:r>
-      <w:r>
-        <w:rPr>
-          <w:rtl w:val="0"/>
-        </w:rPr>
-        <w:t xml:space="preserve"> (VLAN 30)</w:t>
+        <w:t xml:space="preserve">192.168.10.130</w:t>
+      </w:r>
+      <w:r>
+        <w:rPr>
+          <w:rFonts w:ascii="Cardo" w:cs="Cardo" w:eastAsia="Cardo" w:hAnsi="Cardo"/>
+          <w:rtl w:val="0"/>
+        </w:rPr>
+        <w:t xml:space="preserve"> → </w:t>
+      </w:r>
+      <w:r>
+        <w:rPr>
+          <w:rFonts w:ascii="menlo" w:cs="menlo" w:eastAsia="menlo" w:hAnsi="menlo"/>
+          <w:sz w:val="22"/>
+          <w:szCs w:val="22"/>
+          <w:shd w:fill="f8f8fa" w:val="clear"/>
+          <w:rtl w:val="0"/>
+        </w:rPr>
+        <w:t xml:space="preserve">192.168.10.200</w:t>
+      </w:r>
+      <w:r>
+        <w:rPr>
+          <w:rtl w:val="0"/>
+        </w:rPr>
+      </w:r>
+    </w:p>
+    <w:p>
+      <w:pPr>
+        <w:numPr>
+          <w:ilvl w:val="0"/>
+          <w:numId w:val="11"/>
+        </w:numPr>
+        <w:ind w:left="720" w:hanging="360"/>
+        <w:rPr/>
+      </w:pPr>
+      <w:r>
+        <w:rPr>
+          <w:b w:val="1"/>
+          <w:bCs w:val="1"/>
+          <w:rtl w:val="0"/>
+        </w:rPr>
+        <w:t xml:space="preserve">DNS :</w:t>
+      </w:r>
+      <w:r>
+        <w:rPr>
+          <w:rtl w:val="0"/>
+        </w:rPr>
+        <w:t xml:space="preserve"> </w:t>
+      </w:r>
+      <w:r>
+        <w:rPr>
+          <w:rFonts w:ascii="menlo" w:cs="menlo" w:eastAsia="menlo" w:hAnsi="menlo"/>
+          <w:sz w:val="22"/>
+          <w:szCs w:val="22"/>
+          <w:shd w:fill="f8f8fa" w:val="clear"/>
+          <w:rtl w:val="0"/>
+        </w:rPr>
+        <w:t xml:space="preserve">192.168.10.34</w:t>
+      </w:r>
+      <w:r>
+        <w:rPr>
+          <w:rtl w:val="0"/>
+        </w:rPr>
+        <w:t xml:space="preserve"> (SRV-AD01)</w:t>
+      </w:r>
+    </w:p>
+    <w:p>
+      <w:pPr>
+        <w:numPr>
+          <w:ilvl w:val="0"/>
+          <w:numId w:val="11"/>
+        </w:numPr>
+        <w:ind w:left="720" w:hanging="360"/>
+        <w:rPr/>
+      </w:pPr>
+      <w:r>
+        <w:rPr>
+          <w:b w:val="1"/>
+          <w:bCs w:val="1"/>
+          <w:rtl w:val="0"/>
+        </w:rPr>
+        <w:t xml:space="preserve">Passerelle :</w:t>
+      </w:r>
+      <w:r>
+        <w:rPr>
+          <w:rtl w:val="0"/>
+        </w:rPr>
+        <w:t xml:space="preserve"> </w:t>
+      </w:r>
+      <w:r>
+        <w:rPr>
+          <w:rFonts w:ascii="menlo" w:cs="menlo" w:eastAsia="menlo" w:hAnsi="menlo"/>
+          <w:sz w:val="22"/>
+          <w:szCs w:val="22"/>
+          <w:shd w:fill="f8f8fa" w:val="clear"/>
+          <w:rtl w:val="0"/>
+        </w:rPr>
+        <w:t xml:space="preserve">192.168.10.129</w:t>
+      </w:r>
+      <w:r>
+        <w:rPr>
+          <w:rtl w:val="0"/>
+        </w:rPr>
+        <w:t xml:space="preserve"> (sous-interface pfSense VLAN 30)</w:t>
+      </w:r>
+    </w:p>
+    <w:p>
+      <w:pPr>
+        <w:spacing w:after="210" w:lineRule="auto"/>
+        <w:rPr/>
+      </w:pPr>
+      <w:r>
+        <w:rPr>
+          <w:b w:val="1"/>
+          <w:bCs w:val="1"/>
+          <w:rtl w:val="0"/>
+        </w:rPr>
+        <w:t xml:space="preserve">Autres VLANs :</w:t>
+      </w:r>
+      <w:r>
+        <w:rPr>
+          <w:rFonts w:ascii="Georgia" w:cs="Georgia" w:eastAsia="Georgia" w:hAnsi="Georgia"/>
+          <w:rtl w:val="0"/>
+        </w:rPr>
+        <w:t xml:space="preserve"> IP statiques configurées manuellement sur les serveurs.</w:t>
+      </w:r>
+      <w:r>
+        <w:rPr>
+          <w:rtl w:val="0"/>
+        </w:rPr>
+      </w:r>
+    </w:p>
+    <w:p>
+      <w:pPr>
+        <w:spacing w:after="210" w:lineRule="auto"/>
+        <w:rPr/>
+      </w:pPr>
+      <w:r>
+        <w:rPr>
+          <w:b w:val="1"/>
+          <w:bCs w:val="1"/>
+          <w:rtl w:val="0"/>
+        </w:rPr>
+        <w:t xml:space="preserve">Option 2 : Serveur DHCP sur SRV-AD01</w:t>
+      </w:r>
+      <w:r>
+        <w:rPr>
+          <w:rtl w:val="0"/>
+        </w:rPr>
       </w:r>
     </w:p>
     <w:p>
@@ -4566,187 +4763,6 @@
         <w:numPr>
           <w:ilvl w:val="0"/>
           <w:numId w:val="12"/>
-        </w:numPr>
-        <w:ind w:left="720" w:hanging="360"/>
-        <w:rPr/>
-      </w:pPr>
-      <w:r>
-        <w:rPr>
-          <w:b w:val="1"/>
-          <w:bCs w:val="1"/>
-          <w:rtl w:val="0"/>
-        </w:rPr>
-        <w:t xml:space="preserve">Passerelle :</w:t>
-      </w:r>
-      <w:r>
-        <w:rPr>
-          <w:rtl w:val="0"/>
-        </w:rPr>
-        <w:t xml:space="preserve"> </w:t>
-      </w:r>
-      <w:r>
-        <w:rPr>
-          <w:rFonts w:ascii="menlo" w:cs="menlo" w:eastAsia="menlo" w:hAnsi="menlo"/>
-          <w:sz w:val="22"/>
-          <w:szCs w:val="22"/>
-          <w:shd w:fill="f8f8fa" w:val="clear"/>
-          <w:rtl w:val="0"/>
-        </w:rPr>
-        <w:t xml:space="preserve">192.168.10.129</w:t>
-      </w:r>
-      <w:r>
-        <w:rPr>
-          <w:rtl w:val="0"/>
-        </w:rPr>
-        <w:t xml:space="preserve"> (sous-interface pfSense VLAN 30)</w:t>
-      </w:r>
-    </w:p>
-    <w:p>
-      <w:pPr>
-        <w:spacing w:after="210" w:lineRule="auto"/>
-        <w:rPr/>
-      </w:pPr>
-      <w:r>
-        <w:rPr>
-          <w:b w:val="1"/>
-          <w:bCs w:val="1"/>
-          <w:rtl w:val="0"/>
-        </w:rPr>
-        <w:t xml:space="preserve">Autres VLANs :</w:t>
-      </w:r>
-      <w:r>
-        <w:rPr>
-          <w:rFonts w:ascii="Georgia" w:cs="Georgia" w:eastAsia="Georgia" w:hAnsi="Georgia"/>
-          <w:rtl w:val="0"/>
-        </w:rPr>
-        <w:t xml:space="preserve"> IP statiques configurées manuellement sur les serveurs.</w:t>
-      </w:r>
-      <w:r>
-        <w:rPr>
-          <w:rtl w:val="0"/>
-        </w:rPr>
-      </w:r>
-    </w:p>
-    <w:p>
-      <w:pPr>
-        <w:spacing w:after="210" w:lineRule="auto"/>
-        <w:rPr/>
-      </w:pPr>
-      <w:r>
-        <w:rPr>
-          <w:b w:val="1"/>
-          <w:bCs w:val="1"/>
-          <w:rtl w:val="0"/>
-        </w:rPr>
-        <w:t xml:space="preserve">Option 2 : Serveur DHCP sur SRV-AD01</w:t>
-      </w:r>
-      <w:r>
-        <w:rPr>
-          <w:rtl w:val="0"/>
-        </w:rPr>
-      </w:r>
-    </w:p>
-    <w:p>
-      <w:pPr>
-        <w:numPr>
-          <w:ilvl w:val="0"/>
-          <w:numId w:val="13"/>
-        </w:numPr>
-        <w:ind w:left="720" w:hanging="360"/>
-        <w:rPr/>
-      </w:pPr>
-      <w:r>
-        <w:rPr>
-          <w:b w:val="1"/>
-          <w:bCs w:val="1"/>
-          <w:rtl w:val="0"/>
-        </w:rPr>
-        <w:t xml:space="preserve">Plage :</w:t>
-      </w:r>
-      <w:r>
-        <w:rPr>
-          <w:rtl w:val="0"/>
-        </w:rPr>
-        <w:t xml:space="preserve"> </w:t>
-      </w:r>
-      <w:r>
-        <w:rPr>
-          <w:rFonts w:ascii="menlo" w:cs="menlo" w:eastAsia="menlo" w:hAnsi="menlo"/>
-          <w:sz w:val="22"/>
-          <w:szCs w:val="22"/>
-          <w:shd w:fill="f8f8fa" w:val="clear"/>
-          <w:rtl w:val="0"/>
-        </w:rPr>
-        <w:t xml:space="preserve">192.168.10.130</w:t>
-      </w:r>
-      <w:r>
-        <w:rPr>
-          <w:rFonts w:ascii="Cardo" w:cs="Cardo" w:eastAsia="Cardo" w:hAnsi="Cardo"/>
-          <w:rtl w:val="0"/>
-        </w:rPr>
-        <w:t xml:space="preserve"> → </w:t>
-      </w:r>
-      <w:r>
-        <w:rPr>
-          <w:rFonts w:ascii="menlo" w:cs="menlo" w:eastAsia="menlo" w:hAnsi="menlo"/>
-          <w:sz w:val="22"/>
-          <w:szCs w:val="22"/>
-          <w:shd w:fill="f8f8fa" w:val="clear"/>
-          <w:rtl w:val="0"/>
-        </w:rPr>
-        <w:t xml:space="preserve">192.168.10.200</w:t>
-      </w:r>
-      <w:r>
-        <w:rPr>
-          <w:rtl w:val="0"/>
-        </w:rPr>
-      </w:r>
-    </w:p>
-    <w:p>
-      <w:pPr>
-        <w:numPr>
-          <w:ilvl w:val="0"/>
-          <w:numId w:val="13"/>
-        </w:numPr>
-        <w:ind w:left="720" w:hanging="360"/>
-        <w:rPr/>
-      </w:pPr>
-      <w:r>
-        <w:rPr>
-          <w:b w:val="1"/>
-          <w:bCs w:val="1"/>
-          <w:rtl w:val="0"/>
-        </w:rPr>
-        <w:t xml:space="preserve">DNS :</w:t>
-      </w:r>
-      <w:r>
-        <w:rPr>
-          <w:rtl w:val="0"/>
-        </w:rPr>
-        <w:t xml:space="preserve"> </w:t>
-      </w:r>
-      <w:r>
-        <w:rPr>
-          <w:rFonts w:ascii="menlo" w:cs="menlo" w:eastAsia="menlo" w:hAnsi="menlo"/>
-          <w:sz w:val="22"/>
-          <w:szCs w:val="22"/>
-          <w:shd w:fill="f8f8fa" w:val="clear"/>
-          <w:rtl w:val="0"/>
-        </w:rPr>
-        <w:t xml:space="preserve">192.168.10.34</w:t>
-      </w:r>
-      <w:r>
-        <w:rPr>
-          <w:rtl w:val="0"/>
-        </w:rPr>
-        <w:t xml:space="preserve"> (SRV-AD01)</w:t>
-      </w:r>
-    </w:p>
-    <w:p>
-      <w:pPr>
-        <w:numPr>
-          <w:ilvl w:val="0"/>
-          <w:numId w:val="13"/>
         </w:numPr>
         <w:ind w:left="720" w:hanging="360"/>
         <w:rPr/>
@@ -12497,7 +12513,7 @@
       <w:pPr>
         <w:numPr>
           <w:ilvl w:val="0"/>
-          <w:numId w:val="14"/>
+          <w:numId w:val="13"/>
         </w:numPr>
         <w:ind w:left="720" w:hanging="360"/>
         <w:rPr/>
@@ -12523,6 +12539,180 @@
           <w:rtl w:val="0"/>
         </w:rPr>
         <w:t xml:space="preserve"> spécifiques (DMZ → Database, DMZ → FileServer, etc.)</w:t>
+      </w:r>
+      <w:r>
+        <w:rPr>
+          <w:rtl w:val="0"/>
+        </w:rPr>
+      </w:r>
+    </w:p>
+    <w:p>
+      <w:pPr>
+        <w:numPr>
+          <w:ilvl w:val="0"/>
+          <w:numId w:val="13"/>
+        </w:numPr>
+        <w:ind w:left="720" w:hanging="360"/>
+        <w:rPr/>
+      </w:pPr>
+      <w:r>
+        <w:rPr>
+          <w:rFonts w:ascii="Georgia" w:cs="Georgia" w:eastAsia="Georgia" w:hAnsi="Georgia"/>
+          <w:rtl w:val="0"/>
+        </w:rPr>
+        <w:t xml:space="preserve">Règles </w:t>
+      </w:r>
+      <w:r>
+        <w:rPr>
+          <w:b w:val="1"/>
+          <w:bCs w:val="1"/>
+          <w:rtl w:val="0"/>
+        </w:rPr>
+        <w:t xml:space="preserve">PASS</w:t>
+      </w:r>
+      <w:r>
+        <w:rPr>
+          <w:rFonts w:ascii="Georgia" w:cs="Georgia" w:eastAsia="Georgia" w:hAnsi="Georgia"/>
+          <w:rtl w:val="0"/>
+        </w:rPr>
+        <w:t xml:space="preserve"> génériques vers Internet</w:t>
+      </w:r>
+      <w:r>
+        <w:rPr>
+          <w:rtl w:val="0"/>
+        </w:rPr>
+      </w:r>
+    </w:p>
+    <w:p>
+      <w:pPr>
+        <w:numPr>
+          <w:ilvl w:val="0"/>
+          <w:numId w:val="13"/>
+        </w:numPr>
+        <w:ind w:left="720" w:hanging="360"/>
+        <w:rPr/>
+      </w:pPr>
+      <w:r>
+        <w:rPr>
+          <w:rFonts w:ascii="Georgia" w:cs="Georgia" w:eastAsia="Georgia" w:hAnsi="Georgia"/>
+          <w:rtl w:val="0"/>
+        </w:rPr>
+        <w:t xml:space="preserve">Règles </w:t>
+      </w:r>
+      <w:r>
+        <w:rPr>
+          <w:b w:val="1"/>
+          <w:bCs w:val="1"/>
+          <w:rtl w:val="0"/>
+        </w:rPr>
+        <w:t xml:space="preserve">BLOCK</w:t>
+      </w:r>
+      <w:r>
+        <w:rPr>
+          <w:rFonts w:ascii="Cardo" w:cs="Cardo" w:eastAsia="Cardo" w:hAnsi="Cardo"/>
+          <w:rtl w:val="0"/>
+        </w:rPr>
+        <w:t xml:space="preserve"> spécifiques (DMZ → AD, DMZ → MGMT, DMZ → BACKUP)</w:t>
+      </w:r>
+      <w:r>
+        <w:rPr>
+          <w:rtl w:val="0"/>
+        </w:rPr>
+      </w:r>
+    </w:p>
+    <w:p>
+      <w:pPr>
+        <w:numPr>
+          <w:ilvl w:val="0"/>
+          <w:numId w:val="13"/>
+        </w:numPr>
+        <w:ind w:left="720" w:hanging="360"/>
+        <w:rPr/>
+      </w:pPr>
+      <w:r>
+        <w:rPr>
+          <w:rFonts w:ascii="Georgia" w:cs="Georgia" w:eastAsia="Georgia" w:hAnsi="Georgia"/>
+          <w:rtl w:val="0"/>
+        </w:rPr>
+        <w:t xml:space="preserve">Règle </w:t>
+      </w:r>
+      <w:r>
+        <w:rPr>
+          <w:b w:val="1"/>
+          <w:bCs w:val="1"/>
+          <w:rtl w:val="0"/>
+        </w:rPr>
+        <w:t xml:space="preserve">BLOCK</w:t>
+      </w:r>
+      <w:r>
+        <w:rPr>
+          <w:rFonts w:ascii="Georgia" w:cs="Georgia" w:eastAsia="Georgia" w:hAnsi="Georgia"/>
+          <w:rtl w:val="0"/>
+        </w:rPr>
+        <w:t xml:space="preserve"> implicite par défaut</w:t>
+      </w:r>
+      <w:r>
+        <w:rPr>
+          <w:rtl w:val="0"/>
+        </w:rPr>
+      </w:r>
+    </w:p>
+    <w:p>
+      <w:pPr>
+        <w:rPr/>
+      </w:pPr>
+      <w:r>
+        <w:pict>
+          <v:rect style="width:0.0pt;height:1.5pt" o:hr="t" o:hrstd="t" o:hralign="center" fillcolor="#A0A0A0" stroked="f"/>
+        </w:pict>
+      </w:r>
+      <w:r>
+        <w:rPr>
+          <w:rtl w:val="0"/>
+        </w:rPr>
+      </w:r>
+    </w:p>
+    <w:bookmarkStart w:colFirst="0" w:colLast="0" w:name="opjtbggpzutq" w:id="26"/>
+    <w:bookmarkEnd w:id="26"/>
+    <w:p>
+      <w:pPr>
+        <w:spacing w:before="240" w:line="271" w:lineRule="auto"/>
+        <w:rPr/>
+      </w:pPr>
+      <w:r>
+        <w:rPr>
+          <w:rFonts w:ascii="Georgia" w:cs="Georgia" w:eastAsia="Georgia" w:hAnsi="Georgia"/>
+          <w:b w:val="1"/>
+          <w:bCs w:val="1"/>
+          <w:sz w:val="42"/>
+          <w:szCs w:val="42"/>
+          <w:rtl w:val="0"/>
+        </w:rPr>
+        <w:t xml:space="preserve">🔐 VPN WireGuard {#vpn}</w:t>
+      </w:r>
+      <w:r>
+        <w:rPr>
+          <w:rtl w:val="0"/>
+        </w:rPr>
+      </w:r>
+    </w:p>
+    <w:bookmarkStart w:colFirst="0" w:colLast="0" w:name="nr7i39xd04hy" w:id="27"/>
+    <w:bookmarkEnd w:id="27"/>
+    <w:p>
+      <w:pPr>
+        <w:spacing w:before="240" w:line="271" w:lineRule="auto"/>
+        <w:rPr/>
+      </w:pPr>
+      <w:r>
+        <w:rPr>
+          <w:rFonts w:ascii="Georgia" w:cs="Georgia" w:eastAsia="Georgia" w:hAnsi="Georgia"/>
+          <w:b w:val="1"/>
+          <w:bCs w:val="1"/>
+          <w:sz w:val="33"/>
+          <w:szCs w:val="33"/>
+          <w:rtl w:val="0"/>
+        </w:rPr>
+        <w:t xml:space="preserve">Tunnel 1 — Administrateurs (Management)</w:t>
       </w:r>
       <w:r>
         <w:rPr>
@@ -12541,30 +12731,17 @@
       </w:pPr>
       <w:r>
         <w:rPr>
-          <w:rFonts w:ascii="Georgia" w:cs="Georgia" w:eastAsia="Georgia" w:hAnsi="Georgia"/>
-          <w:rtl w:val="0"/>
-        </w:rPr>
-        <w:t xml:space="preserve">Règles </w:t>
-      </w:r>
-      <w:r>
-        <w:rPr>
           <w:b w:val="1"/>
           <w:bCs w:val="1"/>
           <w:rtl w:val="0"/>
         </w:rPr>
-        <w:t xml:space="preserve">PASS</w:t>
-      </w:r>
-      <w:r>
-        <w:rPr>
-          <w:rFonts w:ascii="Georgia" w:cs="Georgia" w:eastAsia="Georgia" w:hAnsi="Georgia"/>
-          <w:rtl w:val="0"/>
-        </w:rPr>
-        <w:t xml:space="preserve"> génériques vers Internet</w:t>
-      </w:r>
-      <w:r>
-        <w:rPr>
-          <w:rtl w:val="0"/>
-        </w:rPr>
+        <w:t xml:space="preserve">Protocole :</w:t>
+      </w:r>
+      <w:r>
+        <w:rPr>
+          <w:rtl w:val="0"/>
+        </w:rPr>
+        <w:t xml:space="preserve"> UDP</w:t>
       </w:r>
     </w:p>
     <w:p>
@@ -12578,30 +12755,17 @@
       </w:pPr>
       <w:r>
         <w:rPr>
-          <w:rFonts w:ascii="Georgia" w:cs="Georgia" w:eastAsia="Georgia" w:hAnsi="Georgia"/>
-          <w:rtl w:val="0"/>
-        </w:rPr>
-        <w:t xml:space="preserve">Règles </w:t>
-      </w:r>
-      <w:r>
-        <w:rPr>
           <w:b w:val="1"/>
           <w:bCs w:val="1"/>
           <w:rtl w:val="0"/>
         </w:rPr>
-        <w:t xml:space="preserve">BLOCK</w:t>
-      </w:r>
-      <w:r>
-        <w:rPr>
-          <w:rFonts w:ascii="Cardo" w:cs="Cardo" w:eastAsia="Cardo" w:hAnsi="Cardo"/>
-          <w:rtl w:val="0"/>
-        </w:rPr>
-        <w:t xml:space="preserve"> spécifiques (DMZ → AD, DMZ → MGMT, DMZ → BACKUP)</w:t>
-      </w:r>
-      <w:r>
-        <w:rPr>
-          <w:rtl w:val="0"/>
-        </w:rPr>
+        <w:t xml:space="preserve">Port :</w:t>
+      </w:r>
+      <w:r>
+        <w:rPr>
+          <w:rtl w:val="0"/>
+        </w:rPr>
+        <w:t xml:space="preserve"> 51820 (interface WAN)</w:t>
       </w:r>
     </w:p>
     <w:p>
@@ -12615,154 +12779,6 @@
       </w:pPr>
       <w:r>
         <w:rPr>
-          <w:rFonts w:ascii="Georgia" w:cs="Georgia" w:eastAsia="Georgia" w:hAnsi="Georgia"/>
-          <w:rtl w:val="0"/>
-        </w:rPr>
-        <w:t xml:space="preserve">Règle </w:t>
-      </w:r>
-      <w:r>
-        <w:rPr>
-          <w:b w:val="1"/>
-          <w:bCs w:val="1"/>
-          <w:rtl w:val="0"/>
-        </w:rPr>
-        <w:t xml:space="preserve">BLOCK</w:t>
-      </w:r>
-      <w:r>
-        <w:rPr>
-          <w:rFonts w:ascii="Georgia" w:cs="Georgia" w:eastAsia="Georgia" w:hAnsi="Georgia"/>
-          <w:rtl w:val="0"/>
-        </w:rPr>
-        <w:t xml:space="preserve"> implicite par défaut</w:t>
-      </w:r>
-      <w:r>
-        <w:rPr>
-          <w:rtl w:val="0"/>
-        </w:rPr>
-      </w:r>
-    </w:p>
-    <w:p>
-      <w:pPr>
-        <w:rPr/>
-      </w:pPr>
-      <w:r>
-        <w:pict>
-          <v:rect style="width:0.0pt;height:1.5pt" o:hr="t" o:hrstd="t" o:hralign="center" fillcolor="#A0A0A0" stroked="f"/>
-        </w:pict>
-      </w:r>
-      <w:r>
-        <w:rPr>
-          <w:rtl w:val="0"/>
-        </w:rPr>
-      </w:r>
-    </w:p>
-    <w:bookmarkStart w:colFirst="0" w:colLast="0" w:name="opjtbggpzutq" w:id="26"/>
-    <w:bookmarkEnd w:id="26"/>
-    <w:p>
-      <w:pPr>
-        <w:spacing w:before="240" w:line="271" w:lineRule="auto"/>
-        <w:rPr/>
-      </w:pPr>
-      <w:r>
-        <w:rPr>
-          <w:rFonts w:ascii="Georgia" w:cs="Georgia" w:eastAsia="Georgia" w:hAnsi="Georgia"/>
-          <w:b w:val="1"/>
-          <w:bCs w:val="1"/>
-          <w:sz w:val="42"/>
-          <w:szCs w:val="42"/>
-          <w:rtl w:val="0"/>
-        </w:rPr>
-        <w:t xml:space="preserve">🔐 VPN WireGuard {#vpn}</w:t>
-      </w:r>
-      <w:r>
-        <w:rPr>
-          <w:rtl w:val="0"/>
-        </w:rPr>
-      </w:r>
-    </w:p>
-    <w:bookmarkStart w:colFirst="0" w:colLast="0" w:name="nr7i39xd04hy" w:id="27"/>
-    <w:bookmarkEnd w:id="27"/>
-    <w:p>
-      <w:pPr>
-        <w:spacing w:before="240" w:line="271" w:lineRule="auto"/>
-        <w:rPr/>
-      </w:pPr>
-      <w:r>
-        <w:rPr>
-          <w:rFonts w:ascii="Georgia" w:cs="Georgia" w:eastAsia="Georgia" w:hAnsi="Georgia"/>
-          <w:b w:val="1"/>
-          <w:bCs w:val="1"/>
-          <w:sz w:val="33"/>
-          <w:szCs w:val="33"/>
-          <w:rtl w:val="0"/>
-        </w:rPr>
-        <w:t xml:space="preserve">Tunnel 1 — Administrateurs (Management)</w:t>
-      </w:r>
-      <w:r>
-        <w:rPr>
-          <w:rtl w:val="0"/>
-        </w:rPr>
-      </w:r>
-    </w:p>
-    <w:p>
-      <w:pPr>
-        <w:numPr>
-          <w:ilvl w:val="0"/>
-          <w:numId w:val="15"/>
-        </w:numPr>
-        <w:ind w:left="720" w:hanging="360"/>
-        <w:rPr/>
-      </w:pPr>
-      <w:r>
-        <w:rPr>
-          <w:b w:val="1"/>
-          <w:bCs w:val="1"/>
-          <w:rtl w:val="0"/>
-        </w:rPr>
-        <w:t xml:space="preserve">Protocole :</w:t>
-      </w:r>
-      <w:r>
-        <w:rPr>
-          <w:rtl w:val="0"/>
-        </w:rPr>
-        <w:t xml:space="preserve"> UDP</w:t>
-      </w:r>
-    </w:p>
-    <w:p>
-      <w:pPr>
-        <w:numPr>
-          <w:ilvl w:val="0"/>
-          <w:numId w:val="15"/>
-        </w:numPr>
-        <w:ind w:left="720" w:hanging="360"/>
-        <w:rPr/>
-      </w:pPr>
-      <w:r>
-        <w:rPr>
-          <w:b w:val="1"/>
-          <w:bCs w:val="1"/>
-          <w:rtl w:val="0"/>
-        </w:rPr>
-        <w:t xml:space="preserve">Port :</w:t>
-      </w:r>
-      <w:r>
-        <w:rPr>
-          <w:rtl w:val="0"/>
-        </w:rPr>
-        <w:t xml:space="preserve"> 51820 (interface WAN)</w:t>
-      </w:r>
-    </w:p>
-    <w:p>
-      <w:pPr>
-        <w:numPr>
-          <w:ilvl w:val="0"/>
-          <w:numId w:val="15"/>
-        </w:numPr>
-        <w:ind w:left="720" w:hanging="360"/>
-        <w:rPr/>
-      </w:pPr>
-      <w:r>
-        <w:rPr>
           <w:b w:val="1"/>
           <w:bCs w:val="1"/>
           <w:rtl w:val="0"/>
@@ -12795,7 +12811,7 @@
       <w:pPr>
         <w:numPr>
           <w:ilvl w:val="0"/>
-          <w:numId w:val="15"/>
+          <w:numId w:val="14"/>
         </w:numPr>
         <w:ind w:left="720" w:hanging="360"/>
         <w:rPr/>
@@ -12841,7 +12857,7 @@
       <w:pPr>
         <w:numPr>
           <w:ilvl w:val="0"/>
-          <w:numId w:val="15"/>
+          <w:numId w:val="14"/>
         </w:numPr>
         <w:ind w:left="720" w:hanging="360"/>
         <w:rPr/>
@@ -13987,6 +14003,22 @@
         </w:rPr>
       </w:r>
     </w:p>
+    <w:p>
+      <w:pPr>
+        <w:spacing w:before="240" w:line="271" w:lineRule="auto"/>
+        <w:rPr>
+          <w:b w:val="1"/>
+          <w:bCs w:val="1"/>
+          <w:sz w:val="33"/>
+          <w:szCs w:val="33"/>
+        </w:rPr>
+      </w:pPr>
+      <w:r>
+        <w:rPr>
+          <w:rtl w:val="0"/>
+        </w:rPr>
+      </w:r>
+    </w:p>
     <w:bookmarkStart w:colFirst="0" w:colLast="0" w:name="9l6v3g6fzm1w" w:id="30"/>
     <w:bookmarkEnd w:id="30"/>
     <w:p>
@@ -14015,7 +14047,7 @@
       <w:pPr>
         <w:numPr>
           <w:ilvl w:val="0"/>
-          <w:numId w:val="15"/>
+          <w:numId w:val="14"/>
         </w:numPr>
         <w:ind w:left="720" w:hanging="360"/>
         <w:rPr/>
@@ -14039,7 +14071,7 @@
       <w:pPr>
         <w:numPr>
           <w:ilvl w:val="0"/>
-          <w:numId w:val="15"/>
+          <w:numId w:val="14"/>
         </w:numPr>
         <w:ind w:left="720" w:hanging="360"/>
         <w:rPr/>
@@ -14078,7 +14110,7 @@
       <w:pPr>
         <w:numPr>
           <w:ilvl w:val="0"/>
-          <w:numId w:val="15"/>
+          <w:numId w:val="14"/>
         </w:numPr>
         <w:ind w:left="720" w:hanging="360"/>
         <w:rPr/>
@@ -14124,7 +14156,7 @@
       <w:pPr>
         <w:numPr>
           <w:ilvl w:val="0"/>
-          <w:numId w:val="15"/>
+          <w:numId w:val="14"/>
         </w:numPr>
         <w:ind w:left="720" w:hanging="360"/>
         <w:rPr/>
@@ -15936,7 +15968,7 @@
       <w:pPr>
         <w:numPr>
           <w:ilvl w:val="0"/>
-          <w:numId w:val="16"/>
+          <w:numId w:val="15"/>
         </w:numPr>
         <w:ind w:left="720" w:hanging="360"/>
         <w:rPr/>
@@ -15998,7 +16030,7 @@
       <w:pPr>
         <w:numPr>
           <w:ilvl w:val="0"/>
-          <w:numId w:val="16"/>
+          <w:numId w:val="15"/>
         </w:numPr>
         <w:ind w:left="720" w:hanging="360"/>
         <w:rPr/>
@@ -16035,7 +16067,7 @@
       <w:pPr>
         <w:numPr>
           <w:ilvl w:val="0"/>
-          <w:numId w:val="16"/>
+          <w:numId w:val="15"/>
         </w:numPr>
         <w:ind w:left="720" w:hanging="360"/>
         <w:rPr/>
@@ -16457,7 +16489,7 @@
       <w:pPr>
         <w:numPr>
           <w:ilvl w:val="0"/>
-          <w:numId w:val="2"/>
+          <w:numId w:val="5"/>
         </w:numPr>
         <w:ind w:left="720" w:hanging="360"/>
         <w:rPr/>
@@ -16477,1926 +16509,6 @@
         </w:rPr>
         <w:t xml:space="preserve"> Accès HTTPS uniquement, certificat auto-signé ou PKI interne</w:t>
       </w:r>
-      <w:r>
-        <w:rPr>
-          <w:rtl w:val="0"/>
-        </w:rPr>
-      </w:r>
-    </w:p>
-    <w:p>
-      <w:pPr>
-        <w:numPr>
-          <w:ilvl w:val="0"/>
-          <w:numId w:val="2"/>
-        </w:numPr>
-        <w:ind w:left="720" w:hanging="360"/>
-        <w:rPr/>
-      </w:pPr>
-      <w:r>
-        <w:rPr>
-          <w:b w:val="1"/>
-          <w:bCs w:val="1"/>
-          <w:rtl w:val="0"/>
-        </w:rPr>
-        <w:t xml:space="preserve">Authentification renforcée :</w:t>
-      </w:r>
-      <w:r>
-        <w:rPr>
-          <w:rtl w:val="0"/>
-        </w:rPr>
-        <w:t xml:space="preserve"> Comptes administrateurs nominatifs, pas de compte </w:t>
-      </w:r>
-      <w:r>
-        <w:rPr>
-          <w:rFonts w:ascii="menlo" w:cs="menlo" w:eastAsia="menlo" w:hAnsi="menlo"/>
-          <w:sz w:val="22"/>
-          <w:szCs w:val="22"/>
-          <w:shd w:fill="f8f8fa" w:val="clear"/>
-          <w:rtl w:val="0"/>
-        </w:rPr>
-        <w:t xml:space="preserve">admin</w:t>
-      </w:r>
-      <w:r>
-        <w:rPr>
-          <w:rFonts w:ascii="Georgia" w:cs="Georgia" w:eastAsia="Georgia" w:hAnsi="Georgia"/>
-          <w:rtl w:val="0"/>
-        </w:rPr>
-        <w:t xml:space="preserve"> par défaut</w:t>
-      </w:r>
-      <w:r>
-        <w:rPr>
-          <w:rtl w:val="0"/>
-        </w:rPr>
-      </w:r>
-    </w:p>
-    <w:p>
-      <w:pPr>
-        <w:numPr>
-          <w:ilvl w:val="0"/>
-          <w:numId w:val="2"/>
-        </w:numPr>
-        <w:ind w:left="720" w:hanging="360"/>
-        <w:rPr/>
-      </w:pPr>
-      <w:r>
-        <w:rPr>
-          <w:b w:val="1"/>
-          <w:bCs w:val="1"/>
-          <w:rtl w:val="0"/>
-        </w:rPr>
-        <w:t xml:space="preserve">Mises à jour automatiques :</w:t>
-      </w:r>
-      <w:r>
-        <w:rPr>
-          <w:rFonts w:ascii="Georgia" w:cs="Georgia" w:eastAsia="Georgia" w:hAnsi="Georgia"/>
-          <w:rtl w:val="0"/>
-        </w:rPr>
-        <w:t xml:space="preserve"> Activer les notifications de mise à jour (</w:t>
-      </w:r>
-      <w:r>
-        <w:rPr>
-          <w:rFonts w:ascii="menlo" w:cs="menlo" w:eastAsia="menlo" w:hAnsi="menlo"/>
-          <w:sz w:val="22"/>
-          <w:szCs w:val="22"/>
-          <w:shd w:fill="f8f8fa" w:val="clear"/>
-          <w:rtl w:val="0"/>
-        </w:rPr>
-        <w:t xml:space="preserve">System &gt; Update</w:t>
-      </w:r>
-      <w:r>
-        <w:rPr>
-          <w:rtl w:val="0"/>
-        </w:rPr>
-        <w:t xml:space="preserve">)</w:t>
-      </w:r>
-    </w:p>
-    <w:p>
-      <w:pPr>
-        <w:numPr>
-          <w:ilvl w:val="0"/>
-          <w:numId w:val="2"/>
-        </w:numPr>
-        <w:ind w:left="720" w:hanging="360"/>
-        <w:rPr/>
-      </w:pPr>
-      <w:r>
-        <w:rPr>
-          <w:b w:val="1"/>
-          <w:bCs w:val="1"/>
-          <w:rtl w:val="0"/>
-        </w:rPr>
-        <w:t xml:space="preserve">Anti-lockout Rule :</w:t>
-      </w:r>
-      <w:r>
-        <w:rPr>
-          <w:rFonts w:ascii="Georgia" w:cs="Georgia" w:eastAsia="Georgia" w:hAnsi="Georgia"/>
-          <w:rtl w:val="0"/>
-        </w:rPr>
-        <w:t xml:space="preserve"> Conserver la règle par défaut pour éviter de perdre l'accès GUI</w:t>
-      </w:r>
-      <w:r>
-        <w:rPr>
-          <w:rtl w:val="0"/>
-        </w:rPr>
-      </w:r>
-    </w:p>
-    <w:bookmarkStart w:colFirst="0" w:colLast="0" w:name="7yea1so7iyk2" w:id="41"/>
-    <w:bookmarkEnd w:id="41"/>
-    <w:p>
-      <w:pPr>
-        <w:spacing w:before="240" w:line="271" w:lineRule="auto"/>
-        <w:rPr/>
-      </w:pPr>
-      <w:r>
-        <w:rPr>
-          <w:rFonts w:ascii="Georgia" w:cs="Georgia" w:eastAsia="Georgia" w:hAnsi="Georgia"/>
-          <w:b w:val="1"/>
-          <w:bCs w:val="1"/>
-          <w:sz w:val="33"/>
-          <w:szCs w:val="33"/>
-          <w:rtl w:val="0"/>
-        </w:rPr>
-        <w:t xml:space="preserve">Audit Périodique</w:t>
-      </w:r>
-      <w:r>
-        <w:rPr>
-          <w:rtl w:val="0"/>
-        </w:rPr>
-      </w:r>
-    </w:p>
-    <w:p>
-      <w:pPr>
-        <w:numPr>
-          <w:ilvl w:val="0"/>
-          <w:numId w:val="3"/>
-        </w:numPr>
-        <w:ind w:left="720" w:hanging="360"/>
-        <w:rPr/>
-      </w:pPr>
-      <w:r>
-        <w:rPr>
-          <w:b w:val="1"/>
-          <w:bCs w:val="1"/>
-          <w:rtl w:val="0"/>
-        </w:rPr>
-        <w:t xml:space="preserve">Révision mensuelle</w:t>
-      </w:r>
-      <w:r>
-        <w:rPr>
-          <w:rFonts w:ascii="Georgia" w:cs="Georgia" w:eastAsia="Georgia" w:hAnsi="Georgia"/>
-          <w:rtl w:val="0"/>
-        </w:rPr>
-        <w:t xml:space="preserve"> des règles de pare-feu (supprimer règles obsolètes)</w:t>
-      </w:r>
-      <w:r>
-        <w:rPr>
-          <w:rtl w:val="0"/>
-        </w:rPr>
-      </w:r>
-    </w:p>
-    <w:p>
-      <w:pPr>
-        <w:numPr>
-          <w:ilvl w:val="0"/>
-          <w:numId w:val="3"/>
-        </w:numPr>
-        <w:ind w:left="720" w:hanging="360"/>
-        <w:rPr/>
-      </w:pPr>
-      <w:r>
-        <w:rPr>
-          <w:b w:val="1"/>
-          <w:bCs w:val="1"/>
-          <w:rtl w:val="0"/>
-        </w:rPr>
-        <w:t xml:space="preserve">Analyse des logs Wazuh :</w:t>
-      </w:r>
-      <w:r>
-        <w:rPr>
-          <w:rFonts w:ascii="Georgia" w:cs="Georgia" w:eastAsia="Georgia" w:hAnsi="Georgia"/>
-          <w:rtl w:val="0"/>
-        </w:rPr>
-        <w:t xml:space="preserve"> détection d'anomalies, tentatives répétées</w:t>
-      </w:r>
-      <w:r>
-        <w:rPr>
-          <w:rtl w:val="0"/>
-        </w:rPr>
-      </w:r>
-    </w:p>
-    <w:p>
-      <w:pPr>
-        <w:numPr>
-          <w:ilvl w:val="0"/>
-          <w:numId w:val="3"/>
-        </w:numPr>
-        <w:ind w:left="720" w:hanging="360"/>
-        <w:rPr/>
-      </w:pPr>
-      <w:r>
-        <w:rPr>
-          <w:b w:val="1"/>
-          <w:bCs w:val="1"/>
-          <w:rtl w:val="0"/>
-        </w:rPr>
-        <w:t xml:space="preserve">Test trimestriel du VPN WireGuard :</w:t>
-      </w:r>
-      <w:r>
-        <w:rPr>
-          <w:rFonts w:ascii="Georgia" w:cs="Georgia" w:eastAsia="Georgia" w:hAnsi="Georgia"/>
-          <w:rtl w:val="0"/>
-        </w:rPr>
-        <w:t xml:space="preserve"> continuité d'activité</w:t>
-      </w:r>
-      <w:r>
-        <w:rPr>
-          <w:rtl w:val="0"/>
-        </w:rPr>
-      </w:r>
-    </w:p>
-    <w:p>
-      <w:pPr>
-        <w:rPr/>
-      </w:pPr>
-      <w:r>
-        <w:pict>
-          <v:rect style="width:0.0pt;height:1.5pt" o:hr="t" o:hrstd="t" o:hralign="center" fillcolor="#A0A0A0" stroked="f"/>
-        </w:pict>
-      </w:r>
-      <w:r>
-        <w:rPr>
-          <w:rtl w:val="0"/>
-        </w:rPr>
-      </w:r>
-    </w:p>
-    <w:bookmarkStart w:colFirst="0" w:colLast="0" w:name="pox7yl5qcgnx" w:id="42"/>
-    <w:bookmarkEnd w:id="42"/>
-    <w:p>
-      <w:pPr>
-        <w:spacing w:before="240" w:line="271" w:lineRule="auto"/>
-        <w:rPr/>
-      </w:pPr>
-      <w:r>
-        <w:rPr>
-          <w:rFonts w:ascii="Georgia" w:cs="Georgia" w:eastAsia="Georgia" w:hAnsi="Georgia"/>
-          <w:b w:val="1"/>
-          <w:bCs w:val="1"/>
-          <w:sz w:val="42"/>
-          <w:szCs w:val="42"/>
-          <w:rtl w:val="0"/>
-        </w:rPr>
-        <w:t xml:space="preserve">🔑 MFA FreeRADIUS + TOTP {#mfa}</w:t>
-      </w:r>
-      <w:r>
-        <w:rPr>
-          <w:rtl w:val="0"/>
-        </w:rPr>
-      </w:r>
-    </w:p>
-    <w:p>
-      <w:pPr>
-        <w:spacing w:after="210" w:lineRule="auto"/>
-        <w:rPr/>
-      </w:pPr>
-      <w:r>
-        <w:rPr>
-          <w:rFonts w:ascii="Georgia" w:cs="Georgia" w:eastAsia="Georgia" w:hAnsi="Georgia"/>
-          <w:rtl w:val="0"/>
-        </w:rPr>
-        <w:t xml:space="preserve">Cette section documente l'implémentation du </w:t>
-      </w:r>
-      <w:r>
-        <w:rPr>
-          <w:b w:val="1"/>
-          <w:bCs w:val="1"/>
-          <w:rtl w:val="0"/>
-        </w:rPr>
-        <w:t xml:space="preserve">Multi-Factor Authentication (MFA)</w:t>
-      </w:r>
-      <w:r>
-        <w:rPr>
-          <w:rFonts w:ascii="Georgia" w:cs="Georgia" w:eastAsia="Georgia" w:hAnsi="Georgia"/>
-          <w:rtl w:val="0"/>
-        </w:rPr>
-        <w:t xml:space="preserve"> sur la GUI pfSense via FreeRADIUS et TOTP (Time-Based One-Time Password). Cette couche de sécurité supplémentaire est applicable dans l'environnement GNS3 du Projet Detechtive.</w:t>
-      </w:r>
-      <w:r>
-        <w:rPr>
-          <w:rtl w:val="0"/>
-        </w:rPr>
-      </w:r>
-    </w:p>
-    <w:p>
-      <w:pPr>
-        <w:spacing w:after="210" w:lineRule="auto"/>
-        <w:ind w:left="630" w:firstLine="0"/>
-        <w:rPr/>
-      </w:pPr>
-      <w:r>
-        <w:rPr>
-          <w:b w:val="1"/>
-          <w:bCs w:val="1"/>
-          <w:color w:val="666666"/>
-          <w:rtl w:val="0"/>
-        </w:rPr>
-        <w:t xml:space="preserve">⚠️ PRÉREQUIS :</w:t>
-      </w:r>
-      <w:r>
-        <w:rPr>
-          <w:rFonts w:ascii="Georgia" w:cs="Georgia" w:eastAsia="Georgia" w:hAnsi="Georgia"/>
-          <w:color w:val="666666"/>
-          <w:rtl w:val="0"/>
-        </w:rPr>
-        <w:t xml:space="preserve"> Vérifier que le WAN pfSense a accès à Internet avant de commencer : </w:t>
-      </w:r>
-      <w:r>
-        <w:rPr>
-          <w:rFonts w:ascii="menlo" w:cs="menlo" w:eastAsia="menlo" w:hAnsi="menlo"/>
-          <w:color w:val="666666"/>
-          <w:sz w:val="22"/>
-          <w:szCs w:val="22"/>
-          <w:shd w:fill="f8f8fa" w:val="clear"/>
-          <w:rtl w:val="0"/>
-        </w:rPr>
-        <w:t xml:space="preserve">Diagnostics &gt; Ping &gt; 8.8.8.8</w:t>
-      </w:r>
-      <w:r>
-        <w:rPr>
-          <w:rtl w:val="0"/>
-        </w:rPr>
-      </w:r>
-    </w:p>
-    <w:p>
-      <w:pPr>
-        <w:rPr/>
-      </w:pPr>
-      <w:r>
-        <w:pict>
-          <v:rect style="width:0.0pt;height:1.5pt" o:hr="t" o:hrstd="t" o:hralign="center" fillcolor="#A0A0A0" stroked="f"/>
-        </w:pict>
-      </w:r>
-      <w:r>
-        <w:rPr>
-          <w:rtl w:val="0"/>
-        </w:rPr>
-      </w:r>
-    </w:p>
-    <w:bookmarkStart w:colFirst="0" w:colLast="0" w:name="urxw3dzczngh" w:id="43"/>
-    <w:bookmarkEnd w:id="43"/>
-    <w:p>
-      <w:pPr>
-        <w:spacing w:before="240" w:line="271" w:lineRule="auto"/>
-        <w:rPr/>
-      </w:pPr>
-      <w:r>
-        <w:rPr>
-          <w:rFonts w:ascii="Georgia" w:cs="Georgia" w:eastAsia="Georgia" w:hAnsi="Georgia"/>
-          <w:b w:val="1"/>
-          <w:bCs w:val="1"/>
-          <w:sz w:val="33"/>
-          <w:szCs w:val="33"/>
-          <w:rtl w:val="0"/>
-        </w:rPr>
-        <w:t xml:space="preserve">Étape 1 — Installer FreeRADIUS sur pfSense</w:t>
-      </w:r>
-      <w:r>
-        <w:rPr>
-          <w:rtl w:val="0"/>
-        </w:rPr>
-      </w:r>
-    </w:p>
-    <w:p>
-      <w:pPr>
-        <w:spacing w:after="210" w:lineRule="auto"/>
-        <w:rPr/>
-      </w:pPr>
-      <w:r>
-        <w:rPr>
-          <w:b w:val="1"/>
-          <w:bCs w:val="1"/>
-          <w:rtl w:val="0"/>
-        </w:rPr>
-        <w:t xml:space="preserve">Navigation :</w:t>
-      </w:r>
-      <w:r>
-        <w:rPr>
-          <w:rtl w:val="0"/>
-        </w:rPr>
-        <w:t xml:space="preserve"> </w:t>
-      </w:r>
-      <w:r>
-        <w:rPr>
-          <w:rFonts w:ascii="menlo" w:cs="menlo" w:eastAsia="menlo" w:hAnsi="menlo"/>
-          <w:sz w:val="22"/>
-          <w:szCs w:val="22"/>
-          <w:shd w:fill="f8f8fa" w:val="clear"/>
-          <w:rtl w:val="0"/>
-        </w:rPr>
-        <w:t xml:space="preserve">System &gt; Package Manager &gt; Available Packages</w:t>
-      </w:r>
-      <w:r>
-        <w:rPr>
-          <w:rtl w:val="0"/>
-        </w:rPr>
-      </w:r>
-    </w:p>
-    <w:p>
-      <w:pPr>
-        <w:numPr>
-          <w:ilvl w:val="0"/>
-          <w:numId w:val="4"/>
-        </w:numPr>
-        <w:ind w:left="720" w:hanging="360"/>
-        <w:rPr/>
-      </w:pPr>
-      <w:r>
-        <w:rPr>
-          <w:rtl w:val="0"/>
-        </w:rPr>
-        <w:t xml:space="preserve">Rechercher </w:t>
-      </w:r>
-      <w:r>
-        <w:rPr>
-          <w:b w:val="1"/>
-          <w:bCs w:val="1"/>
-          <w:rtl w:val="0"/>
-        </w:rPr>
-        <w:t xml:space="preserve">freeradius3</w:t>
-      </w:r>
-      <w:r>
-        <w:rPr>
-          <w:rtl w:val="0"/>
-        </w:rPr>
-      </w:r>
-    </w:p>
-    <w:p>
-      <w:pPr>
-        <w:numPr>
-          <w:ilvl w:val="0"/>
-          <w:numId w:val="4"/>
-        </w:numPr>
-        <w:ind w:left="720" w:hanging="360"/>
-        <w:rPr/>
-      </w:pPr>
-      <w:r>
-        <w:rPr>
-          <w:rtl w:val="0"/>
-        </w:rPr>
-        <w:t xml:space="preserve">Cliquer </w:t>
-      </w:r>
-      <w:r>
-        <w:rPr>
-          <w:rFonts w:ascii="Cardo" w:cs="Cardo" w:eastAsia="Cardo" w:hAnsi="Cardo"/>
-          <w:b w:val="1"/>
-          <w:bCs w:val="1"/>
-          <w:rtl w:val="0"/>
-        </w:rPr>
-        <w:t xml:space="preserve">Install → Confirm</w:t>
-      </w:r>
-      <w:r>
-        <w:rPr>
-          <w:rtl w:val="0"/>
-        </w:rPr>
-      </w:r>
-    </w:p>
-    <w:p>
-      <w:pPr>
-        <w:numPr>
-          <w:ilvl w:val="0"/>
-          <w:numId w:val="4"/>
-        </w:numPr>
-        <w:ind w:left="720" w:hanging="360"/>
-        <w:rPr/>
-      </w:pPr>
-      <w:r>
-        <w:rPr>
-          <w:rtl w:val="0"/>
-        </w:rPr>
-        <w:t xml:space="preserve">Attendre la fin de l'installation (2-3 min)</w:t>
-      </w:r>
-    </w:p>
-    <w:p>
-      <w:pPr>
-        <w:rPr/>
-      </w:pPr>
-      <w:r>
-        <w:pict>
-          <v:rect style="width:0.0pt;height:1.5pt" o:hr="t" o:hrstd="t" o:hralign="center" fillcolor="#A0A0A0" stroked="f"/>
-        </w:pict>
-      </w:r>
-      <w:r>
-        <w:rPr>
-          <w:rtl w:val="0"/>
-        </w:rPr>
-      </w:r>
-    </w:p>
-    <w:bookmarkStart w:colFirst="0" w:colLast="0" w:name="2hlg13ecfubc" w:id="44"/>
-    <w:bookmarkEnd w:id="44"/>
-    <w:p>
-      <w:pPr>
-        <w:spacing w:before="240" w:line="271" w:lineRule="auto"/>
-        <w:rPr/>
-      </w:pPr>
-      <w:r>
-        <w:rPr>
-          <w:rFonts w:ascii="Georgia" w:cs="Georgia" w:eastAsia="Georgia" w:hAnsi="Georgia"/>
-          <w:b w:val="1"/>
-          <w:bCs w:val="1"/>
-          <w:sz w:val="33"/>
-          <w:szCs w:val="33"/>
-          <w:rtl w:val="0"/>
-        </w:rPr>
-        <w:t xml:space="preserve">Étape 2 — Activer le support OTP</w:t>
-      </w:r>
-      <w:r>
-        <w:rPr>
-          <w:rtl w:val="0"/>
-        </w:rPr>
-      </w:r>
-    </w:p>
-    <w:p>
-      <w:pPr>
-        <w:spacing w:after="210" w:lineRule="auto"/>
-        <w:rPr/>
-      </w:pPr>
-      <w:r>
-        <w:rPr>
-          <w:b w:val="1"/>
-          <w:bCs w:val="1"/>
-          <w:rtl w:val="0"/>
-        </w:rPr>
-        <w:t xml:space="preserve">Navigation :</w:t>
-      </w:r>
-      <w:r>
-        <w:rPr>
-          <w:rtl w:val="0"/>
-        </w:rPr>
-        <w:t xml:space="preserve"> </w:t>
-      </w:r>
-      <w:r>
-        <w:rPr>
-          <w:rFonts w:ascii="menlo" w:cs="menlo" w:eastAsia="menlo" w:hAnsi="menlo"/>
-          <w:sz w:val="22"/>
-          <w:szCs w:val="22"/>
-          <w:shd w:fill="f8f8fa" w:val="clear"/>
-          <w:rtl w:val="0"/>
-        </w:rPr>
-        <w:t xml:space="preserve">Services &gt; FreeRADIUS &gt; Settings</w:t>
-      </w:r>
-      <w:r>
-        <w:rPr>
-          <w:rtl w:val="0"/>
-        </w:rPr>
-      </w:r>
-    </w:p>
-    <w:tbl>
-      <w:tblPr>
-        <w:tblStyle w:val="Table16"/>
-        <w:tblW w:w="8690.0" w:type="dxa"/>
-        <w:jc w:val="center"/>
-        <w:tblBorders>
-          <w:top w:color="000000" w:space="0" w:sz="4" w:val="single"/>
-          <w:left w:color="000000" w:space="0" w:sz="4" w:val="single"/>
-          <w:bottom w:color="000000" w:space="0" w:sz="4" w:val="single"/>
-          <w:right w:color="000000" w:space="0" w:sz="4" w:val="single"/>
-        </w:tblBorders>
-        <w:tblLayout w:type="fixed"/>
-        <w:tblLook w:val="0000"/>
-      </w:tblPr>
-      <w:tblGrid>
-        <w:gridCol w:w="4345"/>
-        <w:gridCol w:w="4345"/>
-        <w:tblGridChange w:id="0">
-          <w:tblGrid>
-            <w:gridCol w:w="4345"/>
-            <w:gridCol w:w="4345"/>
-          </w:tblGrid>
-        </w:tblGridChange>
-      </w:tblGrid>
-      <w:tr>
-        <w:trPr>
-          <w:cantSplit w:val="1"/>
-          <w:tblHeader w:val="0"/>
-        </w:trPr>
-        <w:tc>
-          <w:tcPr>
-            <w:tcBorders>
-              <w:top w:color="000000" w:space="0" w:sz="4" w:val="single"/>
-              <w:bottom w:color="000000" w:space="0" w:sz="4" w:val="single"/>
-            </w:tcBorders>
-          </w:tcPr>
-          <w:p>
-            <w:pPr>
-              <w:rPr/>
-            </w:pPr>
-            <w:r>
-              <w:rPr>
-                <w:rFonts w:ascii="Georgia" w:cs="Georgia" w:eastAsia="Georgia" w:hAnsi="Georgia"/>
-                <w:rtl w:val="0"/>
-              </w:rPr>
-              <w:t xml:space="preserve">Paramètre</w:t>
-            </w:r>
-            <w:r>
-              <w:rPr>
-                <w:rtl w:val="0"/>
-              </w:rPr>
-            </w:r>
-          </w:p>
-        </w:tc>
-        <w:tc>
-          <w:tcPr>
-            <w:tcBorders>
-              <w:top w:color="000000" w:space="0" w:sz="4" w:val="single"/>
-              <w:left w:color="000000" w:space="0" w:sz="4" w:val="single"/>
-              <w:bottom w:color="000000" w:space="0" w:sz="4" w:val="single"/>
-            </w:tcBorders>
-          </w:tcPr>
-          <w:p>
-            <w:pPr>
-              <w:rPr/>
-            </w:pPr>
-            <w:r>
-              <w:rPr>
-                <w:rtl w:val="0"/>
-              </w:rPr>
-              <w:t xml:space="preserve">Valeur</w:t>
-            </w:r>
-          </w:p>
-        </w:tc>
-      </w:tr>
-      <w:tr>
-        <w:trPr>
-          <w:cantSplit w:val="1"/>
-          <w:tblHeader w:val="0"/>
-        </w:trPr>
-        <w:tc>
-          <w:tcPr>
-            <w:tcBorders>
-              <w:top w:color="000000" w:space="0" w:sz="4" w:val="single"/>
-              <w:bottom w:color="000000" w:space="0" w:sz="4" w:val="single"/>
-            </w:tcBorders>
-          </w:tcPr>
-          <w:p>
-            <w:pPr>
-              <w:rPr/>
-            </w:pPr>
-            <w:r>
-              <w:rPr>
-                <w:rtl w:val="0"/>
-              </w:rPr>
-              <w:t xml:space="preserve">Enable FreeRADIUS</w:t>
-            </w:r>
-          </w:p>
-        </w:tc>
-        <w:tc>
-          <w:tcPr>
-            <w:tcBorders>
-              <w:top w:color="000000" w:space="0" w:sz="4" w:val="single"/>
-              <w:left w:color="000000" w:space="0" w:sz="4" w:val="single"/>
-              <w:bottom w:color="000000" w:space="0" w:sz="4" w:val="single"/>
-            </w:tcBorders>
-          </w:tcPr>
-          <w:p>
-            <w:pPr>
-              <w:rPr/>
-            </w:pPr>
-            <w:r>
-              <w:rPr>
-                <w:rFonts w:ascii="Arial Unicode MS" w:cs="Arial Unicode MS" w:eastAsia="Arial Unicode MS" w:hAnsi="Arial Unicode MS"/>
-                <w:rtl w:val="0"/>
-              </w:rPr>
-              <w:t xml:space="preserve">✅ Cocher</w:t>
-            </w:r>
-            <w:r>
-              <w:rPr>
-                <w:rtl w:val="0"/>
-              </w:rPr>
-            </w:r>
-          </w:p>
-        </w:tc>
-      </w:tr>
-      <w:tr>
-        <w:trPr>
-          <w:cantSplit w:val="1"/>
-          <w:tblHeader w:val="0"/>
-        </w:trPr>
-        <w:tc>
-          <w:tcPr>
-            <w:tcBorders>
-              <w:top w:color="000000" w:space="0" w:sz="4" w:val="single"/>
-              <w:bottom w:color="000000" w:space="0" w:sz="4" w:val="single"/>
-            </w:tcBorders>
-          </w:tcPr>
-          <w:p>
-            <w:pPr>
-              <w:rPr/>
-            </w:pPr>
-            <w:r>
-              <w:rPr>
-                <w:rtl w:val="0"/>
-              </w:rPr>
-              <w:t xml:space="preserve">Allow unauthenticated selection of EAP methods</w:t>
-            </w:r>
-          </w:p>
-        </w:tc>
-        <w:tc>
-          <w:tcPr>
-            <w:tcBorders>
-              <w:top w:color="000000" w:space="0" w:sz="4" w:val="single"/>
-              <w:left w:color="000000" w:space="0" w:sz="4" w:val="single"/>
-              <w:bottom w:color="000000" w:space="0" w:sz="4" w:val="single"/>
-            </w:tcBorders>
-          </w:tcPr>
-          <w:p>
-            <w:pPr>
-              <w:rPr/>
-            </w:pPr>
-            <w:r>
-              <w:rPr>
-                <w:rFonts w:ascii="Arial Unicode MS" w:cs="Arial Unicode MS" w:eastAsia="Arial Unicode MS" w:hAnsi="Arial Unicode MS"/>
-                <w:rtl w:val="0"/>
-              </w:rPr>
-              <w:t xml:space="preserve">✅ Cocher</w:t>
-            </w:r>
-            <w:r>
-              <w:rPr>
-                <w:rtl w:val="0"/>
-              </w:rPr>
-            </w:r>
-          </w:p>
-        </w:tc>
-      </w:tr>
-    </w:tbl>
-    <w:p>
-      <w:pPr>
-        <w:rPr/>
-      </w:pPr>
-      <w:r>
-        <w:rPr>
-          <w:rtl w:val="0"/>
-        </w:rPr>
-      </w:r>
-    </w:p>
-    <w:p>
-      <w:pPr>
-        <w:spacing w:after="210" w:lineRule="auto"/>
-        <w:rPr/>
-      </w:pPr>
-      <w:r>
-        <w:rPr>
-          <w:rtl w:val="0"/>
-        </w:rPr>
-        <w:t xml:space="preserve">Sauvegarder.</w:t>
-      </w:r>
-    </w:p>
-    <w:p>
-      <w:pPr>
-        <w:rPr/>
-      </w:pPr>
-      <w:r>
-        <w:pict>
-          <v:rect style="width:0.0pt;height:1.5pt" o:hr="t" o:hrstd="t" o:hralign="center" fillcolor="#A0A0A0" stroked="f"/>
-        </w:pict>
-      </w:r>
-      <w:r>
-        <w:rPr>
-          <w:rtl w:val="0"/>
-        </w:rPr>
-      </w:r>
-    </w:p>
-    <w:bookmarkStart w:colFirst="0" w:colLast="0" w:name="bm14bqpwsnq4" w:id="45"/>
-    <w:bookmarkEnd w:id="45"/>
-    <w:p>
-      <w:pPr>
-        <w:spacing w:before="240" w:line="271" w:lineRule="auto"/>
-        <w:rPr/>
-      </w:pPr>
-      <w:r>
-        <w:rPr>
-          <w:rFonts w:ascii="Georgia" w:cs="Georgia" w:eastAsia="Georgia" w:hAnsi="Georgia"/>
-          <w:b w:val="1"/>
-          <w:bCs w:val="1"/>
-          <w:sz w:val="33"/>
-          <w:szCs w:val="33"/>
-          <w:rtl w:val="0"/>
-        </w:rPr>
-        <w:t xml:space="preserve">Étape 3 — Créer une interface d'écoute</w:t>
-      </w:r>
-      <w:r>
-        <w:rPr>
-          <w:rtl w:val="0"/>
-        </w:rPr>
-      </w:r>
-    </w:p>
-    <w:p>
-      <w:pPr>
-        <w:spacing w:after="210" w:lineRule="auto"/>
-        <w:rPr/>
-      </w:pPr>
-      <w:r>
-        <w:rPr>
-          <w:b w:val="1"/>
-          <w:bCs w:val="1"/>
-          <w:rtl w:val="0"/>
-        </w:rPr>
-        <w:t xml:space="preserve">Navigation :</w:t>
-      </w:r>
-      <w:r>
-        <w:rPr>
-          <w:rtl w:val="0"/>
-        </w:rPr>
-        <w:t xml:space="preserve"> </w:t>
-      </w:r>
-      <w:r>
-        <w:rPr>
-          <w:rFonts w:ascii="menlo" w:cs="menlo" w:eastAsia="menlo" w:hAnsi="menlo"/>
-          <w:sz w:val="22"/>
-          <w:szCs w:val="22"/>
-          <w:shd w:fill="f8f8fa" w:val="clear"/>
-          <w:rtl w:val="0"/>
-        </w:rPr>
-        <w:t xml:space="preserve">Services &gt; FreeRADIUS &gt; Interfaces &gt; + Add</w:t>
-      </w:r>
-      <w:r>
-        <w:rPr>
-          <w:rtl w:val="0"/>
-        </w:rPr>
-      </w:r>
-    </w:p>
-    <w:tbl>
-      <w:tblPr>
-        <w:tblStyle w:val="Table17"/>
-        <w:tblW w:w="8690.0" w:type="dxa"/>
-        <w:jc w:val="center"/>
-        <w:tblBorders>
-          <w:top w:color="000000" w:space="0" w:sz="4" w:val="single"/>
-          <w:left w:color="000000" w:space="0" w:sz="4" w:val="single"/>
-          <w:bottom w:color="000000" w:space="0" w:sz="4" w:val="single"/>
-          <w:right w:color="000000" w:space="0" w:sz="4" w:val="single"/>
-        </w:tblBorders>
-        <w:tblLayout w:type="fixed"/>
-        <w:tblLook w:val="0000"/>
-      </w:tblPr>
-      <w:tblGrid>
-        <w:gridCol w:w="4345"/>
-        <w:gridCol w:w="4345"/>
-        <w:tblGridChange w:id="0">
-          <w:tblGrid>
-            <w:gridCol w:w="4345"/>
-            <w:gridCol w:w="4345"/>
-          </w:tblGrid>
-        </w:tblGridChange>
-      </w:tblGrid>
-      <w:tr>
-        <w:trPr>
-          <w:cantSplit w:val="1"/>
-          <w:tblHeader w:val="0"/>
-        </w:trPr>
-        <w:tc>
-          <w:tcPr>
-            <w:tcBorders>
-              <w:top w:color="000000" w:space="0" w:sz="4" w:val="single"/>
-              <w:bottom w:color="000000" w:space="0" w:sz="4" w:val="single"/>
-            </w:tcBorders>
-          </w:tcPr>
-          <w:p>
-            <w:pPr>
-              <w:rPr/>
-            </w:pPr>
-            <w:r>
-              <w:rPr>
-                <w:rtl w:val="0"/>
-              </w:rPr>
-              <w:t xml:space="preserve">Champ</w:t>
-            </w:r>
-          </w:p>
-        </w:tc>
-        <w:tc>
-          <w:tcPr>
-            <w:tcBorders>
-              <w:top w:color="000000" w:space="0" w:sz="4" w:val="single"/>
-              <w:left w:color="000000" w:space="0" w:sz="4" w:val="single"/>
-              <w:bottom w:color="000000" w:space="0" w:sz="4" w:val="single"/>
-            </w:tcBorders>
-          </w:tcPr>
-          <w:p>
-            <w:pPr>
-              <w:rPr/>
-            </w:pPr>
-            <w:r>
-              <w:rPr>
-                <w:rtl w:val="0"/>
-              </w:rPr>
-              <w:t xml:space="preserve">Valeur</w:t>
-            </w:r>
-          </w:p>
-        </w:tc>
-      </w:tr>
-      <w:tr>
-        <w:trPr>
-          <w:cantSplit w:val="1"/>
-          <w:tblHeader w:val="0"/>
-        </w:trPr>
-        <w:tc>
-          <w:tcPr>
-            <w:tcBorders>
-              <w:top w:color="000000" w:space="0" w:sz="4" w:val="single"/>
-              <w:bottom w:color="000000" w:space="0" w:sz="4" w:val="single"/>
-            </w:tcBorders>
-          </w:tcPr>
-          <w:p>
-            <w:pPr>
-              <w:rPr/>
-            </w:pPr>
-            <w:r>
-              <w:rPr>
-                <w:rtl w:val="0"/>
-              </w:rPr>
-              <w:t xml:space="preserve">Interface IP Address</w:t>
-            </w:r>
-          </w:p>
-        </w:tc>
-        <w:tc>
-          <w:tcPr>
-            <w:tcBorders>
-              <w:top w:color="000000" w:space="0" w:sz="4" w:val="single"/>
-              <w:left w:color="000000" w:space="0" w:sz="4" w:val="single"/>
-              <w:bottom w:color="000000" w:space="0" w:sz="4" w:val="single"/>
-            </w:tcBorders>
-          </w:tcPr>
-          <w:p>
-            <w:pPr>
-              <w:rPr/>
-            </w:pPr>
-            <w:r>
-              <w:rPr>
-                <w:rFonts w:ascii="menlo" w:cs="menlo" w:eastAsia="menlo" w:hAnsi="menlo"/>
-                <w:sz w:val="22"/>
-                <w:szCs w:val="22"/>
-                <w:shd w:fill="f8f8fa" w:val="clear"/>
-                <w:rtl w:val="0"/>
-              </w:rPr>
-              <w:t xml:space="preserve">127.0.0.1</w:t>
-            </w:r>
-            <w:r>
-              <w:rPr>
-                <w:rtl w:val="0"/>
-              </w:rPr>
-            </w:r>
-          </w:p>
-        </w:tc>
-      </w:tr>
-      <w:tr>
-        <w:trPr>
-          <w:cantSplit w:val="1"/>
-          <w:tblHeader w:val="0"/>
-        </w:trPr>
-        <w:tc>
-          <w:tcPr>
-            <w:tcBorders>
-              <w:top w:color="000000" w:space="0" w:sz="4" w:val="single"/>
-              <w:bottom w:color="000000" w:space="0" w:sz="4" w:val="single"/>
-            </w:tcBorders>
-          </w:tcPr>
-          <w:p>
-            <w:pPr>
-              <w:rPr/>
-            </w:pPr>
-            <w:r>
-              <w:rPr>
-                <w:rtl w:val="0"/>
-              </w:rPr>
-              <w:t xml:space="preserve">Port</w:t>
-            </w:r>
-          </w:p>
-        </w:tc>
-        <w:tc>
-          <w:tcPr>
-            <w:tcBorders>
-              <w:top w:color="000000" w:space="0" w:sz="4" w:val="single"/>
-              <w:left w:color="000000" w:space="0" w:sz="4" w:val="single"/>
-              <w:bottom w:color="000000" w:space="0" w:sz="4" w:val="single"/>
-            </w:tcBorders>
-          </w:tcPr>
-          <w:p>
-            <w:pPr>
-              <w:rPr/>
-            </w:pPr>
-            <w:r>
-              <w:rPr>
-                <w:rFonts w:ascii="menlo" w:cs="menlo" w:eastAsia="menlo" w:hAnsi="menlo"/>
-                <w:sz w:val="22"/>
-                <w:szCs w:val="22"/>
-                <w:shd w:fill="f8f8fa" w:val="clear"/>
-                <w:rtl w:val="0"/>
-              </w:rPr>
-              <w:t xml:space="preserve">1812</w:t>
-            </w:r>
-            <w:r>
-              <w:rPr>
-                <w:rtl w:val="0"/>
-              </w:rPr>
-            </w:r>
-          </w:p>
-        </w:tc>
-      </w:tr>
-      <w:tr>
-        <w:trPr>
-          <w:cantSplit w:val="1"/>
-          <w:tblHeader w:val="0"/>
-        </w:trPr>
-        <w:tc>
-          <w:tcPr>
-            <w:tcBorders>
-              <w:top w:color="000000" w:space="0" w:sz="4" w:val="single"/>
-              <w:bottom w:color="000000" w:space="0" w:sz="4" w:val="single"/>
-            </w:tcBorders>
-          </w:tcPr>
-          <w:p>
-            <w:pPr>
-              <w:rPr/>
-            </w:pPr>
-            <w:r>
-              <w:rPr>
-                <w:rtl w:val="0"/>
-              </w:rPr>
-              <w:t xml:space="preserve">Protocol</w:t>
-            </w:r>
-          </w:p>
-        </w:tc>
-        <w:tc>
-          <w:tcPr>
-            <w:tcBorders>
-              <w:top w:color="000000" w:space="0" w:sz="4" w:val="single"/>
-              <w:left w:color="000000" w:space="0" w:sz="4" w:val="single"/>
-              <w:bottom w:color="000000" w:space="0" w:sz="4" w:val="single"/>
-            </w:tcBorders>
-          </w:tcPr>
-          <w:p>
-            <w:pPr>
-              <w:rPr/>
-            </w:pPr>
-            <w:r>
-              <w:rPr>
-                <w:rtl w:val="0"/>
-              </w:rPr>
-              <w:t xml:space="preserve">UDP</w:t>
-            </w:r>
-          </w:p>
-        </w:tc>
-      </w:tr>
-      <w:tr>
-        <w:trPr>
-          <w:cantSplit w:val="1"/>
-          <w:tblHeader w:val="0"/>
-        </w:trPr>
-        <w:tc>
-          <w:tcPr>
-            <w:tcBorders>
-              <w:top w:color="000000" w:space="0" w:sz="4" w:val="single"/>
-              <w:bottom w:color="000000" w:space="0" w:sz="4" w:val="single"/>
-            </w:tcBorders>
-          </w:tcPr>
-          <w:p>
-            <w:pPr>
-              <w:rPr/>
-            </w:pPr>
-            <w:r>
-              <w:rPr>
-                <w:rtl w:val="0"/>
-              </w:rPr>
-              <w:t xml:space="preserve">Interface Type</w:t>
-            </w:r>
-          </w:p>
-        </w:tc>
-        <w:tc>
-          <w:tcPr>
-            <w:tcBorders>
-              <w:top w:color="000000" w:space="0" w:sz="4" w:val="single"/>
-              <w:left w:color="000000" w:space="0" w:sz="4" w:val="single"/>
-              <w:bottom w:color="000000" w:space="0" w:sz="4" w:val="single"/>
-            </w:tcBorders>
-          </w:tcPr>
-          <w:p>
-            <w:pPr>
-              <w:rPr/>
-            </w:pPr>
-            <w:r>
-              <w:rPr>
-                <w:rtl w:val="0"/>
-              </w:rPr>
-              <w:t xml:space="preserve">Authentication</w:t>
-            </w:r>
-          </w:p>
-        </w:tc>
-      </w:tr>
-    </w:tbl>
-    <w:p>
-      <w:pPr>
-        <w:rPr/>
-      </w:pPr>
-      <w:r>
-        <w:rPr>
-          <w:rtl w:val="0"/>
-        </w:rPr>
-      </w:r>
-    </w:p>
-    <w:p>
-      <w:pPr>
-        <w:spacing w:after="210" w:lineRule="auto"/>
-        <w:rPr/>
-      </w:pPr>
-      <w:r>
-        <w:rPr>
-          <w:rtl w:val="0"/>
-        </w:rPr>
-        <w:t xml:space="preserve">Sauvegarder.</w:t>
-      </w:r>
-    </w:p>
-    <w:p>
-      <w:pPr>
-        <w:rPr/>
-      </w:pPr>
-      <w:r>
-        <w:pict>
-          <v:rect style="width:0.0pt;height:1.5pt" o:hr="t" o:hrstd="t" o:hralign="center" fillcolor="#A0A0A0" stroked="f"/>
-        </w:pict>
-      </w:r>
-      <w:r>
-        <w:rPr>
-          <w:rtl w:val="0"/>
-        </w:rPr>
-      </w:r>
-    </w:p>
-    <w:bookmarkStart w:colFirst="0" w:colLast="0" w:name="d6zzxary2lym" w:id="46"/>
-    <w:bookmarkEnd w:id="46"/>
-    <w:p>
-      <w:pPr>
-        <w:spacing w:before="240" w:line="271" w:lineRule="auto"/>
-        <w:rPr/>
-      </w:pPr>
-      <w:r>
-        <w:rPr>
-          <w:rFonts w:ascii="Georgia" w:cs="Georgia" w:eastAsia="Georgia" w:hAnsi="Georgia"/>
-          <w:b w:val="1"/>
-          <w:bCs w:val="1"/>
-          <w:sz w:val="33"/>
-          <w:szCs w:val="33"/>
-          <w:rtl w:val="0"/>
-        </w:rPr>
-        <w:t xml:space="preserve">Étape 4 — Déclarer pfSense comme client NAS</w:t>
-      </w:r>
-      <w:r>
-        <w:rPr>
-          <w:rtl w:val="0"/>
-        </w:rPr>
-      </w:r>
-    </w:p>
-    <w:p>
-      <w:pPr>
-        <w:spacing w:after="210" w:lineRule="auto"/>
-        <w:rPr/>
-      </w:pPr>
-      <w:r>
-        <w:rPr>
-          <w:b w:val="1"/>
-          <w:bCs w:val="1"/>
-          <w:rtl w:val="0"/>
-        </w:rPr>
-        <w:t xml:space="preserve">Navigation :</w:t>
-      </w:r>
-      <w:r>
-        <w:rPr>
-          <w:rtl w:val="0"/>
-        </w:rPr>
-        <w:t xml:space="preserve"> </w:t>
-      </w:r>
-      <w:r>
-        <w:rPr>
-          <w:rFonts w:ascii="menlo" w:cs="menlo" w:eastAsia="menlo" w:hAnsi="menlo"/>
-          <w:sz w:val="22"/>
-          <w:szCs w:val="22"/>
-          <w:shd w:fill="f8f8fa" w:val="clear"/>
-          <w:rtl w:val="0"/>
-        </w:rPr>
-        <w:t xml:space="preserve">Services &gt; FreeRADIUS &gt; NAS/Clients &gt; + Add</w:t>
-      </w:r>
-      <w:r>
-        <w:rPr>
-          <w:rtl w:val="0"/>
-        </w:rPr>
-      </w:r>
-    </w:p>
-    <w:tbl>
-      <w:tblPr>
-        <w:tblStyle w:val="Table18"/>
-        <w:tblW w:w="8690.0" w:type="dxa"/>
-        <w:jc w:val="center"/>
-        <w:tblBorders>
-          <w:top w:color="000000" w:space="0" w:sz="4" w:val="single"/>
-          <w:left w:color="000000" w:space="0" w:sz="4" w:val="single"/>
-          <w:bottom w:color="000000" w:space="0" w:sz="4" w:val="single"/>
-          <w:right w:color="000000" w:space="0" w:sz="4" w:val="single"/>
-        </w:tblBorders>
-        <w:tblLayout w:type="fixed"/>
-        <w:tblLook w:val="0000"/>
-      </w:tblPr>
-      <w:tblGrid>
-        <w:gridCol w:w="4345"/>
-        <w:gridCol w:w="4345"/>
-        <w:tblGridChange w:id="0">
-          <w:tblGrid>
-            <w:gridCol w:w="4345"/>
-            <w:gridCol w:w="4345"/>
-          </w:tblGrid>
-        </w:tblGridChange>
-      </w:tblGrid>
-      <w:tr>
-        <w:trPr>
-          <w:cantSplit w:val="1"/>
-          <w:tblHeader w:val="0"/>
-        </w:trPr>
-        <w:tc>
-          <w:tcPr>
-            <w:tcBorders>
-              <w:top w:color="000000" w:space="0" w:sz="4" w:val="single"/>
-              <w:bottom w:color="000000" w:space="0" w:sz="4" w:val="single"/>
-            </w:tcBorders>
-          </w:tcPr>
-          <w:p>
-            <w:pPr>
-              <w:rPr/>
-            </w:pPr>
-            <w:r>
-              <w:rPr>
-                <w:rtl w:val="0"/>
-              </w:rPr>
-              <w:t xml:space="preserve">Champ</w:t>
-            </w:r>
-          </w:p>
-        </w:tc>
-        <w:tc>
-          <w:tcPr>
-            <w:tcBorders>
-              <w:top w:color="000000" w:space="0" w:sz="4" w:val="single"/>
-              <w:left w:color="000000" w:space="0" w:sz="4" w:val="single"/>
-              <w:bottom w:color="000000" w:space="0" w:sz="4" w:val="single"/>
-            </w:tcBorders>
-          </w:tcPr>
-          <w:p>
-            <w:pPr>
-              <w:rPr/>
-            </w:pPr>
-            <w:r>
-              <w:rPr>
-                <w:rtl w:val="0"/>
-              </w:rPr>
-              <w:t xml:space="preserve">Valeur</w:t>
-            </w:r>
-          </w:p>
-        </w:tc>
-      </w:tr>
-      <w:tr>
-        <w:trPr>
-          <w:cantSplit w:val="1"/>
-          <w:tblHeader w:val="0"/>
-        </w:trPr>
-        <w:tc>
-          <w:tcPr>
-            <w:tcBorders>
-              <w:top w:color="000000" w:space="0" w:sz="4" w:val="single"/>
-              <w:bottom w:color="000000" w:space="0" w:sz="4" w:val="single"/>
-            </w:tcBorders>
-          </w:tcPr>
-          <w:p>
-            <w:pPr>
-              <w:rPr/>
-            </w:pPr>
-            <w:r>
-              <w:rPr>
-                <w:rtl w:val="0"/>
-              </w:rPr>
-              <w:t xml:space="preserve">Client IP Address</w:t>
-            </w:r>
-          </w:p>
-        </w:tc>
-        <w:tc>
-          <w:tcPr>
-            <w:tcBorders>
-              <w:top w:color="000000" w:space="0" w:sz="4" w:val="single"/>
-              <w:left w:color="000000" w:space="0" w:sz="4" w:val="single"/>
-              <w:bottom w:color="000000" w:space="0" w:sz="4" w:val="single"/>
-            </w:tcBorders>
-          </w:tcPr>
-          <w:p>
-            <w:pPr>
-              <w:rPr/>
-            </w:pPr>
-            <w:r>
-              <w:rPr>
-                <w:rFonts w:ascii="menlo" w:cs="menlo" w:eastAsia="menlo" w:hAnsi="menlo"/>
-                <w:sz w:val="22"/>
-                <w:szCs w:val="22"/>
-                <w:shd w:fill="f8f8fa" w:val="clear"/>
-                <w:rtl w:val="0"/>
-              </w:rPr>
-              <w:t xml:space="preserve">127.0.0.1</w:t>
-            </w:r>
-            <w:r>
-              <w:rPr>
-                <w:rtl w:val="0"/>
-              </w:rPr>
-            </w:r>
-          </w:p>
-        </w:tc>
-      </w:tr>
-      <w:tr>
-        <w:trPr>
-          <w:cantSplit w:val="1"/>
-          <w:tblHeader w:val="0"/>
-        </w:trPr>
-        <w:tc>
-          <w:tcPr>
-            <w:tcBorders>
-              <w:top w:color="000000" w:space="0" w:sz="4" w:val="single"/>
-              <w:bottom w:color="000000" w:space="0" w:sz="4" w:val="single"/>
-            </w:tcBorders>
-          </w:tcPr>
-          <w:p>
-            <w:pPr>
-              <w:rPr/>
-            </w:pPr>
-            <w:r>
-              <w:rPr>
-                <w:rtl w:val="0"/>
-              </w:rPr>
-              <w:t xml:space="preserve">Client Shortname</w:t>
-            </w:r>
-          </w:p>
-        </w:tc>
-        <w:tc>
-          <w:tcPr>
-            <w:tcBorders>
-              <w:top w:color="000000" w:space="0" w:sz="4" w:val="single"/>
-              <w:left w:color="000000" w:space="0" w:sz="4" w:val="single"/>
-              <w:bottom w:color="000000" w:space="0" w:sz="4" w:val="single"/>
-            </w:tcBorders>
-          </w:tcPr>
-          <w:p>
-            <w:pPr>
-              <w:rPr/>
-            </w:pPr>
-            <w:r>
-              <w:rPr>
-                <w:rFonts w:ascii="menlo" w:cs="menlo" w:eastAsia="menlo" w:hAnsi="menlo"/>
-                <w:sz w:val="22"/>
-                <w:szCs w:val="22"/>
-                <w:shd w:fill="f8f8fa" w:val="clear"/>
-                <w:rtl w:val="0"/>
-              </w:rPr>
-              <w:t xml:space="preserve">pfsense_local</w:t>
-            </w:r>
-            <w:r>
-              <w:rPr>
-                <w:rtl w:val="0"/>
-              </w:rPr>
-            </w:r>
-          </w:p>
-        </w:tc>
-      </w:tr>
-      <w:tr>
-        <w:trPr>
-          <w:cantSplit w:val="1"/>
-          <w:tblHeader w:val="0"/>
-        </w:trPr>
-        <w:tc>
-          <w:tcPr>
-            <w:tcBorders>
-              <w:top w:color="000000" w:space="0" w:sz="4" w:val="single"/>
-              <w:bottom w:color="000000" w:space="0" w:sz="4" w:val="single"/>
-            </w:tcBorders>
-          </w:tcPr>
-          <w:p>
-            <w:pPr>
-              <w:rPr/>
-            </w:pPr>
-            <w:r>
-              <w:rPr>
-                <w:rtl w:val="0"/>
-              </w:rPr>
-              <w:t xml:space="preserve">Client Shared Secret</w:t>
-            </w:r>
-          </w:p>
-        </w:tc>
-        <w:tc>
-          <w:tcPr>
-            <w:tcBorders>
-              <w:top w:color="000000" w:space="0" w:sz="4" w:val="single"/>
-              <w:left w:color="000000" w:space="0" w:sz="4" w:val="single"/>
-              <w:bottom w:color="000000" w:space="0" w:sz="4" w:val="single"/>
-            </w:tcBorders>
-          </w:tcPr>
-          <w:p>
-            <w:pPr>
-              <w:rPr/>
-            </w:pPr>
-            <w:r>
-              <w:rPr>
-                <w:rFonts w:ascii="menlo" w:cs="menlo" w:eastAsia="menlo" w:hAnsi="menlo"/>
-                <w:sz w:val="22"/>
-                <w:szCs w:val="22"/>
-                <w:shd w:fill="f8f8fa" w:val="clear"/>
-                <w:rtl w:val="0"/>
-              </w:rPr>
-              <w:t xml:space="preserve">MonSecretRadius2026!</w:t>
-            </w:r>
-            <w:r>
-              <w:rPr>
-                <w:rtl w:val="0"/>
-              </w:rPr>
-            </w:r>
-          </w:p>
-        </w:tc>
-      </w:tr>
-      <w:tr>
-        <w:trPr>
-          <w:cantSplit w:val="1"/>
-          <w:tblHeader w:val="0"/>
-        </w:trPr>
-        <w:tc>
-          <w:tcPr>
-            <w:tcBorders>
-              <w:top w:color="000000" w:space="0" w:sz="4" w:val="single"/>
-              <w:bottom w:color="000000" w:space="0" w:sz="4" w:val="single"/>
-            </w:tcBorders>
-          </w:tcPr>
-          <w:p>
-            <w:pPr>
-              <w:rPr/>
-            </w:pPr>
-            <w:r>
-              <w:rPr>
-                <w:rtl w:val="0"/>
-              </w:rPr>
-              <w:t xml:space="preserve">Description</w:t>
-            </w:r>
-          </w:p>
-        </w:tc>
-        <w:tc>
-          <w:tcPr>
-            <w:tcBorders>
-              <w:top w:color="000000" w:space="0" w:sz="4" w:val="single"/>
-              <w:left w:color="000000" w:space="0" w:sz="4" w:val="single"/>
-              <w:bottom w:color="000000" w:space="0" w:sz="4" w:val="single"/>
-            </w:tcBorders>
-          </w:tcPr>
-          <w:p>
-            <w:pPr>
-              <w:rPr/>
-            </w:pPr>
-            <w:r>
-              <w:rPr>
-                <w:rtl w:val="0"/>
-              </w:rPr>
-              <w:t xml:space="preserve">pfSense localhost</w:t>
-            </w:r>
-          </w:p>
-        </w:tc>
-      </w:tr>
-    </w:tbl>
-    <w:p>
-      <w:pPr>
-        <w:rPr/>
-      </w:pPr>
-      <w:r>
-        <w:rPr>
-          <w:rtl w:val="0"/>
-        </w:rPr>
-      </w:r>
-    </w:p>
-    <w:p>
-      <w:pPr>
-        <w:spacing w:after="210" w:lineRule="auto"/>
-        <w:rPr/>
-      </w:pPr>
-      <w:r>
-        <w:rPr>
-          <w:rtl w:val="0"/>
-        </w:rPr>
-        <w:t xml:space="preserve">Sauvegarder.</w:t>
-      </w:r>
-    </w:p>
-    <w:p>
-      <w:pPr>
-        <w:rPr/>
-      </w:pPr>
-      <w:r>
-        <w:pict>
-          <v:rect style="width:0.0pt;height:1.5pt" o:hr="t" o:hrstd="t" o:hralign="center" fillcolor="#A0A0A0" stroked="f"/>
-        </w:pict>
-      </w:r>
-      <w:r>
-        <w:rPr>
-          <w:rtl w:val="0"/>
-        </w:rPr>
-      </w:r>
-    </w:p>
-    <w:bookmarkStart w:colFirst="0" w:colLast="0" w:name="bzim1ss4ouvf" w:id="47"/>
-    <w:bookmarkEnd w:id="47"/>
-    <w:p>
-      <w:pPr>
-        <w:spacing w:before="240" w:line="271" w:lineRule="auto"/>
-        <w:rPr/>
-      </w:pPr>
-      <w:r>
-        <w:rPr>
-          <w:rFonts w:ascii="Georgia" w:cs="Georgia" w:eastAsia="Georgia" w:hAnsi="Georgia"/>
-          <w:b w:val="1"/>
-          <w:bCs w:val="1"/>
-          <w:sz w:val="33"/>
-          <w:szCs w:val="33"/>
-          <w:rtl w:val="0"/>
-        </w:rPr>
-        <w:t xml:space="preserve">Étape 5 — Créer l'utilisateur admin avec OTP</w:t>
-      </w:r>
-      <w:r>
-        <w:rPr>
-          <w:rtl w:val="0"/>
-        </w:rPr>
-      </w:r>
-    </w:p>
-    <w:p>
-      <w:pPr>
-        <w:spacing w:after="210" w:lineRule="auto"/>
-        <w:rPr/>
-      </w:pPr>
-      <w:r>
-        <w:rPr>
-          <w:b w:val="1"/>
-          <w:bCs w:val="1"/>
-          <w:rtl w:val="0"/>
-        </w:rPr>
-        <w:t xml:space="preserve">Navigation :</w:t>
-      </w:r>
-      <w:r>
-        <w:rPr>
-          <w:rtl w:val="0"/>
-        </w:rPr>
-        <w:t xml:space="preserve"> </w:t>
-      </w:r>
-      <w:r>
-        <w:rPr>
-          <w:rFonts w:ascii="menlo" w:cs="menlo" w:eastAsia="menlo" w:hAnsi="menlo"/>
-          <w:sz w:val="22"/>
-          <w:szCs w:val="22"/>
-          <w:shd w:fill="f8f8fa" w:val="clear"/>
-          <w:rtl w:val="0"/>
-        </w:rPr>
-        <w:t xml:space="preserve">Services &gt; FreeRADIUS &gt; Users &gt; + Add</w:t>
-      </w:r>
-      <w:r>
-        <w:rPr>
-          <w:rtl w:val="0"/>
-        </w:rPr>
-      </w:r>
-    </w:p>
-    <w:tbl>
-      <w:tblPr>
-        <w:tblStyle w:val="Table19"/>
-        <w:tblW w:w="8690.0" w:type="dxa"/>
-        <w:jc w:val="center"/>
-        <w:tblBorders>
-          <w:top w:color="000000" w:space="0" w:sz="4" w:val="single"/>
-          <w:left w:color="000000" w:space="0" w:sz="4" w:val="single"/>
-          <w:bottom w:color="000000" w:space="0" w:sz="4" w:val="single"/>
-          <w:right w:color="000000" w:space="0" w:sz="4" w:val="single"/>
-        </w:tblBorders>
-        <w:tblLayout w:type="fixed"/>
-        <w:tblLook w:val="0000"/>
-      </w:tblPr>
-      <w:tblGrid>
-        <w:gridCol w:w="4345"/>
-        <w:gridCol w:w="4345"/>
-        <w:tblGridChange w:id="0">
-          <w:tblGrid>
-            <w:gridCol w:w="4345"/>
-            <w:gridCol w:w="4345"/>
-          </w:tblGrid>
-        </w:tblGridChange>
-      </w:tblGrid>
-      <w:tr>
-        <w:trPr>
-          <w:cantSplit w:val="1"/>
-          <w:tblHeader w:val="0"/>
-        </w:trPr>
-        <w:tc>
-          <w:tcPr>
-            <w:tcBorders>
-              <w:top w:color="000000" w:space="0" w:sz="4" w:val="single"/>
-              <w:bottom w:color="000000" w:space="0" w:sz="4" w:val="single"/>
-            </w:tcBorders>
-          </w:tcPr>
-          <w:p>
-            <w:pPr>
-              <w:rPr/>
-            </w:pPr>
-            <w:r>
-              <w:rPr>
-                <w:rtl w:val="0"/>
-              </w:rPr>
-              <w:t xml:space="preserve">Champ</w:t>
-            </w:r>
-          </w:p>
-        </w:tc>
-        <w:tc>
-          <w:tcPr>
-            <w:tcBorders>
-              <w:top w:color="000000" w:space="0" w:sz="4" w:val="single"/>
-              <w:left w:color="000000" w:space="0" w:sz="4" w:val="single"/>
-              <w:bottom w:color="000000" w:space="0" w:sz="4" w:val="single"/>
-            </w:tcBorders>
-          </w:tcPr>
-          <w:p>
-            <w:pPr>
-              <w:rPr/>
-            </w:pPr>
-            <w:r>
-              <w:rPr>
-                <w:rtl w:val="0"/>
-              </w:rPr>
-              <w:t xml:space="preserve">Valeur</w:t>
-            </w:r>
-          </w:p>
-        </w:tc>
-      </w:tr>
-      <w:tr>
-        <w:trPr>
-          <w:cantSplit w:val="1"/>
-          <w:tblHeader w:val="0"/>
-        </w:trPr>
-        <w:tc>
-          <w:tcPr>
-            <w:tcBorders>
-              <w:top w:color="000000" w:space="0" w:sz="4" w:val="single"/>
-              <w:bottom w:color="000000" w:space="0" w:sz="4" w:val="single"/>
-            </w:tcBorders>
-          </w:tcPr>
-          <w:p>
-            <w:pPr>
-              <w:rPr/>
-            </w:pPr>
-            <w:r>
-              <w:rPr>
-                <w:rtl w:val="0"/>
-              </w:rPr>
-              <w:t xml:space="preserve">Username</w:t>
-            </w:r>
-          </w:p>
-        </w:tc>
-        <w:tc>
-          <w:tcPr>
-            <w:tcBorders>
-              <w:top w:color="000000" w:space="0" w:sz="4" w:val="single"/>
-              <w:left w:color="000000" w:space="0" w:sz="4" w:val="single"/>
-              <w:bottom w:color="000000" w:space="0" w:sz="4" w:val="single"/>
-            </w:tcBorders>
-          </w:tcPr>
-          <w:p>
-            <w:pPr>
-              <w:rPr/>
-            </w:pPr>
-            <w:r>
-              <w:rPr>
-                <w:rFonts w:ascii="menlo" w:cs="menlo" w:eastAsia="menlo" w:hAnsi="menlo"/>
-                <w:sz w:val="22"/>
-                <w:szCs w:val="22"/>
-                <w:shd w:fill="f8f8fa" w:val="clear"/>
-                <w:rtl w:val="0"/>
-              </w:rPr>
-              <w:t xml:space="preserve">admin_vpn</w:t>
-            </w:r>
-            <w:r>
-              <w:rPr>
-                <w:rtl w:val="0"/>
-              </w:rPr>
-              <w:t xml:space="preserve"> (ou votre nom)</w:t>
-            </w:r>
-          </w:p>
-        </w:tc>
-      </w:tr>
-      <w:tr>
-        <w:trPr>
-          <w:cantSplit w:val="1"/>
-          <w:tblHeader w:val="0"/>
-        </w:trPr>
-        <w:tc>
-          <w:tcPr>
-            <w:tcBorders>
-              <w:top w:color="000000" w:space="0" w:sz="4" w:val="single"/>
-              <w:bottom w:color="000000" w:space="0" w:sz="4" w:val="single"/>
-            </w:tcBorders>
-          </w:tcPr>
-          <w:p>
-            <w:pPr>
-              <w:rPr/>
-            </w:pPr>
-            <w:r>
-              <w:rPr>
-                <w:rtl w:val="0"/>
-              </w:rPr>
-              <w:t xml:space="preserve">Password</w:t>
-            </w:r>
-          </w:p>
-        </w:tc>
-        <w:tc>
-          <w:tcPr>
-            <w:tcBorders>
-              <w:top w:color="000000" w:space="0" w:sz="4" w:val="single"/>
-              <w:left w:color="000000" w:space="0" w:sz="4" w:val="single"/>
-              <w:bottom w:color="000000" w:space="0" w:sz="4" w:val="single"/>
-            </w:tcBorders>
-          </w:tcPr>
-          <w:p>
-            <w:pPr>
-              <w:rPr/>
-            </w:pPr>
-            <w:r>
-              <w:rPr>
-                <w:rtl w:val="0"/>
-              </w:rPr>
-              <w:t xml:space="preserve">laisser vide</w:t>
-            </w:r>
-          </w:p>
-        </w:tc>
-      </w:tr>
-      <w:tr>
-        <w:trPr>
-          <w:cantSplit w:val="1"/>
-          <w:tblHeader w:val="0"/>
-        </w:trPr>
-        <w:tc>
-          <w:tcPr>
-            <w:tcBorders>
-              <w:top w:color="000000" w:space="0" w:sz="4" w:val="single"/>
-              <w:bottom w:color="000000" w:space="0" w:sz="4" w:val="single"/>
-            </w:tcBorders>
-          </w:tcPr>
-          <w:p>
-            <w:pPr>
-              <w:rPr/>
-            </w:pPr>
-            <w:r>
-              <w:rPr>
-                <w:rtl w:val="0"/>
-              </w:rPr>
-              <w:t xml:space="preserve">Enable One-Time-Password (OTP)</w:t>
-            </w:r>
-          </w:p>
-        </w:tc>
-        <w:tc>
-          <w:tcPr>
-            <w:tcBorders>
-              <w:top w:color="000000" w:space="0" w:sz="4" w:val="single"/>
-              <w:left w:color="000000" w:space="0" w:sz="4" w:val="single"/>
-              <w:bottom w:color="000000" w:space="0" w:sz="4" w:val="single"/>
-            </w:tcBorders>
-          </w:tcPr>
-          <w:p>
-            <w:pPr>
-              <w:rPr/>
-            </w:pPr>
-            <w:r>
-              <w:rPr>
-                <w:rFonts w:ascii="Arial Unicode MS" w:cs="Arial Unicode MS" w:eastAsia="Arial Unicode MS" w:hAnsi="Arial Unicode MS"/>
-                <w:rtl w:val="0"/>
-              </w:rPr>
-              <w:t xml:space="preserve">✅ Cocher</w:t>
-            </w:r>
-            <w:r>
-              <w:rPr>
-                <w:rtl w:val="0"/>
-              </w:rPr>
-            </w:r>
-          </w:p>
-        </w:tc>
-      </w:tr>
-      <w:tr>
-        <w:trPr>
-          <w:cantSplit w:val="1"/>
-          <w:tblHeader w:val="0"/>
-        </w:trPr>
-        <w:tc>
-          <w:tcPr>
-            <w:tcBorders>
-              <w:top w:color="000000" w:space="0" w:sz="4" w:val="single"/>
-              <w:bottom w:color="000000" w:space="0" w:sz="4" w:val="single"/>
-            </w:tcBorders>
-          </w:tcPr>
-          <w:p>
-            <w:pPr>
-              <w:rPr/>
-            </w:pPr>
-            <w:r>
-              <w:rPr>
-                <w:rtl w:val="0"/>
-              </w:rPr>
-              <w:t xml:space="preserve">OTP Auth Method</w:t>
-            </w:r>
-          </w:p>
-        </w:tc>
-        <w:tc>
-          <w:tcPr>
-            <w:tcBorders>
-              <w:top w:color="000000" w:space="0" w:sz="4" w:val="single"/>
-              <w:left w:color="000000" w:space="0" w:sz="4" w:val="single"/>
-              <w:bottom w:color="000000" w:space="0" w:sz="4" w:val="single"/>
-            </w:tcBorders>
-          </w:tcPr>
-          <w:p>
-            <w:pPr>
-              <w:rPr/>
-            </w:pPr>
-            <w:r>
-              <w:rPr>
-                <w:rFonts w:ascii="Georgia" w:cs="Georgia" w:eastAsia="Georgia" w:hAnsi="Georgia"/>
-                <w:rtl w:val="0"/>
-              </w:rPr>
-              <w:t xml:space="preserve">Time-based OTP (TOTP) — Google Authenticator</w:t>
-            </w:r>
-            <w:r>
-              <w:rPr>
-                <w:rtl w:val="0"/>
-              </w:rPr>
-            </w:r>
-          </w:p>
-        </w:tc>
-      </w:tr>
-      <w:tr>
-        <w:trPr>
-          <w:cantSplit w:val="1"/>
-          <w:tblHeader w:val="0"/>
-        </w:trPr>
-        <w:tc>
-          <w:tcPr>
-            <w:tcBorders>
-              <w:top w:color="000000" w:space="0" w:sz="4" w:val="single"/>
-              <w:bottom w:color="000000" w:space="0" w:sz="4" w:val="single"/>
-            </w:tcBorders>
-          </w:tcPr>
-          <w:p>
-            <w:pPr>
-              <w:rPr/>
-            </w:pPr>
-            <w:r>
-              <w:rPr>
-                <w:rtl w:val="0"/>
-              </w:rPr>
-              <w:t xml:space="preserve">PIN</w:t>
-            </w:r>
-          </w:p>
-        </w:tc>
-        <w:tc>
-          <w:tcPr>
-            <w:tcBorders>
-              <w:top w:color="000000" w:space="0" w:sz="4" w:val="single"/>
-              <w:left w:color="000000" w:space="0" w:sz="4" w:val="single"/>
-              <w:bottom w:color="000000" w:space="0" w:sz="4" w:val="single"/>
-            </w:tcBorders>
-          </w:tcPr>
-          <w:p>
-            <w:pPr>
-              <w:rPr/>
-            </w:pPr>
-            <w:r>
-              <w:rPr>
-                <w:rFonts w:ascii="menlo" w:cs="menlo" w:eastAsia="menlo" w:hAnsi="menlo"/>
-                <w:sz w:val="22"/>
-                <w:szCs w:val="22"/>
-                <w:shd w:fill="f8f8fa" w:val="clear"/>
-                <w:rtl w:val="0"/>
-              </w:rPr>
-              <w:t xml:space="preserve">1234</w:t>
-            </w:r>
-            <w:r>
-              <w:rPr>
-                <w:rFonts w:ascii="Georgia" w:cs="Georgia" w:eastAsia="Georgia" w:hAnsi="Georgia"/>
-                <w:rtl w:val="0"/>
-              </w:rPr>
-              <w:t xml:space="preserve"> (4 à 8 chiffres)</w:t>
-            </w:r>
-            <w:r>
-              <w:rPr>
-                <w:rtl w:val="0"/>
-              </w:rPr>
-            </w:r>
-          </w:p>
-        </w:tc>
-      </w:tr>
-    </w:tbl>
-    <w:p>
-      <w:pPr>
-        <w:rPr/>
-      </w:pPr>
       <w:r>
         <w:rPr>
           <w:rtl w:val="0"/>
@@ -18414,24 +16526,34 @@
       </w:pPr>
       <w:r>
         <w:rPr>
-          <w:rtl w:val="0"/>
-        </w:rPr>
-        <w:t xml:space="preserve">Cliquer </w:t>
-      </w:r>
-      <w:r>
-        <w:rPr>
           <w:b w:val="1"/>
           <w:bCs w:val="1"/>
           <w:rtl w:val="0"/>
         </w:rPr>
-        <w:t xml:space="preserve">Generate OTP Secret</w:t>
-      </w:r>
-      <w:r>
-        <w:rPr>
-          <w:rFonts w:ascii="Cardo" w:cs="Cardo" w:eastAsia="Cardo" w:hAnsi="Cardo"/>
-          <w:rtl w:val="0"/>
-        </w:rPr>
-        <w:t xml:space="preserve"> → un QR code apparaît</w:t>
+        <w:t xml:space="preserve">Authentification renforcée :</w:t>
+      </w:r>
+      <w:r>
+        <w:rPr>
+          <w:rtl w:val="0"/>
+        </w:rPr>
+        <w:t xml:space="preserve"> Comptes administrateurs nominatifs, pas de compte </w:t>
+      </w:r>
+      <w:r>
+        <w:rPr>
+          <w:rFonts w:ascii="menlo" w:cs="menlo" w:eastAsia="menlo" w:hAnsi="menlo"/>
+          <w:sz w:val="22"/>
+          <w:szCs w:val="22"/>
+          <w:shd w:fill="f8f8fa" w:val="clear"/>
+          <w:rtl w:val="0"/>
+        </w:rPr>
+        <w:t xml:space="preserve">admin</w:t>
+      </w:r>
+      <w:r>
+        <w:rPr>
+          <w:rFonts w:ascii="Georgia" w:cs="Georgia" w:eastAsia="Georgia" w:hAnsi="Georgia"/>
+          <w:rtl w:val="0"/>
+        </w:rPr>
+        <w:t xml:space="preserve"> par défaut</w:t>
       </w:r>
       <w:r>
         <w:rPr>
@@ -18454,19 +16576,30 @@
           <w:bCs w:val="1"/>
           <w:rtl w:val="0"/>
         </w:rPr>
-        <w:t xml:space="preserve">Scanner le QR code</w:t>
+        <w:t xml:space="preserve">Mises à jour automatiques :</w:t>
       </w:r>
       <w:r>
         <w:rPr>
           <w:rFonts w:ascii="Georgia" w:cs="Georgia" w:eastAsia="Georgia" w:hAnsi="Georgia"/>
           <w:rtl w:val="0"/>
         </w:rPr>
-        <w:t xml:space="preserve"> avec Google Authenticator ou Aegis sur votre téléphone</w:t>
-      </w:r>
-      <w:r>
-        <w:rPr>
-          <w:rtl w:val="0"/>
-        </w:rPr>
+        <w:t xml:space="preserve"> Activer les notifications de mise à jour (</w:t>
+      </w:r>
+      <w:r>
+        <w:rPr>
+          <w:rFonts w:ascii="menlo" w:cs="menlo" w:eastAsia="menlo" w:hAnsi="menlo"/>
+          <w:sz w:val="22"/>
+          <w:szCs w:val="22"/>
+          <w:shd w:fill="f8f8fa" w:val="clear"/>
+          <w:rtl w:val="0"/>
+        </w:rPr>
+        <w:t xml:space="preserve">System &gt; Update</w:t>
+      </w:r>
+      <w:r>
+        <w:rPr>
+          <w:rtl w:val="0"/>
+        </w:rPr>
+        <w:t xml:space="preserve">)</w:t>
       </w:r>
     </w:p>
     <w:p>
@@ -18480,28 +16613,27 @@
       </w:pPr>
       <w:r>
         <w:rPr>
-          <w:rtl w:val="0"/>
-        </w:rPr>
-        <w:t xml:space="preserve">Sauvegarder</w:t>
+          <w:b w:val="1"/>
+          <w:bCs w:val="1"/>
+          <w:rtl w:val="0"/>
+        </w:rPr>
+        <w:t xml:space="preserve">Anti-lockout Rule :</w:t>
+      </w:r>
+      <w:r>
+        <w:rPr>
+          <w:rFonts w:ascii="Georgia" w:cs="Georgia" w:eastAsia="Georgia" w:hAnsi="Georgia"/>
+          <w:rtl w:val="0"/>
+        </w:rPr>
+        <w:t xml:space="preserve"> Conserver la règle par défaut pour éviter de perdre l'accès GUI</w:t>
+      </w:r>
+      <w:r>
+        <w:rPr>
+          <w:rtl w:val="0"/>
+        </w:rPr>
       </w:r>
     </w:p>
-    <w:p>
-      <w:pPr>
-        <w:rPr/>
-      </w:pPr>
-      <w:r>
-        <w:pict>
-          <v:rect style="width:0.0pt;height:1.5pt" o:hr="t" o:hrstd="t" o:hralign="center" fillcolor="#A0A0A0" stroked="f"/>
-        </w:pict>
-      </w:r>
-      <w:r>
-        <w:rPr>
-          <w:rtl w:val="0"/>
-        </w:rPr>
-      </w:r>
-    </w:p>
-    <w:bookmarkStart w:colFirst="0" w:colLast="0" w:name="msj0cfox7awh" w:id="48"/>
-    <w:bookmarkEnd w:id="48"/>
+    <w:bookmarkStart w:colFirst="0" w:colLast="0" w:name="7yea1so7iyk2" w:id="41"/>
+    <w:bookmarkEnd w:id="41"/>
     <w:p>
       <w:pPr>
         <w:spacing w:before="240" w:line="271" w:lineRule="auto"/>
@@ -18516,1451 +16648,7 @@
           <w:szCs w:val="33"/>
           <w:rtl w:val="0"/>
         </w:rPr>
-        <w:t xml:space="preserve">Étape 6 — Ajouter FreeRADIUS comme serveur d'auth</w:t>
-      </w:r>
-      <w:r>
-        <w:rPr>
-          <w:rtl w:val="0"/>
-        </w:rPr>
-      </w:r>
-    </w:p>
-    <w:p>
-      <w:pPr>
-        <w:spacing w:after="210" w:lineRule="auto"/>
-        <w:rPr/>
-      </w:pPr>
-      <w:r>
-        <w:rPr>
-          <w:b w:val="1"/>
-          <w:bCs w:val="1"/>
-          <w:rtl w:val="0"/>
-        </w:rPr>
-        <w:t xml:space="preserve">Navigation :</w:t>
-      </w:r>
-      <w:r>
-        <w:rPr>
-          <w:rtl w:val="0"/>
-        </w:rPr>
-        <w:t xml:space="preserve"> </w:t>
-      </w:r>
-      <w:r>
-        <w:rPr>
-          <w:rFonts w:ascii="menlo" w:cs="menlo" w:eastAsia="menlo" w:hAnsi="menlo"/>
-          <w:sz w:val="22"/>
-          <w:szCs w:val="22"/>
-          <w:shd w:fill="f8f8fa" w:val="clear"/>
-          <w:rtl w:val="0"/>
-        </w:rPr>
-        <w:t xml:space="preserve">System &gt; User Manager &gt; Authentication Servers &gt; + Add</w:t>
-      </w:r>
-      <w:r>
-        <w:rPr>
-          <w:rtl w:val="0"/>
-        </w:rPr>
-      </w:r>
-    </w:p>
-    <w:tbl>
-      <w:tblPr>
-        <w:tblStyle w:val="Table20"/>
-        <w:tblW w:w="8690.0" w:type="dxa"/>
-        <w:jc w:val="center"/>
-        <w:tblBorders>
-          <w:top w:color="000000" w:space="0" w:sz="4" w:val="single"/>
-          <w:left w:color="000000" w:space="0" w:sz="4" w:val="single"/>
-          <w:bottom w:color="000000" w:space="0" w:sz="4" w:val="single"/>
-          <w:right w:color="000000" w:space="0" w:sz="4" w:val="single"/>
-        </w:tblBorders>
-        <w:tblLayout w:type="fixed"/>
-        <w:tblLook w:val="0000"/>
-      </w:tblPr>
-      <w:tblGrid>
-        <w:gridCol w:w="4345"/>
-        <w:gridCol w:w="4345"/>
-        <w:tblGridChange w:id="0">
-          <w:tblGrid>
-            <w:gridCol w:w="4345"/>
-            <w:gridCol w:w="4345"/>
-          </w:tblGrid>
-        </w:tblGridChange>
-      </w:tblGrid>
-      <w:tr>
-        <w:trPr>
-          <w:cantSplit w:val="1"/>
-          <w:tblHeader w:val="0"/>
-        </w:trPr>
-        <w:tc>
-          <w:tcPr>
-            <w:tcBorders>
-              <w:top w:color="000000" w:space="0" w:sz="4" w:val="single"/>
-              <w:bottom w:color="000000" w:space="0" w:sz="4" w:val="single"/>
-            </w:tcBorders>
-          </w:tcPr>
-          <w:p>
-            <w:pPr>
-              <w:rPr/>
-            </w:pPr>
-            <w:r>
-              <w:rPr>
-                <w:rtl w:val="0"/>
-              </w:rPr>
-              <w:t xml:space="preserve">Champ</w:t>
-            </w:r>
-          </w:p>
-        </w:tc>
-        <w:tc>
-          <w:tcPr>
-            <w:tcBorders>
-              <w:top w:color="000000" w:space="0" w:sz="4" w:val="single"/>
-              <w:left w:color="000000" w:space="0" w:sz="4" w:val="single"/>
-              <w:bottom w:color="000000" w:space="0" w:sz="4" w:val="single"/>
-            </w:tcBorders>
-          </w:tcPr>
-          <w:p>
-            <w:pPr>
-              <w:rPr/>
-            </w:pPr>
-            <w:r>
-              <w:rPr>
-                <w:rtl w:val="0"/>
-              </w:rPr>
-              <w:t xml:space="preserve">Valeur</w:t>
-            </w:r>
-          </w:p>
-        </w:tc>
-      </w:tr>
-      <w:tr>
-        <w:trPr>
-          <w:cantSplit w:val="1"/>
-          <w:tblHeader w:val="0"/>
-        </w:trPr>
-        <w:tc>
-          <w:tcPr>
-            <w:tcBorders>
-              <w:top w:color="000000" w:space="0" w:sz="4" w:val="single"/>
-              <w:bottom w:color="000000" w:space="0" w:sz="4" w:val="single"/>
-            </w:tcBorders>
-          </w:tcPr>
-          <w:p>
-            <w:pPr>
-              <w:rPr/>
-            </w:pPr>
-            <w:r>
-              <w:rPr>
-                <w:rtl w:val="0"/>
-              </w:rPr>
-              <w:t xml:space="preserve">Descriptive name</w:t>
-            </w:r>
-          </w:p>
-        </w:tc>
-        <w:tc>
-          <w:tcPr>
-            <w:tcBorders>
-              <w:top w:color="000000" w:space="0" w:sz="4" w:val="single"/>
-              <w:left w:color="000000" w:space="0" w:sz="4" w:val="single"/>
-              <w:bottom w:color="000000" w:space="0" w:sz="4" w:val="single"/>
-            </w:tcBorders>
-          </w:tcPr>
-          <w:p>
-            <w:pPr>
-              <w:rPr/>
-            </w:pPr>
-            <w:r>
-              <w:rPr>
-                <w:rFonts w:ascii="menlo" w:cs="menlo" w:eastAsia="menlo" w:hAnsi="menlo"/>
-                <w:sz w:val="22"/>
-                <w:szCs w:val="22"/>
-                <w:shd w:fill="f8f8fa" w:val="clear"/>
-                <w:rtl w:val="0"/>
-              </w:rPr>
-              <w:t xml:space="preserve">FreeRADIUS_TOTP</w:t>
-            </w:r>
-            <w:r>
-              <w:rPr>
-                <w:rtl w:val="0"/>
-              </w:rPr>
-            </w:r>
-          </w:p>
-        </w:tc>
-      </w:tr>
-      <w:tr>
-        <w:trPr>
-          <w:cantSplit w:val="1"/>
-          <w:tblHeader w:val="0"/>
-        </w:trPr>
-        <w:tc>
-          <w:tcPr>
-            <w:tcBorders>
-              <w:top w:color="000000" w:space="0" w:sz="4" w:val="single"/>
-              <w:bottom w:color="000000" w:space="0" w:sz="4" w:val="single"/>
-            </w:tcBorders>
-          </w:tcPr>
-          <w:p>
-            <w:pPr>
-              <w:rPr/>
-            </w:pPr>
-            <w:r>
-              <w:rPr>
-                <w:rtl w:val="0"/>
-              </w:rPr>
-              <w:t xml:space="preserve">Type</w:t>
-            </w:r>
-          </w:p>
-        </w:tc>
-        <w:tc>
-          <w:tcPr>
-            <w:tcBorders>
-              <w:top w:color="000000" w:space="0" w:sz="4" w:val="single"/>
-              <w:left w:color="000000" w:space="0" w:sz="4" w:val="single"/>
-              <w:bottom w:color="000000" w:space="0" w:sz="4" w:val="single"/>
-            </w:tcBorders>
-          </w:tcPr>
-          <w:p>
-            <w:pPr>
-              <w:rPr/>
-            </w:pPr>
-            <w:r>
-              <w:rPr>
-                <w:rtl w:val="0"/>
-              </w:rPr>
-              <w:t xml:space="preserve">RADIUS</w:t>
-            </w:r>
-          </w:p>
-        </w:tc>
-      </w:tr>
-      <w:tr>
-        <w:trPr>
-          <w:cantSplit w:val="1"/>
-          <w:tblHeader w:val="0"/>
-        </w:trPr>
-        <w:tc>
-          <w:tcPr>
-            <w:tcBorders>
-              <w:top w:color="000000" w:space="0" w:sz="4" w:val="single"/>
-              <w:bottom w:color="000000" w:space="0" w:sz="4" w:val="single"/>
-            </w:tcBorders>
-          </w:tcPr>
-          <w:p>
-            <w:pPr>
-              <w:rPr/>
-            </w:pPr>
-            <w:r>
-              <w:rPr>
-                <w:rtl w:val="0"/>
-              </w:rPr>
-              <w:t xml:space="preserve">Hostname/IP</w:t>
-            </w:r>
-          </w:p>
-        </w:tc>
-        <w:tc>
-          <w:tcPr>
-            <w:tcBorders>
-              <w:top w:color="000000" w:space="0" w:sz="4" w:val="single"/>
-              <w:left w:color="000000" w:space="0" w:sz="4" w:val="single"/>
-              <w:bottom w:color="000000" w:space="0" w:sz="4" w:val="single"/>
-            </w:tcBorders>
-          </w:tcPr>
-          <w:p>
-            <w:pPr>
-              <w:rPr/>
-            </w:pPr>
-            <w:r>
-              <w:rPr>
-                <w:rFonts w:ascii="menlo" w:cs="menlo" w:eastAsia="menlo" w:hAnsi="menlo"/>
-                <w:sz w:val="22"/>
-                <w:szCs w:val="22"/>
-                <w:shd w:fill="f8f8fa" w:val="clear"/>
-                <w:rtl w:val="0"/>
-              </w:rPr>
-              <w:t xml:space="preserve">127.0.0.1</w:t>
-            </w:r>
-            <w:r>
-              <w:rPr>
-                <w:rtl w:val="0"/>
-              </w:rPr>
-            </w:r>
-          </w:p>
-        </w:tc>
-      </w:tr>
-      <w:tr>
-        <w:trPr>
-          <w:cantSplit w:val="1"/>
-          <w:tblHeader w:val="0"/>
-        </w:trPr>
-        <w:tc>
-          <w:tcPr>
-            <w:tcBorders>
-              <w:top w:color="000000" w:space="0" w:sz="4" w:val="single"/>
-              <w:bottom w:color="000000" w:space="0" w:sz="4" w:val="single"/>
-            </w:tcBorders>
-          </w:tcPr>
-          <w:p>
-            <w:pPr>
-              <w:rPr/>
-            </w:pPr>
-            <w:r>
-              <w:rPr>
-                <w:rtl w:val="0"/>
-              </w:rPr>
-              <w:t xml:space="preserve">Shared Secret</w:t>
-            </w:r>
-          </w:p>
-        </w:tc>
-        <w:tc>
-          <w:tcPr>
-            <w:tcBorders>
-              <w:top w:color="000000" w:space="0" w:sz="4" w:val="single"/>
-              <w:left w:color="000000" w:space="0" w:sz="4" w:val="single"/>
-              <w:bottom w:color="000000" w:space="0" w:sz="4" w:val="single"/>
-            </w:tcBorders>
-          </w:tcPr>
-          <w:p>
-            <w:pPr>
-              <w:rPr/>
-            </w:pPr>
-            <w:r>
-              <w:rPr>
-                <w:rFonts w:ascii="menlo" w:cs="menlo" w:eastAsia="menlo" w:hAnsi="menlo"/>
-                <w:sz w:val="22"/>
-                <w:szCs w:val="22"/>
-                <w:shd w:fill="f8f8fa" w:val="clear"/>
-                <w:rtl w:val="0"/>
-              </w:rPr>
-              <w:t xml:space="preserve">MonSecretRadius2026!</w:t>
-            </w:r>
-            <w:r>
-              <w:rPr>
-                <w:rtl w:val="0"/>
-              </w:rPr>
-            </w:r>
-          </w:p>
-        </w:tc>
-      </w:tr>
-      <w:tr>
-        <w:trPr>
-          <w:cantSplit w:val="1"/>
-          <w:tblHeader w:val="0"/>
-        </w:trPr>
-        <w:tc>
-          <w:tcPr>
-            <w:tcBorders>
-              <w:top w:color="000000" w:space="0" w:sz="4" w:val="single"/>
-              <w:bottom w:color="000000" w:space="0" w:sz="4" w:val="single"/>
-            </w:tcBorders>
-          </w:tcPr>
-          <w:p>
-            <w:pPr>
-              <w:rPr/>
-            </w:pPr>
-            <w:r>
-              <w:rPr>
-                <w:rtl w:val="0"/>
-              </w:rPr>
-              <w:t xml:space="preserve">Authentication port</w:t>
-            </w:r>
-          </w:p>
-        </w:tc>
-        <w:tc>
-          <w:tcPr>
-            <w:tcBorders>
-              <w:top w:color="000000" w:space="0" w:sz="4" w:val="single"/>
-              <w:left w:color="000000" w:space="0" w:sz="4" w:val="single"/>
-              <w:bottom w:color="000000" w:space="0" w:sz="4" w:val="single"/>
-            </w:tcBorders>
-          </w:tcPr>
-          <w:p>
-            <w:pPr>
-              <w:rPr/>
-            </w:pPr>
-            <w:r>
-              <w:rPr>
-                <w:rFonts w:ascii="menlo" w:cs="menlo" w:eastAsia="menlo" w:hAnsi="menlo"/>
-                <w:sz w:val="22"/>
-                <w:szCs w:val="22"/>
-                <w:shd w:fill="f8f8fa" w:val="clear"/>
-                <w:rtl w:val="0"/>
-              </w:rPr>
-              <w:t xml:space="preserve">1812</w:t>
-            </w:r>
-            <w:r>
-              <w:rPr>
-                <w:rtl w:val="0"/>
-              </w:rPr>
-            </w:r>
-          </w:p>
-        </w:tc>
-      </w:tr>
-      <w:tr>
-        <w:trPr>
-          <w:cantSplit w:val="1"/>
-          <w:tblHeader w:val="0"/>
-        </w:trPr>
-        <w:tc>
-          <w:tcPr>
-            <w:tcBorders>
-              <w:top w:color="000000" w:space="0" w:sz="4" w:val="single"/>
-              <w:bottom w:color="000000" w:space="0" w:sz="4" w:val="single"/>
-            </w:tcBorders>
-          </w:tcPr>
-          <w:p>
-            <w:pPr>
-              <w:rPr/>
-            </w:pPr>
-            <w:r>
-              <w:rPr>
-                <w:rtl w:val="0"/>
-              </w:rPr>
-              <w:t xml:space="preserve">Protocol</w:t>
-            </w:r>
-          </w:p>
-        </w:tc>
-        <w:tc>
-          <w:tcPr>
-            <w:tcBorders>
-              <w:top w:color="000000" w:space="0" w:sz="4" w:val="single"/>
-              <w:left w:color="000000" w:space="0" w:sz="4" w:val="single"/>
-              <w:bottom w:color="000000" w:space="0" w:sz="4" w:val="single"/>
-            </w:tcBorders>
-          </w:tcPr>
-          <w:p>
-            <w:pPr>
-              <w:rPr/>
-            </w:pPr>
-            <w:r>
-              <w:rPr>
-                <w:rtl w:val="0"/>
-              </w:rPr>
-              <w:t xml:space="preserve">PAP</w:t>
-            </w:r>
-          </w:p>
-        </w:tc>
-      </w:tr>
-      <w:tr>
-        <w:trPr>
-          <w:cantSplit w:val="1"/>
-          <w:tblHeader w:val="0"/>
-        </w:trPr>
-        <w:tc>
-          <w:tcPr>
-            <w:tcBorders>
-              <w:top w:color="000000" w:space="0" w:sz="4" w:val="single"/>
-              <w:bottom w:color="000000" w:space="0" w:sz="4" w:val="single"/>
-            </w:tcBorders>
-          </w:tcPr>
-          <w:p>
-            <w:pPr>
-              <w:rPr/>
-            </w:pPr>
-            <w:r>
-              <w:rPr>
-                <w:rtl w:val="0"/>
-              </w:rPr>
-              <w:t xml:space="preserve">Services offered</w:t>
-            </w:r>
-          </w:p>
-        </w:tc>
-        <w:tc>
-          <w:tcPr>
-            <w:tcBorders>
-              <w:top w:color="000000" w:space="0" w:sz="4" w:val="single"/>
-              <w:left w:color="000000" w:space="0" w:sz="4" w:val="single"/>
-              <w:bottom w:color="000000" w:space="0" w:sz="4" w:val="single"/>
-            </w:tcBorders>
-          </w:tcPr>
-          <w:p>
-            <w:pPr>
-              <w:rPr/>
-            </w:pPr>
-            <w:r>
-              <w:rPr>
-                <w:rtl w:val="0"/>
-              </w:rPr>
-              <w:t xml:space="preserve">Authentication</w:t>
-            </w:r>
-          </w:p>
-        </w:tc>
-      </w:tr>
-    </w:tbl>
-    <w:p>
-      <w:pPr>
-        <w:rPr/>
-      </w:pPr>
-      <w:r>
-        <w:rPr>
-          <w:rtl w:val="0"/>
-        </w:rPr>
-      </w:r>
-    </w:p>
-    <w:p>
-      <w:pPr>
-        <w:spacing w:after="210" w:lineRule="auto"/>
-        <w:rPr/>
-      </w:pPr>
-      <w:r>
-        <w:rPr>
-          <w:rtl w:val="0"/>
-        </w:rPr>
-        <w:t xml:space="preserve">Sauvegarder.</w:t>
-      </w:r>
-    </w:p>
-    <w:p>
-      <w:pPr>
-        <w:rPr/>
-      </w:pPr>
-      <w:r>
-        <w:pict>
-          <v:rect style="width:0.0pt;height:1.5pt" o:hr="t" o:hrstd="t" o:hralign="center" fillcolor="#A0A0A0" stroked="f"/>
-        </w:pict>
-      </w:r>
-      <w:r>
-        <w:rPr>
-          <w:rtl w:val="0"/>
-        </w:rPr>
-      </w:r>
-    </w:p>
-    <w:p>
-      <w:pPr>
-        <w:spacing w:before="240" w:line="271" w:lineRule="auto"/>
-        <w:rPr>
-          <w:b w:val="1"/>
-          <w:bCs w:val="1"/>
-          <w:sz w:val="33"/>
-          <w:szCs w:val="33"/>
-        </w:rPr>
-      </w:pPr>
-      <w:r>
-        <w:rPr>
-          <w:rtl w:val="0"/>
-        </w:rPr>
-      </w:r>
-    </w:p>
-    <w:bookmarkStart w:colFirst="0" w:colLast="0" w:name="9pvfsyaqzc8p" w:id="49"/>
-    <w:bookmarkEnd w:id="49"/>
-    <w:p>
-      <w:pPr>
-        <w:spacing w:before="240" w:line="271" w:lineRule="auto"/>
-        <w:rPr/>
-      </w:pPr>
-      <w:r>
-        <w:rPr>
-          <w:rFonts w:ascii="Georgia" w:cs="Georgia" w:eastAsia="Georgia" w:hAnsi="Georgia"/>
-          <w:b w:val="1"/>
-          <w:bCs w:val="1"/>
-          <w:sz w:val="33"/>
-          <w:szCs w:val="33"/>
-          <w:rtl w:val="0"/>
-        </w:rPr>
-        <w:t xml:space="preserve">Étape 7 — Activer FreeRADIUS pour la GUI pfSense</w:t>
-      </w:r>
-      <w:r>
-        <w:rPr>
-          <w:rtl w:val="0"/>
-        </w:rPr>
-      </w:r>
-    </w:p>
-    <w:p>
-      <w:pPr>
-        <w:spacing w:after="210" w:lineRule="auto"/>
-        <w:rPr/>
-      </w:pPr>
-      <w:r>
-        <w:rPr>
-          <w:b w:val="1"/>
-          <w:bCs w:val="1"/>
-          <w:rtl w:val="0"/>
-        </w:rPr>
-        <w:t xml:space="preserve">Navigation :</w:t>
-      </w:r>
-      <w:r>
-        <w:rPr>
-          <w:rtl w:val="0"/>
-        </w:rPr>
-        <w:t xml:space="preserve"> </w:t>
-      </w:r>
-      <w:r>
-        <w:rPr>
-          <w:rFonts w:ascii="menlo" w:cs="menlo" w:eastAsia="menlo" w:hAnsi="menlo"/>
-          <w:sz w:val="22"/>
-          <w:szCs w:val="22"/>
-          <w:shd w:fill="f8f8fa" w:val="clear"/>
-          <w:rtl w:val="0"/>
-        </w:rPr>
-        <w:t xml:space="preserve">System &gt; User Manager &gt; Settings</w:t>
-      </w:r>
-      <w:r>
-        <w:rPr>
-          <w:rtl w:val="0"/>
-        </w:rPr>
-      </w:r>
-    </w:p>
-    <w:p>
-      <w:pPr>
-        <w:spacing w:after="210" w:lineRule="auto"/>
-        <w:ind w:left="630" w:firstLine="0"/>
-        <w:rPr/>
-      </w:pPr>
-      <w:r>
-        <w:rPr>
-          <w:b w:val="1"/>
-          <w:bCs w:val="1"/>
-          <w:color w:val="666666"/>
-          <w:rtl w:val="0"/>
-        </w:rPr>
-        <w:t xml:space="preserve">⚠️ CRITIQUE — Ne basculer que APRÈS avoir validé le test à l'Étape 8 !</w:t>
-      </w:r>
-      <w:r>
-        <w:rPr>
-          <w:rtl w:val="0"/>
-        </w:rPr>
-      </w:r>
-    </w:p>
-    <w:tbl>
-      <w:tblPr>
-        <w:tblStyle w:val="Table21"/>
-        <w:tblW w:w="8690.0" w:type="dxa"/>
-        <w:jc w:val="center"/>
-        <w:tblBorders>
-          <w:top w:color="000000" w:space="0" w:sz="4" w:val="single"/>
-          <w:left w:color="000000" w:space="0" w:sz="4" w:val="single"/>
-          <w:bottom w:color="000000" w:space="0" w:sz="4" w:val="single"/>
-          <w:right w:color="000000" w:space="0" w:sz="4" w:val="single"/>
-        </w:tblBorders>
-        <w:tblLayout w:type="fixed"/>
-        <w:tblLook w:val="0000"/>
-      </w:tblPr>
-      <w:tblGrid>
-        <w:gridCol w:w="4345"/>
-        <w:gridCol w:w="4345"/>
-        <w:tblGridChange w:id="0">
-          <w:tblGrid>
-            <w:gridCol w:w="4345"/>
-            <w:gridCol w:w="4345"/>
-          </w:tblGrid>
-        </w:tblGridChange>
-      </w:tblGrid>
-      <w:tr>
-        <w:trPr>
-          <w:cantSplit w:val="1"/>
-          <w:tblHeader w:val="0"/>
-        </w:trPr>
-        <w:tc>
-          <w:tcPr>
-            <w:tcBorders>
-              <w:top w:color="000000" w:space="0" w:sz="4" w:val="single"/>
-              <w:bottom w:color="000000" w:space="0" w:sz="4" w:val="single"/>
-            </w:tcBorders>
-          </w:tcPr>
-          <w:p>
-            <w:pPr>
-              <w:rPr/>
-            </w:pPr>
-            <w:r>
-              <w:rPr>
-                <w:rtl w:val="0"/>
-              </w:rPr>
-              <w:t xml:space="preserve">Champ</w:t>
-            </w:r>
-          </w:p>
-        </w:tc>
-        <w:tc>
-          <w:tcPr>
-            <w:tcBorders>
-              <w:top w:color="000000" w:space="0" w:sz="4" w:val="single"/>
-              <w:left w:color="000000" w:space="0" w:sz="4" w:val="single"/>
-              <w:bottom w:color="000000" w:space="0" w:sz="4" w:val="single"/>
-            </w:tcBorders>
-          </w:tcPr>
-          <w:p>
-            <w:pPr>
-              <w:rPr/>
-            </w:pPr>
-            <w:r>
-              <w:rPr>
-                <w:rtl w:val="0"/>
-              </w:rPr>
-              <w:t xml:space="preserve">Valeur</w:t>
-            </w:r>
-          </w:p>
-        </w:tc>
-      </w:tr>
-      <w:tr>
-        <w:trPr>
-          <w:cantSplit w:val="1"/>
-          <w:tblHeader w:val="0"/>
-        </w:trPr>
-        <w:tc>
-          <w:tcPr>
-            <w:tcBorders>
-              <w:top w:color="000000" w:space="0" w:sz="4" w:val="single"/>
-              <w:bottom w:color="000000" w:space="0" w:sz="4" w:val="single"/>
-            </w:tcBorders>
-          </w:tcPr>
-          <w:p>
-            <w:pPr>
-              <w:rPr/>
-            </w:pPr>
-            <w:r>
-              <w:rPr>
-                <w:rtl w:val="0"/>
-              </w:rPr>
-              <w:t xml:space="preserve">Authentication Server</w:t>
-            </w:r>
-          </w:p>
-        </w:tc>
-        <w:tc>
-          <w:tcPr>
-            <w:tcBorders>
-              <w:top w:color="000000" w:space="0" w:sz="4" w:val="single"/>
-              <w:left w:color="000000" w:space="0" w:sz="4" w:val="single"/>
-              <w:bottom w:color="000000" w:space="0" w:sz="4" w:val="single"/>
-            </w:tcBorders>
-          </w:tcPr>
-          <w:p>
-            <w:pPr>
-              <w:rPr/>
-            </w:pPr>
-            <w:r>
-              <w:rPr>
-                <w:rFonts w:ascii="Georgia" w:cs="Georgia" w:eastAsia="Georgia" w:hAnsi="Georgia"/>
-                <w:rtl w:val="0"/>
-              </w:rPr>
-              <w:t xml:space="preserve">Sélectionner </w:t>
-            </w:r>
-            <w:r>
-              <w:rPr>
-                <w:rFonts w:ascii="menlo" w:cs="menlo" w:eastAsia="menlo" w:hAnsi="menlo"/>
-                <w:sz w:val="22"/>
-                <w:szCs w:val="22"/>
-                <w:shd w:fill="f8f8fa" w:val="clear"/>
-                <w:rtl w:val="0"/>
-              </w:rPr>
-              <w:t xml:space="preserve">FreeRADIUS_TOTP</w:t>
-            </w:r>
-            <w:r>
-              <w:rPr>
-                <w:rtl w:val="0"/>
-              </w:rPr>
-            </w:r>
-          </w:p>
-        </w:tc>
-      </w:tr>
-    </w:tbl>
-    <w:p>
-      <w:pPr>
-        <w:rPr/>
-      </w:pPr>
-      <w:r>
-        <w:rPr>
-          <w:rtl w:val="0"/>
-        </w:rPr>
-      </w:r>
-    </w:p>
-    <w:p>
-      <w:pPr>
-        <w:spacing w:after="210" w:lineRule="auto"/>
-        <w:rPr/>
-      </w:pPr>
-      <w:r>
-        <w:rPr>
-          <w:rtl w:val="0"/>
-        </w:rPr>
-        <w:t xml:space="preserve">Sauvegarder.</w:t>
-      </w:r>
-    </w:p>
-    <w:p>
-      <w:pPr>
-        <w:rPr/>
-      </w:pPr>
-      <w:r>
-        <w:pict>
-          <v:rect style="width:0.0pt;height:1.5pt" o:hr="t" o:hrstd="t" o:hralign="center" fillcolor="#A0A0A0" stroked="f"/>
-        </w:pict>
-      </w:r>
-      <w:r>
-        <w:rPr>
-          <w:rtl w:val="0"/>
-        </w:rPr>
-      </w:r>
-    </w:p>
-    <w:bookmarkStart w:colFirst="0" w:colLast="0" w:name="plxf9qkp1jri" w:id="50"/>
-    <w:bookmarkEnd w:id="50"/>
-    <w:p>
-      <w:pPr>
-        <w:spacing w:before="240" w:line="271" w:lineRule="auto"/>
-        <w:rPr/>
-      </w:pPr>
-      <w:r>
-        <w:rPr>
-          <w:rFonts w:ascii="Georgia" w:cs="Georgia" w:eastAsia="Georgia" w:hAnsi="Georgia"/>
-          <w:b w:val="1"/>
-          <w:bCs w:val="1"/>
-          <w:sz w:val="33"/>
-          <w:szCs w:val="33"/>
-          <w:rtl w:val="0"/>
-        </w:rPr>
-        <w:t xml:space="preserve">Étape 8 — Tester AVANT de valider</w:t>
-      </w:r>
-      <w:r>
-        <w:rPr>
-          <w:rtl w:val="0"/>
-        </w:rPr>
-      </w:r>
-    </w:p>
-    <w:p>
-      <w:pPr>
-        <w:spacing w:after="210" w:lineRule="auto"/>
-        <w:rPr/>
-      </w:pPr>
-      <w:r>
-        <w:rPr>
-          <w:b w:val="1"/>
-          <w:bCs w:val="1"/>
-          <w:rtl w:val="0"/>
-        </w:rPr>
-        <w:t xml:space="preserve">Navigation :</w:t>
-      </w:r>
-      <w:r>
-        <w:rPr>
-          <w:rtl w:val="0"/>
-        </w:rPr>
-        <w:t xml:space="preserve"> </w:t>
-      </w:r>
-      <w:r>
-        <w:rPr>
-          <w:rFonts w:ascii="menlo" w:cs="menlo" w:eastAsia="menlo" w:hAnsi="menlo"/>
-          <w:sz w:val="22"/>
-          <w:szCs w:val="22"/>
-          <w:shd w:fill="f8f8fa" w:val="clear"/>
-          <w:rtl w:val="0"/>
-        </w:rPr>
-        <w:t xml:space="preserve">Diagnostics &gt; Authentication</w:t>
-      </w:r>
-      <w:r>
-        <w:rPr>
-          <w:rtl w:val="0"/>
-        </w:rPr>
-      </w:r>
-    </w:p>
-    <w:tbl>
-      <w:tblPr>
-        <w:tblStyle w:val="Table22"/>
-        <w:tblW w:w="8690.0" w:type="dxa"/>
-        <w:jc w:val="center"/>
-        <w:tblBorders>
-          <w:top w:color="000000" w:space="0" w:sz="4" w:val="single"/>
-          <w:left w:color="000000" w:space="0" w:sz="4" w:val="single"/>
-          <w:bottom w:color="000000" w:space="0" w:sz="4" w:val="single"/>
-          <w:right w:color="000000" w:space="0" w:sz="4" w:val="single"/>
-        </w:tblBorders>
-        <w:tblLayout w:type="fixed"/>
-        <w:tblLook w:val="0000"/>
-      </w:tblPr>
-      <w:tblGrid>
-        <w:gridCol w:w="4345"/>
-        <w:gridCol w:w="4345"/>
-        <w:tblGridChange w:id="0">
-          <w:tblGrid>
-            <w:gridCol w:w="4345"/>
-            <w:gridCol w:w="4345"/>
-          </w:tblGrid>
-        </w:tblGridChange>
-      </w:tblGrid>
-      <w:tr>
-        <w:trPr>
-          <w:cantSplit w:val="1"/>
-          <w:tblHeader w:val="0"/>
-        </w:trPr>
-        <w:tc>
-          <w:tcPr>
-            <w:tcBorders>
-              <w:top w:color="000000" w:space="0" w:sz="4" w:val="single"/>
-              <w:bottom w:color="000000" w:space="0" w:sz="4" w:val="single"/>
-            </w:tcBorders>
-          </w:tcPr>
-          <w:p>
-            <w:pPr>
-              <w:rPr/>
-            </w:pPr>
-            <w:r>
-              <w:rPr>
-                <w:rtl w:val="0"/>
-              </w:rPr>
-              <w:t xml:space="preserve">Champ</w:t>
-            </w:r>
-          </w:p>
-        </w:tc>
-        <w:tc>
-          <w:tcPr>
-            <w:tcBorders>
-              <w:top w:color="000000" w:space="0" w:sz="4" w:val="single"/>
-              <w:left w:color="000000" w:space="0" w:sz="4" w:val="single"/>
-              <w:bottom w:color="000000" w:space="0" w:sz="4" w:val="single"/>
-            </w:tcBorders>
-          </w:tcPr>
-          <w:p>
-            <w:pPr>
-              <w:rPr/>
-            </w:pPr>
-            <w:r>
-              <w:rPr>
-                <w:rtl w:val="0"/>
-              </w:rPr>
-              <w:t xml:space="preserve">Valeur</w:t>
-            </w:r>
-          </w:p>
-        </w:tc>
-      </w:tr>
-      <w:tr>
-        <w:trPr>
-          <w:cantSplit w:val="1"/>
-          <w:tblHeader w:val="0"/>
-        </w:trPr>
-        <w:tc>
-          <w:tcPr>
-            <w:tcBorders>
-              <w:top w:color="000000" w:space="0" w:sz="4" w:val="single"/>
-              <w:bottom w:color="000000" w:space="0" w:sz="4" w:val="single"/>
-            </w:tcBorders>
-          </w:tcPr>
-          <w:p>
-            <w:pPr>
-              <w:rPr/>
-            </w:pPr>
-            <w:r>
-              <w:rPr>
-                <w:rtl w:val="0"/>
-              </w:rPr>
-              <w:t xml:space="preserve">Authentication server</w:t>
-            </w:r>
-          </w:p>
-        </w:tc>
-        <w:tc>
-          <w:tcPr>
-            <w:tcBorders>
-              <w:top w:color="000000" w:space="0" w:sz="4" w:val="single"/>
-              <w:left w:color="000000" w:space="0" w:sz="4" w:val="single"/>
-              <w:bottom w:color="000000" w:space="0" w:sz="4" w:val="single"/>
-            </w:tcBorders>
-          </w:tcPr>
-          <w:p>
-            <w:pPr>
-              <w:rPr/>
-            </w:pPr>
-            <w:r>
-              <w:rPr>
-                <w:rFonts w:ascii="menlo" w:cs="menlo" w:eastAsia="menlo" w:hAnsi="menlo"/>
-                <w:sz w:val="22"/>
-                <w:szCs w:val="22"/>
-                <w:shd w:fill="f8f8fa" w:val="clear"/>
-                <w:rtl w:val="0"/>
-              </w:rPr>
-              <w:t xml:space="preserve">FreeRADIUS_TOTP</w:t>
-            </w:r>
-            <w:r>
-              <w:rPr>
-                <w:rtl w:val="0"/>
-              </w:rPr>
-            </w:r>
-          </w:p>
-        </w:tc>
-      </w:tr>
-      <w:tr>
-        <w:trPr>
-          <w:cantSplit w:val="1"/>
-          <w:tblHeader w:val="0"/>
-        </w:trPr>
-        <w:tc>
-          <w:tcPr>
-            <w:tcBorders>
-              <w:top w:color="000000" w:space="0" w:sz="4" w:val="single"/>
-              <w:bottom w:color="000000" w:space="0" w:sz="4" w:val="single"/>
-            </w:tcBorders>
-          </w:tcPr>
-          <w:p>
-            <w:pPr>
-              <w:rPr/>
-            </w:pPr>
-            <w:r>
-              <w:rPr>
-                <w:rtl w:val="0"/>
-              </w:rPr>
-              <w:t xml:space="preserve">Username</w:t>
-            </w:r>
-          </w:p>
-        </w:tc>
-        <w:tc>
-          <w:tcPr>
-            <w:tcBorders>
-              <w:top w:color="000000" w:space="0" w:sz="4" w:val="single"/>
-              <w:left w:color="000000" w:space="0" w:sz="4" w:val="single"/>
-              <w:bottom w:color="000000" w:space="0" w:sz="4" w:val="single"/>
-            </w:tcBorders>
-          </w:tcPr>
-          <w:p>
-            <w:pPr>
-              <w:rPr/>
-            </w:pPr>
-            <w:r>
-              <w:rPr>
-                <w:rFonts w:ascii="menlo" w:cs="menlo" w:eastAsia="menlo" w:hAnsi="menlo"/>
-                <w:sz w:val="22"/>
-                <w:szCs w:val="22"/>
-                <w:shd w:fill="f8f8fa" w:val="clear"/>
-                <w:rtl w:val="0"/>
-              </w:rPr>
-              <w:t xml:space="preserve">admin_vpn</w:t>
-            </w:r>
-            <w:r>
-              <w:rPr>
-                <w:rtl w:val="0"/>
-              </w:rPr>
-            </w:r>
-          </w:p>
-        </w:tc>
-      </w:tr>
-      <w:tr>
-        <w:trPr>
-          <w:cantSplit w:val="1"/>
-          <w:tblHeader w:val="0"/>
-        </w:trPr>
-        <w:tc>
-          <w:tcPr>
-            <w:tcBorders>
-              <w:top w:color="000000" w:space="0" w:sz="4" w:val="single"/>
-              <w:bottom w:color="000000" w:space="0" w:sz="4" w:val="single"/>
-            </w:tcBorders>
-          </w:tcPr>
-          <w:p>
-            <w:pPr>
-              <w:rPr/>
-            </w:pPr>
-            <w:r>
-              <w:rPr>
-                <w:rtl w:val="0"/>
-              </w:rPr>
-              <w:t xml:space="preserve">Password</w:t>
-            </w:r>
-          </w:p>
-        </w:tc>
-        <w:tc>
-          <w:tcPr>
-            <w:tcBorders>
-              <w:top w:color="000000" w:space="0" w:sz="4" w:val="single"/>
-              <w:left w:color="000000" w:space="0" w:sz="4" w:val="single"/>
-              <w:bottom w:color="000000" w:space="0" w:sz="4" w:val="single"/>
-            </w:tcBorders>
-          </w:tcPr>
-          <w:p>
-            <w:pPr>
-              <w:rPr/>
-            </w:pPr>
-            <w:r>
-              <w:rPr>
-                <w:rtl w:val="0"/>
-              </w:rPr>
-              <w:t xml:space="preserve">PIN + code TOTP </w:t>
-            </w:r>
-            <w:r>
-              <w:rPr>
-                <w:b w:val="1"/>
-                <w:bCs w:val="1"/>
-                <w:rtl w:val="0"/>
-              </w:rPr>
-              <w:t xml:space="preserve">sans espace</w:t>
-            </w:r>
-            <w:r>
-              <w:rPr>
-                <w:rtl w:val="0"/>
-              </w:rPr>
-            </w:r>
-          </w:p>
-        </w:tc>
-      </w:tr>
-    </w:tbl>
-    <w:p>
-      <w:pPr>
-        <w:rPr/>
-      </w:pPr>
-      <w:r>
-        <w:rPr>
-          <w:rtl w:val="0"/>
-        </w:rPr>
-      </w:r>
-    </w:p>
-    <w:p>
-      <w:pPr>
-        <w:spacing w:after="210" w:lineRule="auto"/>
-        <w:rPr/>
-      </w:pPr>
-      <w:r>
-        <w:rPr>
-          <w:b w:val="1"/>
-          <w:bCs w:val="1"/>
-          <w:rtl w:val="0"/>
-        </w:rPr>
-        <w:t xml:space="preserve">Exemple de saisie :</w:t>
-      </w:r>
-      <w:r>
-        <w:rPr>
-          <w:rtl w:val="0"/>
-        </w:rPr>
-        <w:t xml:space="preserve"> PIN </w:t>
-      </w:r>
-      <w:r>
-        <w:rPr>
-          <w:rFonts w:ascii="menlo" w:cs="menlo" w:eastAsia="menlo" w:hAnsi="menlo"/>
-          <w:sz w:val="22"/>
-          <w:szCs w:val="22"/>
-          <w:shd w:fill="f8f8fa" w:val="clear"/>
-          <w:rtl w:val="0"/>
-        </w:rPr>
-        <w:t xml:space="preserve">1234</w:t>
-      </w:r>
-      <w:r>
-        <w:rPr>
-          <w:rtl w:val="0"/>
-        </w:rPr>
-        <w:t xml:space="preserve"> + code appli </w:t>
-      </w:r>
-      <w:r>
-        <w:rPr>
-          <w:rFonts w:ascii="menlo" w:cs="menlo" w:eastAsia="menlo" w:hAnsi="menlo"/>
-          <w:sz w:val="22"/>
-          <w:szCs w:val="22"/>
-          <w:shd w:fill="f8f8fa" w:val="clear"/>
-          <w:rtl w:val="0"/>
-        </w:rPr>
-        <w:t xml:space="preserve">693953</w:t>
-      </w:r>
-      <w:r>
-        <w:rPr>
-          <w:rFonts w:ascii="Cardo" w:cs="Cardo" w:eastAsia="Cardo" w:hAnsi="Cardo"/>
-          <w:rtl w:val="0"/>
-        </w:rPr>
-        <w:t xml:space="preserve"> → saisir </w:t>
-      </w:r>
-      <w:r>
-        <w:rPr>
-          <w:rFonts w:ascii="Consolas" w:cs="Consolas" w:eastAsia="Consolas" w:hAnsi="Consolas"/>
-          <w:b w:val="1"/>
-          <w:bCs w:val="1"/>
-          <w:sz w:val="22"/>
-          <w:szCs w:val="22"/>
-          <w:shd w:fill="f8f8fa" w:val="clear"/>
-          <w:rtl w:val="0"/>
-        </w:rPr>
-        <w:t xml:space="preserve">1234693953</w:t>
-      </w:r>
-      <w:r>
-        <w:rPr>
-          <w:rtl w:val="0"/>
-        </w:rPr>
-      </w:r>
-    </w:p>
-    <w:p>
-      <w:pPr>
-        <w:spacing w:after="210" w:lineRule="auto"/>
-        <w:rPr/>
-      </w:pPr>
-      <w:r>
-        <w:rPr>
-          <w:rFonts w:ascii="Arial Unicode MS" w:cs="Arial Unicode MS" w:eastAsia="Arial Unicode MS" w:hAnsi="Arial Unicode MS"/>
-          <w:rtl w:val="0"/>
-        </w:rPr>
-        <w:t xml:space="preserve">✅ </w:t>
-      </w:r>
-      <w:r>
-        <w:rPr>
-          <w:b w:val="1"/>
-          <w:bCs w:val="1"/>
-          <w:rtl w:val="0"/>
-        </w:rPr>
-        <w:t xml:space="preserve">Résultat attendu :</w:t>
-      </w:r>
-      <w:r>
-        <w:rPr>
-          <w:rtl w:val="0"/>
-        </w:rPr>
-        <w:t xml:space="preserve"> </w:t>
-      </w:r>
-      <w:r>
-        <w:rPr>
-          <w:rFonts w:ascii="menlo" w:cs="menlo" w:eastAsia="menlo" w:hAnsi="menlo"/>
-          <w:sz w:val="22"/>
-          <w:szCs w:val="22"/>
-          <w:shd w:fill="f8f8fa" w:val="clear"/>
-          <w:rtl w:val="0"/>
-        </w:rPr>
-        <w:t xml:space="preserve">User authenticated successfully</w:t>
-      </w:r>
-      <w:r>
-        <w:rPr>
-          <w:rtl w:val="0"/>
-        </w:rPr>
-      </w:r>
-    </w:p>
-    <w:p>
-      <w:pPr>
-        <w:rPr/>
-      </w:pPr>
-      <w:r>
-        <w:pict>
-          <v:rect style="width:0.0pt;height:1.5pt" o:hr="t" o:hrstd="t" o:hralign="center" fillcolor="#A0A0A0" stroked="f"/>
-        </w:pict>
-      </w:r>
-      <w:r>
-        <w:rPr>
-          <w:rtl w:val="0"/>
-        </w:rPr>
-      </w:r>
-    </w:p>
-    <w:bookmarkStart w:colFirst="0" w:colLast="0" w:name="aehq2x2xlcvv" w:id="51"/>
-    <w:bookmarkEnd w:id="51"/>
-    <w:p>
-      <w:pPr>
-        <w:spacing w:before="240" w:line="271" w:lineRule="auto"/>
-        <w:rPr/>
-      </w:pPr>
-      <w:r>
-        <w:rPr>
-          <w:rFonts w:ascii="Georgia" w:cs="Georgia" w:eastAsia="Georgia" w:hAnsi="Georgia"/>
-          <w:b w:val="1"/>
-          <w:bCs w:val="1"/>
-          <w:sz w:val="33"/>
-          <w:szCs w:val="33"/>
-          <w:rtl w:val="0"/>
-        </w:rPr>
-        <w:t xml:space="preserve">Sécurité et fallback</w:t>
-      </w:r>
-      <w:r>
-        <w:rPr>
-          <w:rtl w:val="0"/>
-        </w:rPr>
-      </w:r>
-    </w:p>
-    <w:p>
-      <w:pPr>
-        <w:spacing w:after="210" w:lineRule="auto"/>
-        <w:ind w:left="630" w:firstLine="0"/>
-        <w:rPr/>
-      </w:pPr>
-      <w:r>
-        <w:rPr>
-          <w:b w:val="1"/>
-          <w:bCs w:val="1"/>
-          <w:color w:val="666666"/>
-          <w:rtl w:val="0"/>
-        </w:rPr>
-        <w:t xml:space="preserve">⚠️ IMPORTANT :</w:t>
-      </w:r>
-      <w:r>
-        <w:rPr>
-          <w:rFonts w:ascii="Georgia" w:cs="Georgia" w:eastAsia="Georgia" w:hAnsi="Georgia"/>
-          <w:color w:val="666666"/>
-          <w:rtl w:val="0"/>
-        </w:rPr>
-        <w:t xml:space="preserve"> Si vous perdez l'accès à la GUI pfSense, le compte </w:t>
-      </w:r>
-      <w:r>
-        <w:rPr>
-          <w:rFonts w:ascii="menlo" w:cs="menlo" w:eastAsia="menlo" w:hAnsi="menlo"/>
-          <w:color w:val="666666"/>
-          <w:sz w:val="22"/>
-          <w:szCs w:val="22"/>
-          <w:shd w:fill="f8f8fa" w:val="clear"/>
-          <w:rtl w:val="0"/>
-        </w:rPr>
-        <w:t xml:space="preserve">admin</w:t>
-      </w:r>
-      <w:r>
-        <w:rPr>
-          <w:color w:val="666666"/>
-          <w:rtl w:val="0"/>
-        </w:rPr>
-        <w:t xml:space="preserve"> local reste accessible en </w:t>
-      </w:r>
-      <w:r>
-        <w:rPr>
-          <w:b w:val="1"/>
-          <w:bCs w:val="1"/>
-          <w:color w:val="666666"/>
-          <w:rtl w:val="0"/>
-        </w:rPr>
-        <w:t xml:space="preserve">fallback via la console GNS3</w:t>
-      </w:r>
-      <w:r>
-        <w:rPr>
-          <w:color w:val="666666"/>
-          <w:rtl w:val="0"/>
-        </w:rPr>
-        <w:t xml:space="preserve">. Ne basculez </w:t>
-      </w:r>
-      <w:r>
-        <w:rPr>
-          <w:rFonts w:ascii="menlo" w:cs="menlo" w:eastAsia="menlo" w:hAnsi="menlo"/>
-          <w:color w:val="666666"/>
-          <w:sz w:val="22"/>
-          <w:szCs w:val="22"/>
-          <w:shd w:fill="f8f8fa" w:val="clear"/>
-          <w:rtl w:val="0"/>
-        </w:rPr>
-        <w:t xml:space="preserve">System &gt; User Manager &gt; Settings</w:t>
-      </w:r>
-      <w:r>
-        <w:rPr>
-          <w:rFonts w:ascii="Georgia" w:cs="Georgia" w:eastAsia="Georgia" w:hAnsi="Georgia"/>
-          <w:color w:val="666666"/>
-          <w:rtl w:val="0"/>
-        </w:rPr>
-        <w:t xml:space="preserve"> vers FreeRADIUS qu'après avoir validé le test de l'Étape 8.</w:t>
-      </w:r>
-      <w:r>
-        <w:rPr>
-          <w:rtl w:val="0"/>
-        </w:rPr>
-      </w:r>
-    </w:p>
-    <w:p>
-      <w:pPr>
-        <w:spacing w:after="210" w:lineRule="auto"/>
-        <w:rPr/>
-      </w:pPr>
-      <w:r>
-        <w:rPr>
-          <w:b w:val="1"/>
-          <w:bCs w:val="1"/>
-          <w:rtl w:val="0"/>
-        </w:rPr>
-        <w:t xml:space="preserve">Résultat dans votre infrastructure GNS3 :</w:t>
-      </w:r>
-      <w:r>
-        <w:rPr>
-          <w:rFonts w:ascii="Georgia" w:cs="Georgia" w:eastAsia="Georgia" w:hAnsi="Georgia"/>
-          <w:rtl w:val="0"/>
-        </w:rPr>
-        <w:t xml:space="preserve"> À partir de cette configuration, tout administrateur se connectant à la GUI pfSense (</w:t>
-      </w:r>
-      <w:r>
-        <w:rPr>
-          <w:rFonts w:ascii="menlo" w:cs="menlo" w:eastAsia="menlo" w:hAnsi="menlo"/>
-          <w:sz w:val="22"/>
-          <w:szCs w:val="22"/>
-          <w:shd w:fill="f8f8fa" w:val="clear"/>
-          <w:rtl w:val="0"/>
-        </w:rPr>
-        <w:t xml:space="preserve">https://192.168.10.41</w:t>
-      </w:r>
-      <w:r>
-        <w:rPr>
-          <w:rtl w:val="0"/>
-        </w:rPr>
-        <w:t xml:space="preserve">) devra saisir </w:t>
-      </w:r>
-      <w:r>
-        <w:rPr>
-          <w:b w:val="1"/>
-          <w:bCs w:val="1"/>
-          <w:rtl w:val="0"/>
-        </w:rPr>
-        <w:t xml:space="preserve">PIN + code TOTP</w:t>
-      </w:r>
-      <w:r>
-        <w:rPr>
-          <w:rFonts w:ascii="Georgia" w:cs="Georgia" w:eastAsia="Georgia" w:hAnsi="Georgia"/>
-          <w:rtl w:val="0"/>
-        </w:rPr>
-        <w:t xml:space="preserve"> de son application mobile — même s'il est déjà connecté via le tunnel WireGuard.</w:t>
-      </w:r>
-      <w:r>
-        <w:rPr>
-          <w:rtl w:val="0"/>
-        </w:rPr>
-      </w:r>
-    </w:p>
-    <w:p>
-      <w:pPr>
-        <w:rPr/>
-      </w:pPr>
-      <w:r>
-        <w:pict>
-          <v:rect style="width:0.0pt;height:1.5pt" o:hr="t" o:hrstd="t" o:hralign="center" fillcolor="#A0A0A0" stroked="f"/>
-        </w:pict>
-      </w:r>
-      <w:r>
-        <w:rPr>
-          <w:rtl w:val="0"/>
-        </w:rPr>
-      </w:r>
-    </w:p>
-    <w:p>
-      <w:pPr>
-        <w:rPr>
-          <w:b w:val="1"/>
-          <w:bCs w:val="1"/>
-          <w:sz w:val="42"/>
-          <w:szCs w:val="42"/>
-        </w:rPr>
-      </w:pPr>
-      <w:r>
-        <w:rPr>
-          <w:rtl w:val="0"/>
-        </w:rPr>
-      </w:r>
-    </w:p>
-    <w:p>
-      <w:pPr>
-        <w:spacing w:before="240" w:line="271" w:lineRule="auto"/>
-        <w:rPr>
-          <w:b w:val="1"/>
-          <w:bCs w:val="1"/>
-          <w:sz w:val="42"/>
-          <w:szCs w:val="42"/>
-        </w:rPr>
-      </w:pPr>
-      <w:r>
-        <w:rPr>
-          <w:rtl w:val="0"/>
-        </w:rPr>
-      </w:r>
-    </w:p>
-    <w:bookmarkStart w:colFirst="0" w:colLast="0" w:name="afjj131njaju" w:id="52"/>
-    <w:bookmarkEnd w:id="52"/>
-    <w:p>
-      <w:pPr>
-        <w:spacing w:before="240" w:line="271" w:lineRule="auto"/>
-        <w:rPr>
-          <w:sz w:val="29"/>
-          <w:szCs w:val="29"/>
-        </w:rPr>
-      </w:pPr>
-      <w:r>
-        <w:rPr>
-          <w:rFonts w:ascii="Georgia" w:cs="Georgia" w:eastAsia="Georgia" w:hAnsi="Georgia"/>
-          <w:b w:val="1"/>
-          <w:bCs w:val="1"/>
-          <w:sz w:val="41"/>
-          <w:szCs w:val="41"/>
-          <w:rtl w:val="0"/>
-        </w:rPr>
-        <w:t xml:space="preserve">Perspectives d'Évolution</w:t>
-      </w:r>
-      <w:r>
-        <w:rPr>
-          <w:rtl w:val="0"/>
-        </w:rPr>
-      </w:r>
-    </w:p>
-    <w:p>
-      <w:pPr>
-        <w:spacing w:after="210" w:lineRule="auto"/>
-        <w:rPr/>
-      </w:pPr>
-      <w:r>
-        <w:rPr>
-          <w:b w:val="1"/>
-          <w:bCs w:val="1"/>
-          <w:rtl w:val="0"/>
-        </w:rPr>
-        <w:t xml:space="preserve">Haute Disponibilité (CARP/VRRP)</w:t>
+        <w:t xml:space="preserve">Audit Périodique</w:t>
       </w:r>
       <w:r>
         <w:rPr>
@@ -19983,14 +16671,14 @@
           <w:bCs w:val="1"/>
           <w:rtl w:val="0"/>
         </w:rPr>
-        <w:t xml:space="preserve">Deux pfSense en CARP</w:t>
-      </w:r>
-      <w:r>
-        <w:rPr>
-          <w:rFonts w:ascii="Cardo" w:cs="Cardo" w:eastAsia="Cardo" w:hAnsi="Cardo"/>
-          <w:rtl w:val="0"/>
-        </w:rPr>
-        <w:t xml:space="preserve"> → IP virtuelle flottante par VLAN (192.168.10.1, .17, .33, .41, .49, .129) — synchronisation automatique — bascule automatique en cas de panne</w:t>
+        <w:t xml:space="preserve">Révision mensuelle</w:t>
+      </w:r>
+      <w:r>
+        <w:rPr>
+          <w:rFonts w:ascii="Georgia" w:cs="Georgia" w:eastAsia="Georgia" w:hAnsi="Georgia"/>
+          <w:rtl w:val="0"/>
+        </w:rPr>
+        <w:t xml:space="preserve"> des règles de pare-feu (supprimer règles obsolètes)</w:t>
       </w:r>
       <w:r>
         <w:rPr>
@@ -20013,14 +16701,14 @@
           <w:bCs w:val="1"/>
           <w:rtl w:val="0"/>
         </w:rPr>
-        <w:t xml:space="preserve">Deux IOU en stack/agrégation</w:t>
-      </w:r>
-      <w:r>
-        <w:rPr>
-          <w:rFonts w:ascii="Cardo" w:cs="Cardo" w:eastAsia="Cardo" w:hAnsi="Cardo"/>
-          <w:rtl w:val="0"/>
-        </w:rPr>
-        <w:t xml:space="preserve"> → Redondance L2, agrégation de liens vers pfSense (LACP)</w:t>
+        <w:t xml:space="preserve">Analyse des logs Wazuh :</w:t>
+      </w:r>
+      <w:r>
+        <w:rPr>
+          <w:rFonts w:ascii="Georgia" w:cs="Georgia" w:eastAsia="Georgia" w:hAnsi="Georgia"/>
+          <w:rtl w:val="0"/>
+        </w:rPr>
+        <w:t xml:space="preserve"> détection d'anomalies, tentatives répétées</w:t>
       </w:r>
       <w:r>
         <w:rPr>
@@ -20030,28 +16718,9 @@
     </w:p>
     <w:p>
       <w:pPr>
-        <w:spacing w:after="210" w:lineRule="auto"/>
-        <w:rPr/>
-      </w:pPr>
-      <w:r>
-        <w:rPr>
-          <w:b w:val="1"/>
-          <w:bCs w:val="1"/>
-          <w:rtl w:val="0"/>
-        </w:rPr>
-        <w:t xml:space="preserve">Segmentation Avancée</w:t>
-      </w:r>
-      <w:r>
-        <w:rPr>
-          <w:rtl w:val="0"/>
-        </w:rPr>
-      </w:r>
-    </w:p>
-    <w:p>
-      <w:pPr>
         <w:numPr>
           <w:ilvl w:val="0"/>
-          <w:numId w:val="7"/>
+          <w:numId w:val="6"/>
         </w:numPr>
         <w:ind w:left="720" w:hanging="360"/>
         <w:rPr/>
@@ -20062,67 +16731,19 @@
           <w:bCs w:val="1"/>
           <w:rtl w:val="0"/>
         </w:rPr>
-        <w:t xml:space="preserve">Micro-segmentation applicative :</w:t>
+        <w:t xml:space="preserve">Test trimestriel du VPN WireGuard :</w:t>
       </w:r>
       <w:r>
         <w:rPr>
           <w:rFonts w:ascii="Georgia" w:cs="Georgia" w:eastAsia="Georgia" w:hAnsi="Georgia"/>
           <w:rtl w:val="0"/>
         </w:rPr>
-        <w:t xml:space="preserve"> une règle par service, pas par VLAN entier</w:t>
-      </w:r>
-      <w:r>
-        <w:rPr>
-          <w:rtl w:val="0"/>
-        </w:rPr>
-      </w:r>
-    </w:p>
-    <w:p>
-      <w:pPr>
-        <w:numPr>
-          <w:ilvl w:val="0"/>
-          <w:numId w:val="7"/>
-        </w:numPr>
-        <w:ind w:left="720" w:hanging="360"/>
-        <w:rPr/>
-      </w:pPr>
-      <w:r>
-        <w:rPr>
-          <w:b w:val="1"/>
-          <w:bCs w:val="1"/>
-          <w:rtl w:val="0"/>
-        </w:rPr>
-        <w:t xml:space="preserve">IDS/IPS :</w:t>
-      </w:r>
-      <w:r>
-        <w:rPr>
-          <w:rtl w:val="0"/>
-        </w:rPr>
-        <w:t xml:space="preserve"> Suricata ou Snort sur l'interface WAN et interfaces VLAN</w:t>
-      </w:r>
-    </w:p>
-    <w:p>
-      <w:pPr>
-        <w:numPr>
-          <w:ilvl w:val="0"/>
-          <w:numId w:val="7"/>
-        </w:numPr>
-        <w:ind w:left="720" w:hanging="360"/>
-        <w:rPr/>
-      </w:pPr>
-      <w:r>
-        <w:rPr>
-          <w:b w:val="1"/>
-          <w:bCs w:val="1"/>
-          <w:rtl w:val="0"/>
-        </w:rPr>
-        <w:t xml:space="preserve">Filtrage URL/Web :</w:t>
-      </w:r>
-      <w:r>
-        <w:rPr>
-          <w:rtl w:val="0"/>
-        </w:rPr>
-        <w:t xml:space="preserve"> pfBlockerNG pour les postes clients (VLAN 30)</w:t>
+        <w:t xml:space="preserve"> continuité d'activité</w:t>
+      </w:r>
+      <w:r>
+        <w:rPr>
+          <w:rtl w:val="0"/>
+        </w:rPr>
       </w:r>
     </w:p>
     <w:p>
@@ -20140,8 +16761,624 @@
         </w:rPr>
       </w:r>
     </w:p>
-    <w:bookmarkStart w:colFirst="0" w:colLast="0" w:name="swuie5gus8i" w:id="53"/>
-    <w:bookmarkEnd w:id="53"/>
+    <w:p>
+      <w:pPr>
+        <w:spacing w:before="240" w:line="271" w:lineRule="auto"/>
+        <w:rPr>
+          <w:b w:val="1"/>
+          <w:bCs w:val="1"/>
+          <w:sz w:val="42"/>
+          <w:szCs w:val="42"/>
+        </w:rPr>
+      </w:pPr>
+      <w:r>
+        <w:rPr>
+          <w:rtl w:val="0"/>
+        </w:rPr>
+      </w:r>
+    </w:p>
+    <w:p>
+      <w:pPr>
+        <w:spacing w:before="240" w:line="271" w:lineRule="auto"/>
+        <w:rPr>
+          <w:b w:val="1"/>
+          <w:bCs w:val="1"/>
+          <w:sz w:val="42"/>
+          <w:szCs w:val="42"/>
+        </w:rPr>
+      </w:pPr>
+      <w:r>
+        <w:rPr>
+          <w:rtl w:val="0"/>
+        </w:rPr>
+      </w:r>
+    </w:p>
+    <w:p>
+      <w:pPr>
+        <w:spacing w:after="210" w:lineRule="auto"/>
+        <w:rPr/>
+      </w:pPr>
+      <w:r>
+        <w:rPr>
+          <w:rtl w:val="0"/>
+        </w:rPr>
+      </w:r>
+    </w:p>
+    <w:p>
+      <w:pPr>
+        <w:spacing w:before="240" w:line="271" w:lineRule="auto"/>
+        <w:rPr/>
+      </w:pPr>
+      <w:r>
+        <w:rPr>
+          <w:rtl w:val="0"/>
+        </w:rPr>
+      </w:r>
+    </w:p>
+    <w:p>
+      <w:pPr>
+        <w:spacing w:before="240" w:line="271" w:lineRule="auto"/>
+        <w:rPr/>
+      </w:pPr>
+      <w:r>
+        <w:rPr>
+          <w:rtl w:val="0"/>
+        </w:rPr>
+      </w:r>
+    </w:p>
+    <w:bookmarkStart w:colFirst="0" w:colLast="0" w:name="afjj131njaju" w:id="42"/>
+    <w:bookmarkEnd w:id="42"/>
+    <w:p>
+      <w:pPr>
+        <w:spacing w:before="240" w:line="271" w:lineRule="auto"/>
+        <w:rPr>
+          <w:sz w:val="29"/>
+          <w:szCs w:val="29"/>
+        </w:rPr>
+      </w:pPr>
+      <w:r>
+        <w:rPr>
+          <w:rFonts w:ascii="Georgia" w:cs="Georgia" w:eastAsia="Georgia" w:hAnsi="Georgia"/>
+          <w:b w:val="1"/>
+          <w:bCs w:val="1"/>
+          <w:sz w:val="41"/>
+          <w:szCs w:val="41"/>
+          <w:rtl w:val="0"/>
+        </w:rPr>
+        <w:t xml:space="preserve">Perspectives d'Évolution</w:t>
+      </w:r>
+      <w:r>
+        <w:rPr>
+          <w:rtl w:val="0"/>
+        </w:rPr>
+      </w:r>
+    </w:p>
+    <w:p>
+      <w:pPr>
+        <w:pStyle w:val="Heading3"/>
+        <w:keepNext w:val="0"/>
+        <w:keepLines w:val="0"/>
+        <w:ind w:left="720" w:hanging="360"/>
+        <w:rPr>
+          <w:sz w:val="26"/>
+          <w:szCs w:val="26"/>
+        </w:rPr>
+      </w:pPr>
+      <w:bookmarkStart w:colFirst="0" w:colLast="0" w:name="_moy9nu79tbnk" w:id="43"/>
+      <w:bookmarkEnd w:id="43"/>
+      <w:r>
+        <w:rPr>
+          <w:sz w:val="26"/>
+          <w:szCs w:val="26"/>
+          <w:rtl w:val="0"/>
+        </w:rPr>
+        <w:t xml:space="preserve">1. Haute Disponibilité (CARP/VRRP)</w:t>
+      </w:r>
+    </w:p>
+    <w:p>
+      <w:pPr>
+        <w:numPr>
+          <w:ilvl w:val="0"/>
+          <w:numId w:val="1"/>
+        </w:numPr>
+        <w:spacing w:after="0" w:afterAutospacing="0" w:before="240" w:lineRule="auto"/>
+        <w:ind w:left="720" w:hanging="360"/>
+      </w:pPr>
+      <w:r>
+        <w:rPr>
+          <w:b w:val="1"/>
+          <w:bCs w:val="1"/>
+          <w:rtl w:val="0"/>
+        </w:rPr>
+        <w:t xml:space="preserve">Deux pfSense en CARP</w:t>
+      </w:r>
+      <w:r>
+        <w:rPr>
+          <w:rtl w:val="0"/>
+        </w:rPr>
+        <w:t xml:space="preserve"> → IP virtuelle flottante par VLAN (192.168.10.1, .17, .33, .41, .49, .129) — synchronisation automatique des états et de la configuration — bascule transparente en cas de panne du nœud principal</w:t>
+      </w:r>
+    </w:p>
+    <w:p>
+      <w:pPr>
+        <w:numPr>
+          <w:ilvl w:val="0"/>
+          <w:numId w:val="1"/>
+        </w:numPr>
+        <w:spacing w:after="240" w:before="0" w:beforeAutospacing="0" w:lineRule="auto"/>
+        <w:ind w:left="720" w:hanging="360"/>
+      </w:pPr>
+      <w:r>
+        <w:rPr>
+          <w:b w:val="1"/>
+          <w:bCs w:val="1"/>
+          <w:rtl w:val="0"/>
+        </w:rPr>
+        <w:t xml:space="preserve">Deux IOU en stack/agrégation</w:t>
+      </w:r>
+      <w:r>
+        <w:rPr>
+          <w:rFonts w:ascii="Cardo" w:cs="Cardo" w:eastAsia="Cardo" w:hAnsi="Cardo"/>
+          <w:rtl w:val="0"/>
+        </w:rPr>
+        <w:t xml:space="preserve"> → Redondance L2, agrégation de liens vers pfSense (LACP) pour résilience physique et gain de bande passante</w:t>
+      </w:r>
+    </w:p>
+    <w:p>
+      <w:pPr>
+        <w:ind w:left="720" w:hanging="360"/>
+        <w:rPr/>
+      </w:pPr>
+      <w:r>
+        <w:pict>
+          <v:rect style="width:0.0pt;height:1.5pt" o:hr="t" o:hrstd="t" o:hralign="center" fillcolor="#A0A0A0" stroked="f"/>
+        </w:pict>
+      </w:r>
+      <w:r>
+        <w:rPr>
+          <w:rtl w:val="0"/>
+        </w:rPr>
+      </w:r>
+    </w:p>
+    <w:p>
+      <w:pPr>
+        <w:pStyle w:val="Heading3"/>
+        <w:keepNext w:val="0"/>
+        <w:keepLines w:val="0"/>
+        <w:ind w:left="720" w:hanging="360"/>
+        <w:rPr>
+          <w:sz w:val="26"/>
+          <w:szCs w:val="26"/>
+        </w:rPr>
+      </w:pPr>
+      <w:bookmarkStart w:colFirst="0" w:colLast="0" w:name="_8gzt1k36waqw" w:id="44"/>
+      <w:bookmarkEnd w:id="44"/>
+      <w:r>
+        <w:rPr>
+          <w:sz w:val="26"/>
+          <w:szCs w:val="26"/>
+          <w:rtl w:val="0"/>
+        </w:rPr>
+        <w:t xml:space="preserve">2. Segmentation Avancée</w:t>
+      </w:r>
+    </w:p>
+    <w:p>
+      <w:pPr>
+        <w:numPr>
+          <w:ilvl w:val="0"/>
+          <w:numId w:val="3"/>
+        </w:numPr>
+        <w:spacing w:after="0" w:afterAutospacing="0" w:before="240" w:lineRule="auto"/>
+        <w:ind w:left="720" w:hanging="360"/>
+      </w:pPr>
+      <w:r>
+        <w:rPr>
+          <w:b w:val="1"/>
+          <w:bCs w:val="1"/>
+          <w:rtl w:val="0"/>
+        </w:rPr>
+        <w:t xml:space="preserve">Micro-segmentation applicative</w:t>
+      </w:r>
+      <w:r>
+        <w:rPr>
+          <w:rtl w:val="0"/>
+        </w:rPr>
+        <w:t xml:space="preserve"> : une règle par service, pas par VLAN entier</w:t>
+      </w:r>
+    </w:p>
+    <w:p>
+      <w:pPr>
+        <w:numPr>
+          <w:ilvl w:val="0"/>
+          <w:numId w:val="3"/>
+        </w:numPr>
+        <w:spacing w:after="0" w:afterAutospacing="0" w:before="0" w:beforeAutospacing="0" w:lineRule="auto"/>
+        <w:ind w:left="720" w:hanging="360"/>
+      </w:pPr>
+      <w:r>
+        <w:rPr>
+          <w:b w:val="1"/>
+          <w:bCs w:val="1"/>
+          <w:rtl w:val="0"/>
+        </w:rPr>
+        <w:t xml:space="preserve">IDS/IPS</w:t>
+      </w:r>
+      <w:r>
+        <w:rPr>
+          <w:rtl w:val="0"/>
+        </w:rPr>
+        <w:t xml:space="preserve"> : Suricata ou Snort sur l'interface WAN et les interfaces VLAN critiques</w:t>
+      </w:r>
+    </w:p>
+    <w:p>
+      <w:pPr>
+        <w:numPr>
+          <w:ilvl w:val="0"/>
+          <w:numId w:val="3"/>
+        </w:numPr>
+        <w:spacing w:after="240" w:before="0" w:beforeAutospacing="0" w:lineRule="auto"/>
+        <w:ind w:left="720" w:hanging="360"/>
+      </w:pPr>
+      <w:r>
+        <w:rPr>
+          <w:b w:val="1"/>
+          <w:bCs w:val="1"/>
+          <w:rtl w:val="0"/>
+        </w:rPr>
+        <w:t xml:space="preserve">Filtrage URL/Web</w:t>
+      </w:r>
+      <w:r>
+        <w:rPr>
+          <w:rtl w:val="0"/>
+        </w:rPr>
+        <w:t xml:space="preserve"> : pfBlockerNG pour les postes clients (VLAN 30)</w:t>
+      </w:r>
+    </w:p>
+    <w:p>
+      <w:pPr>
+        <w:ind w:left="720" w:hanging="360"/>
+        <w:rPr/>
+      </w:pPr>
+      <w:r>
+        <w:pict>
+          <v:rect style="width:0.0pt;height:1.5pt" o:hr="t" o:hrstd="t" o:hralign="center" fillcolor="#A0A0A0" stroked="f"/>
+        </w:pict>
+      </w:r>
+      <w:r>
+        <w:rPr>
+          <w:rtl w:val="0"/>
+        </w:rPr>
+      </w:r>
+    </w:p>
+    <w:p>
+      <w:pPr>
+        <w:pStyle w:val="Heading3"/>
+        <w:keepNext w:val="0"/>
+        <w:keepLines w:val="0"/>
+        <w:ind w:left="720" w:hanging="360"/>
+        <w:rPr>
+          <w:sz w:val="26"/>
+          <w:szCs w:val="26"/>
+        </w:rPr>
+      </w:pPr>
+      <w:bookmarkStart w:colFirst="0" w:colLast="0" w:name="_ugqd5ste2mgw" w:id="45"/>
+      <w:bookmarkEnd w:id="45"/>
+      <w:r>
+        <w:rPr>
+          <w:sz w:val="26"/>
+          <w:szCs w:val="26"/>
+          <w:rtl w:val="0"/>
+        </w:rPr>
+        <w:t xml:space="preserve">3. MFA sur l'accès VPN (FreeRADIUS + TOTP)</w:t>
+      </w:r>
+    </w:p>
+    <w:p>
+      <w:pPr>
+        <w:spacing w:after="240" w:before="240" w:lineRule="auto"/>
+        <w:rPr/>
+      </w:pPr>
+      <w:r>
+        <w:rPr>
+          <w:rtl w:val="0"/>
+        </w:rPr>
+        <w:t xml:space="preserve">Dans sa configuration actuelle, l'accès WireGuard repose sur l'authentification par clés cryptographiques asymétriques (paire clé publique / clé privée par peer). Bien que ce mécanisme soit robuste, il ne constitue qu'un </w:t>
+      </w:r>
+      <w:r>
+        <w:rPr>
+          <w:b w:val="1"/>
+          <w:bCs w:val="1"/>
+          <w:rtl w:val="0"/>
+        </w:rPr>
+        <w:t xml:space="preserve">premier facteur</w:t>
+      </w:r>
+      <w:r>
+        <w:rPr>
+          <w:rtl w:val="0"/>
+        </w:rPr>
+        <w:t xml:space="preserve"> (possession de la clé privée).</w:t>
+      </w:r>
+    </w:p>
+    <w:p>
+      <w:pPr>
+        <w:spacing w:after="240" w:before="240" w:lineRule="auto"/>
+        <w:rPr/>
+      </w:pPr>
+      <w:r>
+        <w:rPr>
+          <w:rtl w:val="0"/>
+        </w:rPr>
+        <w:t xml:space="preserve">En perspective d'évolution, j'envisage d'ajouter une </w:t>
+      </w:r>
+      <w:r>
+        <w:rPr>
+          <w:b w:val="1"/>
+          <w:bCs w:val="1"/>
+          <w:rtl w:val="0"/>
+        </w:rPr>
+        <w:t xml:space="preserve">authentification multi-facteurs (MFA)</w:t>
+      </w:r>
+      <w:r>
+        <w:rPr>
+          <w:rtl w:val="0"/>
+        </w:rPr>
+        <w:t xml:space="preserve"> en déployant </w:t>
+      </w:r>
+      <w:r>
+        <w:rPr>
+          <w:b w:val="1"/>
+          <w:bCs w:val="1"/>
+          <w:rtl w:val="0"/>
+        </w:rPr>
+        <w:t xml:space="preserve">FreeRADIUS directement sur pfSense</w:t>
+      </w:r>
+      <w:r>
+        <w:rPr>
+          <w:rtl w:val="0"/>
+        </w:rPr>
+        <w:t xml:space="preserve"> via le package officiel disponible dans le gestionnaire de paquets pfSense (System &gt; Package Manager).</w:t>
+      </w:r>
+    </w:p>
+    <w:p>
+      <w:pPr>
+        <w:spacing w:after="240" w:before="240" w:lineRule="auto"/>
+        <w:rPr>
+          <w:b w:val="1"/>
+          <w:bCs w:val="1"/>
+        </w:rPr>
+      </w:pPr>
+      <w:r>
+        <w:rPr>
+          <w:b w:val="1"/>
+          <w:bCs w:val="1"/>
+          <w:rtl w:val="0"/>
+        </w:rPr>
+        <w:t xml:space="preserve">Mise en œuvre envisagée :</w:t>
+      </w:r>
+    </w:p>
+    <w:p>
+      <w:pPr>
+        <w:numPr>
+          <w:ilvl w:val="0"/>
+          <w:numId w:val="2"/>
+        </w:numPr>
+        <w:spacing w:after="0" w:afterAutospacing="0" w:before="240" w:lineRule="auto"/>
+        <w:ind w:left="720" w:hanging="360"/>
+      </w:pPr>
+      <w:r>
+        <w:rPr>
+          <w:rtl w:val="0"/>
+        </w:rPr>
+        <w:t xml:space="preserve">Installation du package </w:t>
+      </w:r>
+      <w:r>
+        <w:rPr>
+          <w:b w:val="1"/>
+          <w:bCs w:val="1"/>
+          <w:rtl w:val="0"/>
+        </w:rPr>
+        <w:t xml:space="preserve">FreeRADIUS</w:t>
+      </w:r>
+      <w:r>
+        <w:rPr>
+          <w:rtl w:val="0"/>
+        </w:rPr>
+        <w:t xml:space="preserve"> sur pfSense, sans serveur dédié supplémentaire, ce qui maintient la cohérence architecturale et évite d'exposer un nouveau service sur le réseau.</w:t>
+      </w:r>
+    </w:p>
+    <w:p>
+      <w:pPr>
+        <w:numPr>
+          <w:ilvl w:val="0"/>
+          <w:numId w:val="2"/>
+        </w:numPr>
+        <w:spacing w:after="0" w:afterAutospacing="0" w:before="0" w:beforeAutospacing="0" w:lineRule="auto"/>
+        <w:ind w:left="720" w:hanging="360"/>
+      </w:pPr>
+      <w:r>
+        <w:rPr>
+          <w:rtl w:val="0"/>
+        </w:rPr>
+        <w:t xml:space="preserve">Configuration d'un second facteur </w:t>
+      </w:r>
+      <w:r>
+        <w:rPr>
+          <w:b w:val="1"/>
+          <w:bCs w:val="1"/>
+          <w:rtl w:val="0"/>
+        </w:rPr>
+        <w:t xml:space="preserve">TOTP (RFC 6238)</w:t>
+      </w:r>
+      <w:r>
+        <w:rPr>
+          <w:rtl w:val="0"/>
+        </w:rPr>
+        <w:t xml:space="preserve"> via une application comme </w:t>
+      </w:r>
+      <w:r>
+        <w:rPr>
+          <w:b w:val="1"/>
+          <w:bCs w:val="1"/>
+          <w:rtl w:val="0"/>
+        </w:rPr>
+        <w:t xml:space="preserve">Aegis</w:t>
+      </w:r>
+      <w:r>
+        <w:rPr>
+          <w:rtl w:val="0"/>
+        </w:rPr>
+        <w:t xml:space="preserve"> (open source) ou </w:t>
+      </w:r>
+      <w:r>
+        <w:rPr>
+          <w:b w:val="1"/>
+          <w:bCs w:val="1"/>
+          <w:rtl w:val="0"/>
+        </w:rPr>
+        <w:t xml:space="preserve">Google Authenticator</w:t>
+      </w:r>
+      <w:r>
+        <w:rPr>
+          <w:rtl w:val="0"/>
+        </w:rPr>
+        <w:t xml:space="preserve"> sur le poste de l'administrateur.</w:t>
+      </w:r>
+    </w:p>
+    <w:p>
+      <w:pPr>
+        <w:numPr>
+          <w:ilvl w:val="0"/>
+          <w:numId w:val="2"/>
+        </w:numPr>
+        <w:spacing w:after="0" w:afterAutospacing="0" w:before="0" w:beforeAutospacing="0" w:lineRule="auto"/>
+        <w:ind w:left="720" w:hanging="360"/>
+      </w:pPr>
+      <w:r>
+        <w:rPr>
+          <w:rtl w:val="0"/>
+        </w:rPr>
+        <w:t xml:space="preserve">Chaque administrateur dispose d'un compte FreeRADIUS associé à un secret TOTP unique, généré lors de l'enrôlement.</w:t>
+      </w:r>
+    </w:p>
+    <w:p>
+      <w:pPr>
+        <w:numPr>
+          <w:ilvl w:val="0"/>
+          <w:numId w:val="2"/>
+        </w:numPr>
+        <w:spacing w:after="0" w:afterAutospacing="0" w:before="0" w:beforeAutospacing="0" w:lineRule="auto"/>
+        <w:ind w:left="720" w:hanging="360"/>
+      </w:pPr>
+      <w:r>
+        <w:rPr>
+          <w:rtl w:val="0"/>
+        </w:rPr>
+        <w:t xml:space="preserve">pfSense est configuré pour soumettre l'authentification VPN à FreeRADIUS </w:t>
+      </w:r>
+      <w:r>
+        <w:rPr>
+          <w:b w:val="1"/>
+          <w:bCs w:val="1"/>
+          <w:rtl w:val="0"/>
+        </w:rPr>
+        <w:t xml:space="preserve">avant</w:t>
+      </w:r>
+      <w:r>
+        <w:rPr>
+          <w:rtl w:val="0"/>
+        </w:rPr>
+        <w:t xml:space="preserve"> l'établissement du tunnel WireGuard : l'accès n'est accordé que si la clé privée </w:t>
+      </w:r>
+      <w:r>
+        <w:rPr>
+          <w:b w:val="1"/>
+          <w:bCs w:val="1"/>
+          <w:rtl w:val="0"/>
+        </w:rPr>
+        <w:t xml:space="preserve">et</w:t>
+      </w:r>
+      <w:r>
+        <w:rPr>
+          <w:rtl w:val="0"/>
+        </w:rPr>
+        <w:t xml:space="preserve"> le code TOTP sont valides simultanément.</w:t>
+      </w:r>
+    </w:p>
+    <w:p>
+      <w:pPr>
+        <w:numPr>
+          <w:ilvl w:val="0"/>
+          <w:numId w:val="2"/>
+        </w:numPr>
+        <w:spacing w:after="240" w:before="0" w:beforeAutospacing="0" w:lineRule="auto"/>
+        <w:ind w:left="720" w:hanging="360"/>
+      </w:pPr>
+      <w:r>
+        <w:rPr>
+          <w:rtl w:val="0"/>
+        </w:rPr>
+        <w:t xml:space="preserve">Un groupe dédié (</w:t>
+      </w:r>
+      <w:r>
+        <w:rPr>
+          <w:rFonts w:ascii="Roboto Mono" w:cs="Roboto Mono" w:eastAsia="Roboto Mono" w:hAnsi="Roboto Mono"/>
+          <w:color w:val="188038"/>
+          <w:rtl w:val="0"/>
+        </w:rPr>
+        <w:t xml:space="preserve">GRP_VPN_ADMINS</w:t>
+      </w:r>
+      <w:r>
+        <w:rPr>
+          <w:rtl w:val="0"/>
+        </w:rPr>
+        <w:t xml:space="preserve">) est défini dans FreeRADIUS pour restreindre les comptes autorisés à se connecter, indépendamment de l'Active Directory.</w:t>
+      </w:r>
+    </w:p>
+    <w:p>
+      <w:pPr>
+        <w:spacing w:after="240" w:before="240" w:lineRule="auto"/>
+        <w:rPr/>
+      </w:pPr>
+      <w:r>
+        <w:rPr>
+          <w:b w:val="1"/>
+          <w:bCs w:val="1"/>
+          <w:rtl w:val="0"/>
+        </w:rPr>
+        <w:t xml:space="preserve">Bénéfice sécurité :</w:t>
+      </w:r>
+      <w:r>
+        <w:rPr>
+          <w:rtl w:val="0"/>
+        </w:rPr>
+        <w:t xml:space="preserve"> même en cas de compromission d'une clé privée WireGuard, un attaquant ne peut pas établir de tunnel sans le code TOTP valide, limité à une fenêtre de 30 secondes. Cette évolution aligne l'accès administrateur sur les exigences d'</w:t>
+      </w:r>
+      <w:r>
+        <w:rPr>
+          <w:b w:val="1"/>
+          <w:bCs w:val="1"/>
+          <w:rtl w:val="0"/>
+        </w:rPr>
+        <w:t xml:space="preserve">authentification forte de niveau AAL2</w:t>
+      </w:r>
+      <w:r>
+        <w:rPr>
+          <w:rtl w:val="0"/>
+        </w:rPr>
+        <w:t xml:space="preserve"> (NIST SP 800-63B) et les recommandations ANSSI sur la gestion des accès privilégiés distants.</w:t>
+      </w:r>
+      <w:r>
+        <w:pict>
+          <v:rect style="width:0.0pt;height:1.5pt" o:hr="t" o:hrstd="t" o:hralign="center" fillcolor="#A0A0A0" stroked="f"/>
+        </w:pict>
+      </w:r>
+      <w:r>
+        <w:rPr>
+          <w:rtl w:val="0"/>
+        </w:rPr>
+      </w:r>
+    </w:p>
+    <w:bookmarkStart w:colFirst="0" w:colLast="0" w:name="swuie5gus8i" w:id="46"/>
+    <w:bookmarkEnd w:id="46"/>
     <w:p>
       <w:pPr>
         <w:spacing w:before="240" w:line="271" w:lineRule="auto"/>
@@ -20229,8 +17466,6 @@
         <w:br w:type="textWrapping"/>
         <w:t xml:space="preserve">│   ├─ Web Server: 192.168.10.10</w:t>
         <w:br w:type="textWrapping"/>
-        <w:t xml:space="preserve">│   └─ Webterm: 192.168.10.11</w:t>
-        <w:br w:type="textWrapping"/>
         <w:t xml:space="preserve">├─ VLAN 20 (SERVERS) → eth1/0, eth1/1</w:t>
         <w:br w:type="textWrapping"/>
         <w:t xml:space="preserve">│   ├─ File Server: 192.168.10.20</w:t>
@@ -20287,7 +17522,7 @@
       <w:pPr>
         <w:numPr>
           <w:ilvl w:val="0"/>
-          <w:numId w:val="8"/>
+          <w:numId w:val="7"/>
         </w:numPr>
         <w:ind w:left="720" w:hanging="360"/>
         <w:rPr/>
@@ -20309,7 +17544,7 @@
       <w:pPr>
         <w:numPr>
           <w:ilvl w:val="0"/>
-          <w:numId w:val="8"/>
+          <w:numId w:val="7"/>
         </w:numPr>
         <w:ind w:left="720" w:hanging="360"/>
         <w:rPr/>
@@ -20331,7 +17566,7 @@
       <w:pPr>
         <w:numPr>
           <w:ilvl w:val="0"/>
-          <w:numId w:val="8"/>
+          <w:numId w:val="7"/>
         </w:numPr>
         <w:ind w:left="720" w:hanging="360"/>
         <w:rPr/>
@@ -20361,7 +17596,7 @@
       <w:pPr>
         <w:numPr>
           <w:ilvl w:val="0"/>
-          <w:numId w:val="8"/>
+          <w:numId w:val="7"/>
         </w:numPr>
         <w:ind w:left="720" w:hanging="360"/>
         <w:rPr/>
@@ -20383,7 +17618,7 @@
       <w:pPr>
         <w:numPr>
           <w:ilvl w:val="0"/>
-          <w:numId w:val="8"/>
+          <w:numId w:val="7"/>
         </w:numPr>
         <w:ind w:left="720" w:hanging="360"/>
         <w:rPr/>
@@ -20414,7 +17649,7 @@
       <w:pPr>
         <w:numPr>
           <w:ilvl w:val="0"/>
-          <w:numId w:val="8"/>
+          <w:numId w:val="7"/>
         </w:numPr>
         <w:ind w:left="720" w:hanging="360"/>
         <w:rPr/>
@@ -20436,7 +17671,7 @@
       <w:pPr>
         <w:numPr>
           <w:ilvl w:val="0"/>
-          <w:numId w:val="8"/>
+          <w:numId w:val="7"/>
         </w:numPr>
         <w:ind w:left="720" w:hanging="360"/>
         <w:rPr/>
@@ -20458,7 +17693,7 @@
       <w:pPr>
         <w:numPr>
           <w:ilvl w:val="0"/>
-          <w:numId w:val="8"/>
+          <w:numId w:val="7"/>
         </w:numPr>
         <w:ind w:left="720" w:hanging="360"/>
         <w:rPr/>
@@ -20539,6 +17774,336 @@
       <w:pPr>
         <w:ind w:left="720" w:hanging="360"/>
       </w:pPr>
+      <w:rPr>
+        <w:u w:val="none"/>
+      </w:rPr>
+    </w:lvl>
+    <w:lvl w:ilvl="1">
+      <w:start w:val="1"/>
+      <w:numFmt w:val="lowerLetter"/>
+      <w:lvlText w:val="%2."/>
+      <w:lvlJc w:val="left"/>
+      <w:pPr>
+        <w:ind w:left="1440" w:hanging="360"/>
+      </w:pPr>
+      <w:rPr>
+        <w:u w:val="none"/>
+      </w:rPr>
+    </w:lvl>
+    <w:lvl w:ilvl="2">
+      <w:start w:val="1"/>
+      <w:numFmt w:val="lowerRoman"/>
+      <w:lvlText w:val="%3."/>
+      <w:lvlJc w:val="left"/>
+      <w:pPr>
+        <w:ind w:left="2160" w:hanging="360"/>
+      </w:pPr>
+      <w:rPr>
+        <w:u w:val="none"/>
+      </w:rPr>
+    </w:lvl>
+    <w:lvl w:ilvl="3">
+      <w:start w:val="1"/>
+      <w:numFmt w:val="decimal"/>
+      <w:lvlText w:val="%4."/>
+      <w:lvlJc w:val="left"/>
+      <w:pPr>
+        <w:ind w:left="2880" w:hanging="360"/>
+      </w:pPr>
+      <w:rPr>
+        <w:u w:val="none"/>
+      </w:rPr>
+    </w:lvl>
+    <w:lvl w:ilvl="4">
+      <w:start w:val="1"/>
+      <w:numFmt w:val="lowerLetter"/>
+      <w:lvlText w:val="%5."/>
+      <w:lvlJc w:val="left"/>
+      <w:pPr>
+        <w:ind w:left="3600" w:hanging="360"/>
+      </w:pPr>
+      <w:rPr>
+        <w:u w:val="none"/>
+      </w:rPr>
+    </w:lvl>
+    <w:lvl w:ilvl="5">
+      <w:start w:val="1"/>
+      <w:numFmt w:val="lowerRoman"/>
+      <w:lvlText w:val="%6."/>
+      <w:lvlJc w:val="left"/>
+      <w:pPr>
+        <w:ind w:left="4320" w:hanging="360"/>
+      </w:pPr>
+      <w:rPr>
+        <w:u w:val="none"/>
+      </w:rPr>
+    </w:lvl>
+    <w:lvl w:ilvl="6">
+      <w:start w:val="1"/>
+      <w:numFmt w:val="decimal"/>
+      <w:lvlText w:val="%7."/>
+      <w:lvlJc w:val="left"/>
+      <w:pPr>
+        <w:ind w:left="5040" w:hanging="360"/>
+      </w:pPr>
+      <w:rPr>
+        <w:u w:val="none"/>
+      </w:rPr>
+    </w:lvl>
+    <w:lvl w:ilvl="7">
+      <w:start w:val="1"/>
+      <w:numFmt w:val="lowerLetter"/>
+      <w:lvlText w:val="%8."/>
+      <w:lvlJc w:val="left"/>
+      <w:pPr>
+        <w:ind w:left="5760" w:hanging="360"/>
+      </w:pPr>
+      <w:rPr>
+        <w:u w:val="none"/>
+      </w:rPr>
+    </w:lvl>
+    <w:lvl w:ilvl="8">
+      <w:start w:val="1"/>
+      <w:numFmt w:val="lowerRoman"/>
+      <w:lvlText w:val="%9."/>
+      <w:lvlJc w:val="left"/>
+      <w:pPr>
+        <w:ind w:left="6480" w:hanging="360"/>
+      </w:pPr>
+      <w:rPr>
+        <w:u w:val="none"/>
+      </w:rPr>
+    </w:lvl>
+  </w:abstractNum>
+  <w:abstractNum w:abstractNumId="2">
+    <w:lvl w:ilvl="0">
+      <w:start w:val="1"/>
+      <w:numFmt w:val="bullet"/>
+      <w:lvlText w:val="●"/>
+      <w:lvlJc w:val="left"/>
+      <w:pPr>
+        <w:ind w:left="720" w:hanging="360"/>
+      </w:pPr>
+      <w:rPr>
+        <w:u w:val="none"/>
+      </w:rPr>
+    </w:lvl>
+    <w:lvl w:ilvl="1">
+      <w:start w:val="1"/>
+      <w:numFmt w:val="bullet"/>
+      <w:lvlText w:val="○"/>
+      <w:lvlJc w:val="left"/>
+      <w:pPr>
+        <w:ind w:left="1440" w:hanging="360"/>
+      </w:pPr>
+      <w:rPr>
+        <w:u w:val="none"/>
+      </w:rPr>
+    </w:lvl>
+    <w:lvl w:ilvl="2">
+      <w:start w:val="1"/>
+      <w:numFmt w:val="bullet"/>
+      <w:lvlText w:val="■"/>
+      <w:lvlJc w:val="left"/>
+      <w:pPr>
+        <w:ind w:left="2160" w:hanging="360"/>
+      </w:pPr>
+      <w:rPr>
+        <w:u w:val="none"/>
+      </w:rPr>
+    </w:lvl>
+    <w:lvl w:ilvl="3">
+      <w:start w:val="1"/>
+      <w:numFmt w:val="bullet"/>
+      <w:lvlText w:val="●"/>
+      <w:lvlJc w:val="left"/>
+      <w:pPr>
+        <w:ind w:left="2880" w:hanging="360"/>
+      </w:pPr>
+      <w:rPr>
+        <w:u w:val="none"/>
+      </w:rPr>
+    </w:lvl>
+    <w:lvl w:ilvl="4">
+      <w:start w:val="1"/>
+      <w:numFmt w:val="bullet"/>
+      <w:lvlText w:val="○"/>
+      <w:lvlJc w:val="left"/>
+      <w:pPr>
+        <w:ind w:left="3600" w:hanging="360"/>
+      </w:pPr>
+      <w:rPr>
+        <w:u w:val="none"/>
+      </w:rPr>
+    </w:lvl>
+    <w:lvl w:ilvl="5">
+      <w:start w:val="1"/>
+      <w:numFmt w:val="bullet"/>
+      <w:lvlText w:val="■"/>
+      <w:lvlJc w:val="left"/>
+      <w:pPr>
+        <w:ind w:left="4320" w:hanging="360"/>
+      </w:pPr>
+      <w:rPr>
+        <w:u w:val="none"/>
+      </w:rPr>
+    </w:lvl>
+    <w:lvl w:ilvl="6">
+      <w:start w:val="1"/>
+      <w:numFmt w:val="bullet"/>
+      <w:lvlText w:val="●"/>
+      <w:lvlJc w:val="left"/>
+      <w:pPr>
+        <w:ind w:left="5040" w:hanging="360"/>
+      </w:pPr>
+      <w:rPr>
+        <w:u w:val="none"/>
+      </w:rPr>
+    </w:lvl>
+    <w:lvl w:ilvl="7">
+      <w:start w:val="1"/>
+      <w:numFmt w:val="bullet"/>
+      <w:lvlText w:val="○"/>
+      <w:lvlJc w:val="left"/>
+      <w:pPr>
+        <w:ind w:left="5760" w:hanging="360"/>
+      </w:pPr>
+      <w:rPr>
+        <w:u w:val="none"/>
+      </w:rPr>
+    </w:lvl>
+    <w:lvl w:ilvl="8">
+      <w:start w:val="1"/>
+      <w:numFmt w:val="bullet"/>
+      <w:lvlText w:val="■"/>
+      <w:lvlJc w:val="left"/>
+      <w:pPr>
+        <w:ind w:left="6480" w:hanging="360"/>
+      </w:pPr>
+      <w:rPr>
+        <w:u w:val="none"/>
+      </w:rPr>
+    </w:lvl>
+  </w:abstractNum>
+  <w:abstractNum w:abstractNumId="3">
+    <w:lvl w:ilvl="0">
+      <w:start w:val="1"/>
+      <w:numFmt w:val="bullet"/>
+      <w:lvlText w:val="●"/>
+      <w:lvlJc w:val="left"/>
+      <w:pPr>
+        <w:ind w:left="720" w:hanging="360"/>
+      </w:pPr>
+      <w:rPr>
+        <w:u w:val="none"/>
+      </w:rPr>
+    </w:lvl>
+    <w:lvl w:ilvl="1">
+      <w:start w:val="1"/>
+      <w:numFmt w:val="bullet"/>
+      <w:lvlText w:val="○"/>
+      <w:lvlJc w:val="left"/>
+      <w:pPr>
+        <w:ind w:left="1440" w:hanging="360"/>
+      </w:pPr>
+      <w:rPr>
+        <w:u w:val="none"/>
+      </w:rPr>
+    </w:lvl>
+    <w:lvl w:ilvl="2">
+      <w:start w:val="1"/>
+      <w:numFmt w:val="bullet"/>
+      <w:lvlText w:val="■"/>
+      <w:lvlJc w:val="left"/>
+      <w:pPr>
+        <w:ind w:left="2160" w:hanging="360"/>
+      </w:pPr>
+      <w:rPr>
+        <w:u w:val="none"/>
+      </w:rPr>
+    </w:lvl>
+    <w:lvl w:ilvl="3">
+      <w:start w:val="1"/>
+      <w:numFmt w:val="bullet"/>
+      <w:lvlText w:val="●"/>
+      <w:lvlJc w:val="left"/>
+      <w:pPr>
+        <w:ind w:left="2880" w:hanging="360"/>
+      </w:pPr>
+      <w:rPr>
+        <w:u w:val="none"/>
+      </w:rPr>
+    </w:lvl>
+    <w:lvl w:ilvl="4">
+      <w:start w:val="1"/>
+      <w:numFmt w:val="bullet"/>
+      <w:lvlText w:val="○"/>
+      <w:lvlJc w:val="left"/>
+      <w:pPr>
+        <w:ind w:left="3600" w:hanging="360"/>
+      </w:pPr>
+      <w:rPr>
+        <w:u w:val="none"/>
+      </w:rPr>
+    </w:lvl>
+    <w:lvl w:ilvl="5">
+      <w:start w:val="1"/>
+      <w:numFmt w:val="bullet"/>
+      <w:lvlText w:val="■"/>
+      <w:lvlJc w:val="left"/>
+      <w:pPr>
+        <w:ind w:left="4320" w:hanging="360"/>
+      </w:pPr>
+      <w:rPr>
+        <w:u w:val="none"/>
+      </w:rPr>
+    </w:lvl>
+    <w:lvl w:ilvl="6">
+      <w:start w:val="1"/>
+      <w:numFmt w:val="bullet"/>
+      <w:lvlText w:val="●"/>
+      <w:lvlJc w:val="left"/>
+      <w:pPr>
+        <w:ind w:left="5040" w:hanging="360"/>
+      </w:pPr>
+      <w:rPr>
+        <w:u w:val="none"/>
+      </w:rPr>
+    </w:lvl>
+    <w:lvl w:ilvl="7">
+      <w:start w:val="1"/>
+      <w:numFmt w:val="bullet"/>
+      <w:lvlText w:val="○"/>
+      <w:lvlJc w:val="left"/>
+      <w:pPr>
+        <w:ind w:left="5760" w:hanging="360"/>
+      </w:pPr>
+      <w:rPr>
+        <w:u w:val="none"/>
+      </w:rPr>
+    </w:lvl>
+    <w:lvl w:ilvl="8">
+      <w:start w:val="1"/>
+      <w:numFmt w:val="bullet"/>
+      <w:lvlText w:val="■"/>
+      <w:lvlJc w:val="left"/>
+      <w:pPr>
+        <w:ind w:left="6480" w:hanging="360"/>
+      </w:pPr>
+      <w:rPr>
+        <w:u w:val="none"/>
+      </w:rPr>
+    </w:lvl>
+  </w:abstractNum>
+  <w:abstractNum w:abstractNumId="4">
+    <w:lvl w:ilvl="0">
+      <w:start w:val="1"/>
+      <w:numFmt w:val="decimal"/>
+      <w:lvlText w:val="%1."/>
+      <w:lvlJc w:val="left"/>
+      <w:pPr>
+        <w:ind w:left="720" w:hanging="360"/>
+      </w:pPr>
       <w:rPr/>
     </w:lvl>
     <w:lvl w:ilvl="1">
@@ -20622,7 +18187,7 @@
       <w:rPr/>
     </w:lvl>
   </w:abstractNum>
-  <w:abstractNum w:abstractNumId="2">
+  <w:abstractNum w:abstractNumId="5">
     <w:lvl w:ilvl="0">
       <w:start w:val="1"/>
       <w:numFmt w:val="bullet"/>
@@ -20716,7 +18281,7 @@
       <w:rPr/>
     </w:lvl>
   </w:abstractNum>
-  <w:abstractNum w:abstractNumId="3">
+  <w:abstractNum w:abstractNumId="6">
     <w:lvl w:ilvl="0">
       <w:start w:val="1"/>
       <w:numFmt w:val="bullet"/>
@@ -20810,282 +18375,6 @@
       <w:rPr/>
     </w:lvl>
   </w:abstractNum>
-  <w:abstractNum w:abstractNumId="4">
-    <w:lvl w:ilvl="0">
-      <w:start w:val="1"/>
-      <w:numFmt w:val="decimal"/>
-      <w:lvlText w:val="%1."/>
-      <w:lvlJc w:val="left"/>
-      <w:pPr>
-        <w:ind w:left="720" w:hanging="360"/>
-      </w:pPr>
-      <w:rPr/>
-    </w:lvl>
-    <w:lvl w:ilvl="1">
-      <w:start w:val="1"/>
-      <w:numFmt w:val="bullet"/>
-      <w:lvlText w:val=""/>
-      <w:lvlJc w:val="left"/>
-      <w:pPr>
-        <w:ind w:left="0" w:firstLine="0"/>
-      </w:pPr>
-      <w:rPr/>
-    </w:lvl>
-    <w:lvl w:ilvl="2">
-      <w:start w:val="1"/>
-      <w:numFmt w:val="bullet"/>
-      <w:lvlText w:val=""/>
-      <w:lvlJc w:val="left"/>
-      <w:pPr>
-        <w:ind w:left="0" w:firstLine="0"/>
-      </w:pPr>
-      <w:rPr/>
-    </w:lvl>
-    <w:lvl w:ilvl="3">
-      <w:start w:val="1"/>
-      <w:numFmt w:val="bullet"/>
-      <w:lvlText w:val=""/>
-      <w:lvlJc w:val="left"/>
-      <w:pPr>
-        <w:ind w:left="0" w:firstLine="0"/>
-      </w:pPr>
-      <w:rPr/>
-    </w:lvl>
-    <w:lvl w:ilvl="4">
-      <w:start w:val="1"/>
-      <w:numFmt w:val="bullet"/>
-      <w:lvlText w:val=""/>
-      <w:lvlJc w:val="left"/>
-      <w:pPr>
-        <w:ind w:left="0" w:firstLine="0"/>
-      </w:pPr>
-      <w:rPr/>
-    </w:lvl>
-    <w:lvl w:ilvl="5">
-      <w:start w:val="1"/>
-      <w:numFmt w:val="bullet"/>
-      <w:lvlText w:val=""/>
-      <w:lvlJc w:val="left"/>
-      <w:pPr>
-        <w:ind w:left="0" w:firstLine="0"/>
-      </w:pPr>
-      <w:rPr/>
-    </w:lvl>
-    <w:lvl w:ilvl="6">
-      <w:start w:val="1"/>
-      <w:numFmt w:val="bullet"/>
-      <w:lvlText w:val=""/>
-      <w:lvlJc w:val="left"/>
-      <w:pPr>
-        <w:ind w:left="0" w:firstLine="0"/>
-      </w:pPr>
-      <w:rPr/>
-    </w:lvl>
-    <w:lvl w:ilvl="7">
-      <w:start w:val="1"/>
-      <w:numFmt w:val="bullet"/>
-      <w:lvlText w:val=""/>
-      <w:lvlJc w:val="left"/>
-      <w:pPr>
-        <w:ind w:left="0" w:firstLine="0"/>
-      </w:pPr>
-      <w:rPr/>
-    </w:lvl>
-    <w:lvl w:ilvl="8">
-      <w:start w:val="1"/>
-      <w:numFmt w:val="bullet"/>
-      <w:lvlText w:val=""/>
-      <w:lvlJc w:val="left"/>
-      <w:pPr>
-        <w:ind w:left="0" w:firstLine="0"/>
-      </w:pPr>
-      <w:rPr/>
-    </w:lvl>
-  </w:abstractNum>
-  <w:abstractNum w:abstractNumId="5">
-    <w:lvl w:ilvl="0">
-      <w:start w:val="1"/>
-      <w:numFmt w:val="decimal"/>
-      <w:lvlText w:val="%1."/>
-      <w:lvlJc w:val="left"/>
-      <w:pPr>
-        <w:ind w:left="720" w:hanging="360"/>
-      </w:pPr>
-      <w:rPr/>
-    </w:lvl>
-    <w:lvl w:ilvl="1">
-      <w:start w:val="1"/>
-      <w:numFmt w:val="bullet"/>
-      <w:lvlText w:val=""/>
-      <w:lvlJc w:val="left"/>
-      <w:pPr>
-        <w:ind w:left="0" w:firstLine="0"/>
-      </w:pPr>
-      <w:rPr/>
-    </w:lvl>
-    <w:lvl w:ilvl="2">
-      <w:start w:val="1"/>
-      <w:numFmt w:val="bullet"/>
-      <w:lvlText w:val=""/>
-      <w:lvlJc w:val="left"/>
-      <w:pPr>
-        <w:ind w:left="0" w:firstLine="0"/>
-      </w:pPr>
-      <w:rPr/>
-    </w:lvl>
-    <w:lvl w:ilvl="3">
-      <w:start w:val="1"/>
-      <w:numFmt w:val="bullet"/>
-      <w:lvlText w:val=""/>
-      <w:lvlJc w:val="left"/>
-      <w:pPr>
-        <w:ind w:left="0" w:firstLine="0"/>
-      </w:pPr>
-      <w:rPr/>
-    </w:lvl>
-    <w:lvl w:ilvl="4">
-      <w:start w:val="1"/>
-      <w:numFmt w:val="bullet"/>
-      <w:lvlText w:val=""/>
-      <w:lvlJc w:val="left"/>
-      <w:pPr>
-        <w:ind w:left="0" w:firstLine="0"/>
-      </w:pPr>
-      <w:rPr/>
-    </w:lvl>
-    <w:lvl w:ilvl="5">
-      <w:start w:val="1"/>
-      <w:numFmt w:val="bullet"/>
-      <w:lvlText w:val=""/>
-      <w:lvlJc w:val="left"/>
-      <w:pPr>
-        <w:ind w:left="0" w:firstLine="0"/>
-      </w:pPr>
-      <w:rPr/>
-    </w:lvl>
-    <w:lvl w:ilvl="6">
-      <w:start w:val="1"/>
-      <w:numFmt w:val="bullet"/>
-      <w:lvlText w:val=""/>
-      <w:lvlJc w:val="left"/>
-      <w:pPr>
-        <w:ind w:left="0" w:firstLine="0"/>
-      </w:pPr>
-      <w:rPr/>
-    </w:lvl>
-    <w:lvl w:ilvl="7">
-      <w:start w:val="1"/>
-      <w:numFmt w:val="bullet"/>
-      <w:lvlText w:val=""/>
-      <w:lvlJc w:val="left"/>
-      <w:pPr>
-        <w:ind w:left="0" w:firstLine="0"/>
-      </w:pPr>
-      <w:rPr/>
-    </w:lvl>
-    <w:lvl w:ilvl="8">
-      <w:start w:val="1"/>
-      <w:numFmt w:val="bullet"/>
-      <w:lvlText w:val=""/>
-      <w:lvlJc w:val="left"/>
-      <w:pPr>
-        <w:ind w:left="0" w:firstLine="0"/>
-      </w:pPr>
-      <w:rPr/>
-    </w:lvl>
-  </w:abstractNum>
-  <w:abstractNum w:abstractNumId="6">
-    <w:lvl w:ilvl="0">
-      <w:start w:val="1"/>
-      <w:numFmt w:val="decimal"/>
-      <w:lvlText w:val="%1."/>
-      <w:lvlJc w:val="left"/>
-      <w:pPr>
-        <w:ind w:left="720" w:hanging="360"/>
-      </w:pPr>
-      <w:rPr/>
-    </w:lvl>
-    <w:lvl w:ilvl="1">
-      <w:start w:val="1"/>
-      <w:numFmt w:val="bullet"/>
-      <w:lvlText w:val=""/>
-      <w:lvlJc w:val="left"/>
-      <w:pPr>
-        <w:ind w:left="0" w:firstLine="0"/>
-      </w:pPr>
-      <w:rPr/>
-    </w:lvl>
-    <w:lvl w:ilvl="2">
-      <w:start w:val="1"/>
-      <w:numFmt w:val="bullet"/>
-      <w:lvlText w:val=""/>
-      <w:lvlJc w:val="left"/>
-      <w:pPr>
-        <w:ind w:left="0" w:firstLine="0"/>
-      </w:pPr>
-      <w:rPr/>
-    </w:lvl>
-    <w:lvl w:ilvl="3">
-      <w:start w:val="1"/>
-      <w:numFmt w:val="bullet"/>
-      <w:lvlText w:val=""/>
-      <w:lvlJc w:val="left"/>
-      <w:pPr>
-        <w:ind w:left="0" w:firstLine="0"/>
-      </w:pPr>
-      <w:rPr/>
-    </w:lvl>
-    <w:lvl w:ilvl="4">
-      <w:start w:val="1"/>
-      <w:numFmt w:val="bullet"/>
-      <w:lvlText w:val=""/>
-      <w:lvlJc w:val="left"/>
-      <w:pPr>
-        <w:ind w:left="0" w:firstLine="0"/>
-      </w:pPr>
-      <w:rPr/>
-    </w:lvl>
-    <w:lvl w:ilvl="5">
-      <w:start w:val="1"/>
-      <w:numFmt w:val="bullet"/>
-      <w:lvlText w:val=""/>
-      <w:lvlJc w:val="left"/>
-      <w:pPr>
-        <w:ind w:left="0" w:firstLine="0"/>
-      </w:pPr>
-      <w:rPr/>
-    </w:lvl>
-    <w:lvl w:ilvl="6">
-      <w:start w:val="1"/>
-      <w:numFmt w:val="bullet"/>
-      <w:lvlText w:val=""/>
-      <w:lvlJc w:val="left"/>
-      <w:pPr>
-        <w:ind w:left="0" w:firstLine="0"/>
-      </w:pPr>
-      <w:rPr/>
-    </w:lvl>
-    <w:lvl w:ilvl="7">
-      <w:start w:val="1"/>
-      <w:numFmt w:val="bullet"/>
-      <w:lvlText w:val=""/>
-      <w:lvlJc w:val="left"/>
-      <w:pPr>
-        <w:ind w:left="0" w:firstLine="0"/>
-      </w:pPr>
-      <w:rPr/>
-    </w:lvl>
-    <w:lvl w:ilvl="8">
-      <w:start w:val="1"/>
-      <w:numFmt w:val="bullet"/>
-      <w:lvlText w:val=""/>
-      <w:lvlJc w:val="left"/>
-      <w:pPr>
-        <w:ind w:left="0" w:firstLine="0"/>
-      </w:pPr>
-      <w:rPr/>
-    </w:lvl>
-  </w:abstractNum>
   <w:abstractNum w:abstractNumId="7">
     <w:lvl w:ilvl="0">
       <w:start w:val="1"/>
@@ -21653,6 +18942,98 @@
   <w:abstractNum w:abstractNumId="13">
     <w:lvl w:ilvl="0">
       <w:start w:val="1"/>
+      <w:numFmt w:val="decimal"/>
+      <w:lvlText w:val="%1."/>
+      <w:lvlJc w:val="left"/>
+      <w:pPr>
+        <w:ind w:left="720" w:hanging="360"/>
+      </w:pPr>
+      <w:rPr/>
+    </w:lvl>
+    <w:lvl w:ilvl="1">
+      <w:start w:val="1"/>
+      <w:numFmt w:val="bullet"/>
+      <w:lvlText w:val=""/>
+      <w:lvlJc w:val="left"/>
+      <w:pPr>
+        <w:ind w:left="0" w:firstLine="0"/>
+      </w:pPr>
+      <w:rPr/>
+    </w:lvl>
+    <w:lvl w:ilvl="2">
+      <w:start w:val="1"/>
+      <w:numFmt w:val="bullet"/>
+      <w:lvlText w:val=""/>
+      <w:lvlJc w:val="left"/>
+      <w:pPr>
+        <w:ind w:left="0" w:firstLine="0"/>
+      </w:pPr>
+      <w:rPr/>
+    </w:lvl>
+    <w:lvl w:ilvl="3">
+      <w:start w:val="1"/>
+      <w:numFmt w:val="bullet"/>
+      <w:lvlText w:val=""/>
+      <w:lvlJc w:val="left"/>
+      <w:pPr>
+        <w:ind w:left="0" w:firstLine="0"/>
+      </w:pPr>
+      <w:rPr/>
+    </w:lvl>
+    <w:lvl w:ilvl="4">
+      <w:start w:val="1"/>
+      <w:numFmt w:val="bullet"/>
+      <w:lvlText w:val=""/>
+      <w:lvlJc w:val="left"/>
+      <w:pPr>
+        <w:ind w:left="0" w:firstLine="0"/>
+      </w:pPr>
+      <w:rPr/>
+    </w:lvl>
+    <w:lvl w:ilvl="5">
+      <w:start w:val="1"/>
+      <w:numFmt w:val="bullet"/>
+      <w:lvlText w:val=""/>
+      <w:lvlJc w:val="left"/>
+      <w:pPr>
+        <w:ind w:left="0" w:firstLine="0"/>
+      </w:pPr>
+      <w:rPr/>
+    </w:lvl>
+    <w:lvl w:ilvl="6">
+      <w:start w:val="1"/>
+      <w:numFmt w:val="bullet"/>
+      <w:lvlText w:val=""/>
+      <w:lvlJc w:val="left"/>
+      <w:pPr>
+        <w:ind w:left="0" w:firstLine="0"/>
+      </w:pPr>
+      <w:rPr/>
+    </w:lvl>
+    <w:lvl w:ilvl="7">
+      <w:start w:val="1"/>
+      <w:numFmt w:val="bullet"/>
+      <w:lvlText w:val=""/>
+      <w:lvlJc w:val="left"/>
+      <w:pPr>
+        <w:ind w:left="0" w:firstLine="0"/>
+      </w:pPr>
+      <w:rPr/>
+    </w:lvl>
+    <w:lvl w:ilvl="8">
+      <w:start w:val="1"/>
+      <w:numFmt w:val="bullet"/>
+      <w:lvlText w:val=""/>
+      <w:lvlJc w:val="left"/>
+      <w:pPr>
+        <w:ind w:left="0" w:firstLine="0"/>
+      </w:pPr>
+      <w:rPr/>
+    </w:lvl>
+  </w:abstractNum>
+  <w:abstractNum w:abstractNumId="14">
+    <w:lvl w:ilvl="0">
+      <w:start w:val="1"/>
       <w:numFmt w:val="bullet"/>
       <w:lvlText w:val="●"/>
       <w:lvlJc w:val="left"/>
@@ -21744,193 +19125,7 @@
       <w:rPr/>
     </w:lvl>
   </w:abstractNum>
-  <w:abstractNum w:abstractNumId="14">
-    <w:lvl w:ilvl="0">
-      <w:start w:val="1"/>
-      <w:numFmt w:val="decimal"/>
-      <w:lvlText w:val="%1."/>
-      <w:lvlJc w:val="left"/>
-      <w:pPr>
-        <w:ind w:left="720" w:hanging="360"/>
-      </w:pPr>
-      <w:rPr/>
-    </w:lvl>
-    <w:lvl w:ilvl="1">
-      <w:start w:val="1"/>
-      <w:numFmt w:val="bullet"/>
-      <w:lvlText w:val=""/>
-      <w:lvlJc w:val="left"/>
-      <w:pPr>
-        <w:ind w:left="0" w:firstLine="0"/>
-      </w:pPr>
-      <w:rPr/>
-    </w:lvl>
-    <w:lvl w:ilvl="2">
-      <w:start w:val="1"/>
-      <w:numFmt w:val="bullet"/>
-      <w:lvlText w:val=""/>
-      <w:lvlJc w:val="left"/>
-      <w:pPr>
-        <w:ind w:left="0" w:firstLine="0"/>
-      </w:pPr>
-      <w:rPr/>
-    </w:lvl>
-    <w:lvl w:ilvl="3">
-      <w:start w:val="1"/>
-      <w:numFmt w:val="bullet"/>
-      <w:lvlText w:val=""/>
-      <w:lvlJc w:val="left"/>
-      <w:pPr>
-        <w:ind w:left="0" w:firstLine="0"/>
-      </w:pPr>
-      <w:rPr/>
-    </w:lvl>
-    <w:lvl w:ilvl="4">
-      <w:start w:val="1"/>
-      <w:numFmt w:val="bullet"/>
-      <w:lvlText w:val=""/>
-      <w:lvlJc w:val="left"/>
-      <w:pPr>
-        <w:ind w:left="0" w:firstLine="0"/>
-      </w:pPr>
-      <w:rPr/>
-    </w:lvl>
-    <w:lvl w:ilvl="5">
-      <w:start w:val="1"/>
-      <w:numFmt w:val="bullet"/>
-      <w:lvlText w:val=""/>
-      <w:lvlJc w:val="left"/>
-      <w:pPr>
-        <w:ind w:left="0" w:firstLine="0"/>
-      </w:pPr>
-      <w:rPr/>
-    </w:lvl>
-    <w:lvl w:ilvl="6">
-      <w:start w:val="1"/>
-      <w:numFmt w:val="bullet"/>
-      <w:lvlText w:val=""/>
-      <w:lvlJc w:val="left"/>
-      <w:pPr>
-        <w:ind w:left="0" w:firstLine="0"/>
-      </w:pPr>
-      <w:rPr/>
-    </w:lvl>
-    <w:lvl w:ilvl="7">
-      <w:start w:val="1"/>
-      <w:numFmt w:val="bullet"/>
-      <w:lvlText w:val=""/>
-      <w:lvlJc w:val="left"/>
-      <w:pPr>
-        <w:ind w:left="0" w:firstLine="0"/>
-      </w:pPr>
-      <w:rPr/>
-    </w:lvl>
-    <w:lvl w:ilvl="8">
-      <w:start w:val="1"/>
-      <w:numFmt w:val="bullet"/>
-      <w:lvlText w:val=""/>
-      <w:lvlJc w:val="left"/>
-      <w:pPr>
-        <w:ind w:left="0" w:firstLine="0"/>
-      </w:pPr>
-      <w:rPr/>
-    </w:lvl>
-  </w:abstractNum>
   <w:abstractNum w:abstractNumId="15">
-    <w:lvl w:ilvl="0">
-      <w:start w:val="1"/>
-      <w:numFmt w:val="bullet"/>
-      <w:lvlText w:val="●"/>
-      <w:lvlJc w:val="left"/>
-      <w:pPr>
-        <w:ind w:left="720" w:hanging="360"/>
-      </w:pPr>
-      <w:rPr>
-        <w:rFonts w:ascii="Noto Sans Symbols" w:cs="Noto Sans Symbols" w:eastAsia="Noto Sans Symbols" w:hAnsi="Noto Sans Symbols"/>
-      </w:rPr>
-    </w:lvl>
-    <w:lvl w:ilvl="1">
-      <w:start w:val="1"/>
-      <w:numFmt w:val="bullet"/>
-      <w:lvlText w:val=""/>
-      <w:lvlJc w:val="left"/>
-      <w:pPr>
-        <w:ind w:left="0" w:firstLine="0"/>
-      </w:pPr>
-      <w:rPr/>
-    </w:lvl>
-    <w:lvl w:ilvl="2">
-      <w:start w:val="1"/>
-      <w:numFmt w:val="bullet"/>
-      <w:lvlText w:val=""/>
-      <w:lvlJc w:val="left"/>
-      <w:pPr>
-        <w:ind w:left="0" w:firstLine="0"/>
-      </w:pPr>
-      <w:rPr/>
-    </w:lvl>
-    <w:lvl w:ilvl="3">
-      <w:start w:val="1"/>
-      <w:numFmt w:val="bullet"/>
-      <w:lvlText w:val=""/>
-      <w:lvlJc w:val="left"/>
-      <w:pPr>
-        <w:ind w:left="0" w:firstLine="0"/>
-      </w:pPr>
-      <w:rPr/>
-    </w:lvl>
-    <w:lvl w:ilvl="4">
-      <w:start w:val="1"/>
-      <w:numFmt w:val="bullet"/>
-      <w:lvlText w:val=""/>
-      <w:lvlJc w:val="left"/>
-      <w:pPr>
-        <w:ind w:left="0" w:firstLine="0"/>
-      </w:pPr>
-      <w:rPr/>
-    </w:lvl>
-    <w:lvl w:ilvl="5">
-      <w:start w:val="1"/>
-      <w:numFmt w:val="bullet"/>
-      <w:lvlText w:val=""/>
-      <w:lvlJc w:val="left"/>
-      <w:pPr>
-        <w:ind w:left="0" w:firstLine="0"/>
-      </w:pPr>
-      <w:rPr/>
-    </w:lvl>
-    <w:lvl w:ilvl="6">
-      <w:start w:val="1"/>
-      <w:numFmt w:val="bullet"/>
-      <w:lvlText w:val=""/>
-      <w:lvlJc w:val="left"/>
-      <w:pPr>
-        <w:ind w:left="0" w:firstLine="0"/>
-      </w:pPr>
-      <w:rPr/>
-    </w:lvl>
-    <w:lvl w:ilvl="7">
-      <w:start w:val="1"/>
-      <w:numFmt w:val="bullet"/>
-      <w:lvlText w:val=""/>
-      <w:lvlJc w:val="left"/>
-      <w:pPr>
-        <w:ind w:left="0" w:firstLine="0"/>
-      </w:pPr>
-      <w:rPr/>
-    </w:lvl>
-    <w:lvl w:ilvl="8">
-      <w:start w:val="1"/>
-      <w:numFmt w:val="bullet"/>
-      <w:lvlText w:val=""/>
-      <w:lvlJc w:val="left"/>
-      <w:pPr>
-        <w:ind w:left="0" w:firstLine="0"/>
-      </w:pPr>
-      <w:rPr/>
-    </w:lvl>
-  </w:abstractNum>
-  <w:abstractNum w:abstractNumId="16">
     <w:lvl w:ilvl="0">
       <w:start w:val="1"/>
       <w:numFmt w:val="bullet"/>
@@ -22068,9 +19263,6 @@
   </w:num>
   <w:num w:numId="15">
     <w:abstractNumId w:val="15"/>
-  </w:num>
-  <w:num w:numId="16">
-    <w:abstractNumId w:val="16"/>
   </w:num>
 </w:numbering>
 </file>
@@ -22484,118 +19676,6 @@
       </w:tblCellMar>
     </w:tblPr>
   </w:style>
-  <w:style w:type="table" w:styleId="Table16">
-    <w:basedOn w:val="TableNormal"/>
-    <w:pPr>
-      <w:spacing w:after="0" w:line="240" w:lineRule="auto"/>
-    </w:pPr>
-    <w:tblPr>
-      <w:tblStyleRowBandSize w:val="1"/>
-      <w:tblStyleColBandSize w:val="1"/>
-      <w:tblCellMar>
-        <w:top w:w="80.0" w:type="dxa"/>
-        <w:left w:w="160.0" w:type="dxa"/>
-        <w:bottom w:w="80.0" w:type="dxa"/>
-        <w:right w:w="160.0" w:type="dxa"/>
-      </w:tblCellMar>
-    </w:tblPr>
-  </w:style>
-  <w:style w:type="table" w:styleId="Table17">
-    <w:basedOn w:val="TableNormal"/>
-    <w:pPr>
-      <w:spacing w:after="0" w:line="240" w:lineRule="auto"/>
-    </w:pPr>
-    <w:tblPr>
-      <w:tblStyleRowBandSize w:val="1"/>
-      <w:tblStyleColBandSize w:val="1"/>
-      <w:tblCellMar>
-        <w:top w:w="80.0" w:type="dxa"/>
-        <w:left w:w="160.0" w:type="dxa"/>
-        <w:bottom w:w="80.0" w:type="dxa"/>
-        <w:right w:w="160.0" w:type="dxa"/>
-      </w:tblCellMar>
-    </w:tblPr>
-  </w:style>
-  <w:style w:type="table" w:styleId="Table18">
-    <w:basedOn w:val="TableNormal"/>
-    <w:pPr>
-      <w:spacing w:after="0" w:line="240" w:lineRule="auto"/>
-    </w:pPr>
-    <w:tblPr>
-      <w:tblStyleRowBandSize w:val="1"/>
-      <w:tblStyleColBandSize w:val="1"/>
-      <w:tblCellMar>
-        <w:top w:w="80.0" w:type="dxa"/>
-        <w:left w:w="160.0" w:type="dxa"/>
-        <w:bottom w:w="80.0" w:type="dxa"/>
-        <w:right w:w="160.0" w:type="dxa"/>
-      </w:tblCellMar>
-    </w:tblPr>
-  </w:style>
-  <w:style w:type="table" w:styleId="Table19">
-    <w:basedOn w:val="TableNormal"/>
-    <w:pPr>
-      <w:spacing w:after="0" w:line="240" w:lineRule="auto"/>
-    </w:pPr>
-    <w:tblPr>
-      <w:tblStyleRowBandSize w:val="1"/>
-      <w:tblStyleColBandSize w:val="1"/>
-      <w:tblCellMar>
-        <w:top w:w="80.0" w:type="dxa"/>
-        <w:left w:w="160.0" w:type="dxa"/>
-        <w:bottom w:w="80.0" w:type="dxa"/>
-        <w:right w:w="160.0" w:type="dxa"/>
-      </w:tblCellMar>
-    </w:tblPr>
-  </w:style>
-  <w:style w:type="table" w:styleId="Table20">
-    <w:basedOn w:val="TableNormal"/>
-    <w:pPr>
-      <w:spacing w:after="0" w:line="240" w:lineRule="auto"/>
-    </w:pPr>
-    <w:tblPr>
-      <w:tblStyleRowBandSize w:val="1"/>
-      <w:tblStyleColBandSize w:val="1"/>
-      <w:tblCellMar>
-        <w:top w:w="80.0" w:type="dxa"/>
-        <w:left w:w="160.0" w:type="dxa"/>
-        <w:bottom w:w="80.0" w:type="dxa"/>
-        <w:right w:w="160.0" w:type="dxa"/>
-      </w:tblCellMar>
-    </w:tblPr>
-  </w:style>
-  <w:style w:type="table" w:styleId="Table21">
-    <w:basedOn w:val="TableNormal"/>
-    <w:pPr>
-      <w:spacing w:after="0" w:line="240" w:lineRule="auto"/>
-    </w:pPr>
-    <w:tblPr>
-      <w:tblStyleRowBandSize w:val="1"/>
-      <w:tblStyleColBandSize w:val="1"/>
-      <w:tblCellMar>
-        <w:top w:w="80.0" w:type="dxa"/>
-        <w:left w:w="160.0" w:type="dxa"/>
-        <w:bottom w:w="80.0" w:type="dxa"/>
-        <w:right w:w="160.0" w:type="dxa"/>
-      </w:tblCellMar>
-    </w:tblPr>
-  </w:style>
-  <w:style w:type="table" w:styleId="Table22">
-    <w:basedOn w:val="TableNormal"/>
-    <w:pPr>
-      <w:spacing w:after="0" w:line="240" w:lineRule="auto"/>
-    </w:pPr>
-    <w:tblPr>
-      <w:tblStyleRowBandSize w:val="1"/>
-      <w:tblStyleColBandSize w:val="1"/>
-      <w:tblCellMar>
-        <w:top w:w="80.0" w:type="dxa"/>
-        <w:left w:w="160.0" w:type="dxa"/>
-        <w:bottom w:w="80.0" w:type="dxa"/>
-        <w:right w:w="160.0" w:type="dxa"/>
-      </w:tblCellMar>
-    </w:tblPr>
-  </w:style>
 </w:styles>
 </file>
 
